--- a/МАРКЕТИНГ ЭОИТП.docx
+++ b/МАРКЕТИНГ ЭОИТП.docx
@@ -329,31 +329,7 @@
                 <w:lang w:eastAsia="ru-RU"/>
                 <w14:ligatures w14:val="none"/>
               </w:rPr>
-              <w:t xml:space="preserve">Г.С. </w:t>
-            </w:r>
-            <w:proofErr w:type="spellStart"/>
-            <w:r>
-              <w:rPr>
-                <w:rFonts w:ascii="Times New Roman" w:eastAsia="Times New Roman" w:hAnsi="Times New Roman" w:cs="Times New Roman"/>
-                <w:kern w:val="0"/>
-                <w:sz w:val="24"/>
-                <w:szCs w:val="24"/>
-                <w:lang w:eastAsia="ru-RU"/>
-                <w14:ligatures w14:val="none"/>
-              </w:rPr>
-              <w:t>Армашова</w:t>
-            </w:r>
-            <w:proofErr w:type="spellEnd"/>
-            <w:r>
-              <w:rPr>
-                <w:rFonts w:ascii="Times New Roman" w:eastAsia="Times New Roman" w:hAnsi="Times New Roman" w:cs="Times New Roman"/>
-                <w:kern w:val="0"/>
-                <w:sz w:val="24"/>
-                <w:szCs w:val="24"/>
-                <w:lang w:eastAsia="ru-RU"/>
-                <w14:ligatures w14:val="none"/>
-              </w:rPr>
-              <w:t>-Тельник</w:t>
+              <w:t>Г.С. Армашова-Тельник</w:t>
             </w:r>
           </w:p>
         </w:tc>
@@ -1210,7 +1186,6 @@
               </w:rPr>
               <w:t xml:space="preserve">. </w:t>
             </w:r>
-            <w:proofErr w:type="spellStart"/>
             <w:r>
               <w:rPr>
                 <w:rFonts w:ascii="Times New Roman" w:eastAsia="Times New Roman" w:hAnsi="Times New Roman" w:cs="Times New Roman"/>
@@ -1222,7 +1197,6 @@
               </w:rPr>
               <w:t>Халикова</w:t>
             </w:r>
-            <w:proofErr w:type="spellEnd"/>
           </w:p>
         </w:tc>
       </w:tr>
@@ -1622,16 +1596,7 @@
           <w:sz w:val="24"/>
           <w:szCs w:val="24"/>
         </w:rPr>
-        <w:t xml:space="preserve"> - </w:t>
-      </w:r>
-      <w:r>
-        <w:rPr>
-          <w:rFonts w:ascii="Times New Roman" w:hAnsi="Times New Roman" w:cs="Times New Roman"/>
-          <w:color w:val="auto"/>
-          <w:sz w:val="24"/>
-          <w:szCs w:val="24"/>
-        </w:rPr>
-        <w:t>Глоссарий</w:t>
+        <w:t xml:space="preserve"> - Глоссарий</w:t>
       </w:r>
     </w:p>
     <w:tbl>
@@ -1953,7 +1918,6 @@
                 <w:szCs w:val="24"/>
               </w:rPr>
             </w:pPr>
-            <w:proofErr w:type="spellStart"/>
             <w:r>
               <w:rPr>
                 <w:rFonts w:ascii="Times New Roman" w:hAnsi="Times New Roman" w:cs="Times New Roman"/>
@@ -1962,7 +1926,6 @@
               </w:rPr>
               <w:t>Retention</w:t>
             </w:r>
-            <w:proofErr w:type="spellEnd"/>
           </w:p>
         </w:tc>
         <w:tc>
@@ -2131,25 +2094,7 @@
                 <w:sz w:val="24"/>
                 <w:szCs w:val="24"/>
               </w:rPr>
-              <w:t xml:space="preserve">Система управления взаимоотношениями с пользователями и </w:t>
-            </w:r>
-            <w:proofErr w:type="spellStart"/>
-            <w:r>
-              <w:rPr>
-                <w:rFonts w:ascii="Times New Roman" w:hAnsi="Times New Roman" w:cs="Times New Roman"/>
-                <w:sz w:val="24"/>
-                <w:szCs w:val="24"/>
-              </w:rPr>
-              <w:t>лидами</w:t>
-            </w:r>
-            <w:proofErr w:type="spellEnd"/>
-            <w:r>
-              <w:rPr>
-                <w:rFonts w:ascii="Times New Roman" w:hAnsi="Times New Roman" w:cs="Times New Roman"/>
-                <w:sz w:val="24"/>
-                <w:szCs w:val="24"/>
-              </w:rPr>
-              <w:t>.</w:t>
+              <w:t>Система управления взаимоотношениями с пользователями и лидами.</w:t>
             </w:r>
           </w:p>
         </w:tc>
@@ -2180,7 +2125,6 @@
                 <w:szCs w:val="24"/>
               </w:rPr>
             </w:pPr>
-            <w:proofErr w:type="spellStart"/>
             <w:r>
               <w:rPr>
                 <w:rFonts w:ascii="Times New Roman" w:hAnsi="Times New Roman" w:cs="Times New Roman"/>
@@ -2189,7 +2133,6 @@
               </w:rPr>
               <w:t>Persona</w:t>
             </w:r>
-            <w:proofErr w:type="spellEnd"/>
           </w:p>
         </w:tc>
         <w:tc>
@@ -2251,7 +2194,6 @@
                 <w:szCs w:val="24"/>
               </w:rPr>
             </w:pPr>
-            <w:proofErr w:type="spellStart"/>
             <w:r>
               <w:rPr>
                 <w:rFonts w:ascii="Times New Roman" w:hAnsi="Times New Roman" w:cs="Times New Roman"/>
@@ -2260,7 +2202,6 @@
               </w:rPr>
               <w:t>Touchpoint</w:t>
             </w:r>
-            <w:proofErr w:type="spellEnd"/>
           </w:p>
         </w:tc>
         <w:tc>
@@ -2391,7 +2332,6 @@
                 <w:szCs w:val="24"/>
               </w:rPr>
             </w:pPr>
-            <w:proofErr w:type="spellStart"/>
             <w:r>
               <w:rPr>
                 <w:rFonts w:ascii="Times New Roman" w:hAnsi="Times New Roman" w:cs="Times New Roman"/>
@@ -2400,7 +2340,6 @@
               </w:rPr>
               <w:t>Onboarding</w:t>
             </w:r>
-            <w:proofErr w:type="spellEnd"/>
           </w:p>
         </w:tc>
         <w:tc>
@@ -2531,7 +2470,6 @@
                 <w:szCs w:val="24"/>
               </w:rPr>
             </w:pPr>
-            <w:proofErr w:type="spellStart"/>
             <w:r>
               <w:rPr>
                 <w:rFonts w:ascii="Times New Roman" w:hAnsi="Times New Roman" w:cs="Times New Roman"/>
@@ -2540,7 +2478,6 @@
               </w:rPr>
               <w:t>Funnel</w:t>
             </w:r>
-            <w:proofErr w:type="spellEnd"/>
           </w:p>
         </w:tc>
         <w:tc>
@@ -2672,15 +2609,7 @@
         <w:pStyle w:val="a4"/>
       </w:pPr>
       <w:r>
-        <w:t xml:space="preserve">Проект относится к сегменту образовательных цифровых сервисов и студенческих платформ обмена контентом. Рынок для такого решения формируется на пересечении </w:t>
-      </w:r>
-      <w:proofErr w:type="spellStart"/>
-      <w:r>
-        <w:t>EdTech</w:t>
-      </w:r>
-      <w:proofErr w:type="spellEnd"/>
-      <w:r>
-        <w:t>, мобильных приложений, сервисов совместной работы и неформального обмена учебными материалами.</w:t>
+        <w:t>Проект относится к сегменту образовательных цифровых сервисов и студенческих платформ обмена контентом. Рынок для такого решения формируется на пересечении EdTech, мобильных приложений, сервисов совместной работы и неформального обмена учебными материалами.</w:t>
       </w:r>
     </w:p>
     <w:p>
@@ -2721,37 +2650,7 @@
           <w:szCs w:val="24"/>
           <w:shd w:val="clear" w:color="auto" w:fill="FFFFFF"/>
         </w:rPr>
-        <w:t>2.</w:t>
-      </w:r>
-      <w:r>
-        <w:rPr>
-          <w:rFonts w:ascii="Times New Roman" w:hAnsi="Times New Roman" w:cs="Times New Roman"/>
-          <w:color w:val="0D0D0D"/>
-          <w:sz w:val="24"/>
-          <w:szCs w:val="24"/>
-          <w:shd w:val="clear" w:color="auto" w:fill="FFFFFF"/>
-        </w:rPr>
-        <w:t>2</w:t>
-      </w:r>
-      <w:r>
-        <w:rPr>
-          <w:rFonts w:ascii="Times New Roman" w:hAnsi="Times New Roman" w:cs="Times New Roman"/>
-          <w:color w:val="0D0D0D"/>
-          <w:sz w:val="24"/>
-          <w:szCs w:val="24"/>
-          <w:shd w:val="clear" w:color="auto" w:fill="FFFFFF"/>
-        </w:rPr>
-        <w:t xml:space="preserve"> </w:t>
-      </w:r>
-      <w:r>
-        <w:rPr>
-          <w:rFonts w:ascii="Times New Roman" w:hAnsi="Times New Roman" w:cs="Times New Roman"/>
-          <w:color w:val="0D0D0D"/>
-          <w:sz w:val="24"/>
-          <w:szCs w:val="24"/>
-          <w:shd w:val="clear" w:color="auto" w:fill="FFFFFF"/>
-        </w:rPr>
-        <w:t>Конкурентный анализ</w:t>
+        <w:t>2.2 Конкурентный анализ</w:t>
       </w:r>
     </w:p>
     <w:p>
@@ -2759,10 +2658,7 @@
         <w:pStyle w:val="a4"/>
       </w:pPr>
       <w:r>
-        <w:t>Для проекта характерна не только конкуренция с похожими приложениями, но и конкуренция с привычными пользовательскими привычками. Главными альтернативами выступают мессенджеры, облачные хранилища, университетские LMS и неструктурированные чаты студенческих групп. Именно они сегодня заменяют отдельный специализированный сервис в повседневной практике.</w:t>
-      </w:r>
-      <w:r>
-        <w:t xml:space="preserve"> Анализ конкурентов представлен на таблице 2.</w:t>
+        <w:t>Для проекта характерна не только конкуренция с похожими приложениями, но и конкуренция с привычными пользовательскими привычками. Главными альтернативами выступают мессенджеры, облачные хранилища, университетские LMS и неструктурированные чаты студенческих групп. Именно они сегодня заменяют отдельный специализированный сервис в повседневной практике. Анализ конкурентов представлен на таблице 2.</w:t>
       </w:r>
     </w:p>
     <w:p>
@@ -3825,15 +3721,7 @@
               <w:pStyle w:val="a4"/>
             </w:pPr>
             <w:r>
-              <w:t>P (</w:t>
-            </w:r>
-            <w:proofErr w:type="spellStart"/>
-            <w:r>
-              <w:t>Political</w:t>
-            </w:r>
-            <w:proofErr w:type="spellEnd"/>
-            <w:r>
-              <w:t>). Политические</w:t>
+              <w:t>P (Political). Политические</w:t>
             </w:r>
           </w:p>
           <w:p>
@@ -4100,15 +3988,7 @@
               <w:pStyle w:val="a4"/>
             </w:pPr>
             <w:r>
-              <w:t>S (</w:t>
-            </w:r>
-            <w:proofErr w:type="spellStart"/>
-            <w:r>
-              <w:t>Socio-Cultural</w:t>
-            </w:r>
-            <w:proofErr w:type="spellEnd"/>
-            <w:r>
-              <w:t>). Социальные</w:t>
+              <w:t>S (Socio-Cultural). Социальные</w:t>
             </w:r>
           </w:p>
           <w:p>
@@ -4182,15 +4062,7 @@
               <w:t xml:space="preserve"> </w:t>
             </w:r>
             <w:r>
-              <w:t>(</w:t>
-            </w:r>
-            <w:proofErr w:type="spellStart"/>
-            <w:r>
-              <w:t>Technological</w:t>
-            </w:r>
-            <w:proofErr w:type="spellEnd"/>
-            <w:r>
-              <w:t>)</w:t>
+              <w:t>(Technological)</w:t>
             </w:r>
             <w:r>
               <w:t>.</w:t>
@@ -4400,15 +4272,7 @@
               <w:ind w:firstLine="0"/>
             </w:pPr>
             <w:r>
-              <w:t>Сильные стороны (</w:t>
-            </w:r>
-            <w:proofErr w:type="spellStart"/>
-            <w:r>
-              <w:t>Strengths</w:t>
-            </w:r>
-            <w:proofErr w:type="spellEnd"/>
-            <w:r>
-              <w:t>)</w:t>
+              <w:t>Сильные стороны (Strengths)</w:t>
             </w:r>
           </w:p>
         </w:tc>
@@ -4422,15 +4286,7 @@
               <w:ind w:firstLine="0"/>
             </w:pPr>
             <w:r>
-              <w:t>Слабые стороны (</w:t>
-            </w:r>
-            <w:proofErr w:type="spellStart"/>
-            <w:r>
-              <w:t>Weaknesses</w:t>
-            </w:r>
-            <w:proofErr w:type="spellEnd"/>
-            <w:r>
-              <w:t>)</w:t>
+              <w:t>Слабые стороны (Weaknesses)</w:t>
             </w:r>
           </w:p>
         </w:tc>
@@ -4683,15 +4539,7 @@
               <w:ind w:firstLine="0"/>
             </w:pPr>
             <w:r>
-              <w:t>Возможности (</w:t>
-            </w:r>
-            <w:proofErr w:type="spellStart"/>
-            <w:r>
-              <w:t>Opportunities</w:t>
-            </w:r>
-            <w:proofErr w:type="spellEnd"/>
-            <w:r>
-              <w:t>)</w:t>
+              <w:t>Возможности (Opportunities)</w:t>
             </w:r>
           </w:p>
         </w:tc>
@@ -4705,15 +4553,7 @@
               <w:ind w:firstLine="0"/>
             </w:pPr>
             <w:r>
-              <w:t>Угрозы (</w:t>
-            </w:r>
-            <w:proofErr w:type="spellStart"/>
-            <w:r>
-              <w:t>Threats</w:t>
-            </w:r>
-            <w:proofErr w:type="spellEnd"/>
-            <w:r>
-              <w:t>)</w:t>
+              <w:t>Угрозы (Threats)</w:t>
             </w:r>
           </w:p>
         </w:tc>
@@ -5061,6 +4901,18 @@
     </w:p>
     <w:p>
       <w:pPr>
+        <w:spacing w:after="0" w:line="360" w:lineRule="auto"/>
+        <w:ind w:firstLine="709"/>
+        <w:jc w:val="both"/>
+        <w:rPr>
+          <w:rFonts w:ascii="Times New Roman" w:hAnsi="Times New Roman" w:cs="Times New Roman"/>
+          <w:sz w:val="24"/>
+          <w:szCs w:val="24"/>
+        </w:rPr>
+      </w:pPr>
+    </w:p>
+    <w:p>
+      <w:pPr>
         <w:pStyle w:val="aa"/>
         <w:spacing w:after="0" w:line="360" w:lineRule="auto"/>
         <w:ind w:left="0" w:firstLine="709"/>
@@ -5081,6 +4933,7 @@
           <w:szCs w:val="24"/>
           <w:shd w:val="clear" w:color="auto" w:fill="FFFFFF"/>
         </w:rPr>
+        <w:lastRenderedPageBreak/>
         <w:t>2.4 Исследование целевой аудитории</w:t>
       </w:r>
     </w:p>
@@ -5089,7 +4942,6 @@
         <w:pStyle w:val="a4"/>
       </w:pPr>
       <w:r>
-        <w:lastRenderedPageBreak/>
         <w:t xml:space="preserve">Основной целевой аудиторией проекта являются студенты высших учебных заведений. По данным статистического сборника </w:t>
       </w:r>
       <w:r>
@@ -5145,15 +4997,7 @@
         <w:t>ИСИЭЗ НИУ ВШЭ</w:t>
       </w:r>
       <w:r>
-        <w:t xml:space="preserve"> совместно с Минобрнауки России, </w:t>
-      </w:r>
-      <w:proofErr w:type="spellStart"/>
-      <w:r>
-        <w:t>Минпросвещения</w:t>
-      </w:r>
-      <w:proofErr w:type="spellEnd"/>
-      <w:r>
-        <w:t xml:space="preserve"> России и Росстатом, отмечается, что численность студентов по этим программам </w:t>
+        <w:t xml:space="preserve"> совместно с Минобрнауки России, Минпросвещения России и Росстатом, отмечается, что численность студентов по этим программам </w:t>
       </w:r>
       <w:r>
         <w:rPr>
@@ -5495,6 +5339,7 @@
           <w:szCs w:val="24"/>
           <w:shd w:val="clear" w:color="auto" w:fill="FFFFFF"/>
         </w:rPr>
+        <w:lastRenderedPageBreak/>
         <w:t>2.5 Анализ продукта</w:t>
       </w:r>
     </w:p>
@@ -5503,7 +5348,6 @@
         <w:pStyle w:val="a4"/>
       </w:pPr>
       <w:r>
-        <w:lastRenderedPageBreak/>
         <w:t>Проект представляет собой цифровую платформу, предназначенную для поиска, загрузки, хранения и обмена учебными материалами по различным дисциплинам. В приложении предполагается размещение конспектов лекций, презентаций, практических и лабораторных работ, методических материалов, вопросов к зачётам и экзаменам, а также иных файлов, используемых студентами в процессе обучения.</w:t>
       </w:r>
     </w:p>
@@ -5512,10 +5356,7 @@
         <w:pStyle w:val="a4"/>
       </w:pPr>
       <w:r>
-        <w:t>В отличие от обмена файлами через мессенджеры и социальные сети, приложение будет обеспечивать структурированное хранение материалов и быстрый доступ к ним за счёт системы категорий и фильтров. Пользователи смогут сортировать материалы по вузу, факультету, дисциплине, преподавателю, курсу и семестру, а также выполнять поиск, скачивание, сохранение в избранное и просмотр комментариев.</w:t>
-      </w:r>
-      <w:r>
-        <w:t xml:space="preserve"> Общий анализ продукта представлен на таблице 3.</w:t>
+        <w:t>В отличие от обмена файлами через мессенджеры и социальные сети, приложение будет обеспечивать структурированное хранение материалов и быстрый доступ к ним за счёт системы категорий и фильтров. Пользователи смогут сортировать материалы по вузу, факультету, дисциплине, преподавателю, курсу и семестру, а также выполнять поиск, скачивание, сохранение в избранное и просмотр комментариев. Общий анализ продукта представлен на таблице 3.</w:t>
       </w:r>
     </w:p>
     <w:p>
@@ -6200,16 +6041,16 @@
         <w:pStyle w:val="a4"/>
       </w:pPr>
       <w:r>
-        <w:t>Цели маркетинговой стратегии должны быть связаны не только с ростом числа регистраций, но и с развитием активного пользовательского сообщества. Для проекта критично не просто привести пользователей, а удержать их, сформировать привычку возвращаться к приложению и добавлять материалы.</w:t>
-      </w:r>
-      <w:r>
-        <w:t xml:space="preserve"> Постановка целей и </w:t>
+        <w:t xml:space="preserve">Цели маркетинговой стратегии должны быть связаны не только с ростом числа регистраций, но и с развитием активного пользовательского сообщества. Для проекта критично не просто привести пользователей, а удержать их, сформировать привычку возвращаться к приложению и добавлять материалы. Постановка целей и </w:t>
       </w:r>
       <w:r>
         <w:rPr>
           <w:lang w:val="en-US"/>
         </w:rPr>
-        <w:t xml:space="preserve">KPI </w:t>
+        <w:t>KPI</w:t>
+      </w:r>
+      <w:r>
+        <w:t xml:space="preserve"> </w:t>
       </w:r>
       <w:r>
         <w:t>представлена на таблице 4.</w:t>
@@ -6777,76 +6618,40 @@
                 <w:sz w:val="24"/>
                 <w:szCs w:val="28"/>
               </w:rPr>
-              <w:t xml:space="preserve">MAU, </w:t>
-            </w:r>
-            <w:proofErr w:type="spellStart"/>
-            <w:r>
+              <w:t>MAU, retention 30d, число загрузок</w:t>
+            </w:r>
+          </w:p>
+        </w:tc>
+        <w:tc>
+          <w:tcPr>
+            <w:tcW w:w="2551" w:type="dxa"/>
+            <w:shd w:val="clear" w:color="auto" w:fill="auto"/>
+            <w:tcMar>
+              <w:top w:w="70" w:type="dxa"/>
+              <w:left w:w="70" w:type="dxa"/>
+              <w:bottom w:w="70" w:type="dxa"/>
+              <w:right w:w="70" w:type="dxa"/>
+            </w:tcMar>
+            <w:vAlign w:val="center"/>
+            <w:hideMark/>
+          </w:tcPr>
+          <w:p>
+            <w:pPr>
+              <w:spacing w:line="360" w:lineRule="auto"/>
+              <w:jc w:val="both"/>
               <w:rPr>
                 <w:rFonts w:ascii="Times New Roman" w:hAnsi="Times New Roman" w:cs="Times New Roman"/>
                 <w:sz w:val="24"/>
                 <w:szCs w:val="28"/>
               </w:rPr>
-              <w:t>retention</w:t>
-            </w:r>
-            <w:proofErr w:type="spellEnd"/>
+            </w:pPr>
             <w:r>
               <w:rPr>
                 <w:rFonts w:ascii="Times New Roman" w:hAnsi="Times New Roman" w:cs="Times New Roman"/>
                 <w:sz w:val="24"/>
                 <w:szCs w:val="28"/>
               </w:rPr>
-              <w:t xml:space="preserve"> 30d, число загрузок</w:t>
-            </w:r>
-          </w:p>
-        </w:tc>
-        <w:tc>
-          <w:tcPr>
-            <w:tcW w:w="2551" w:type="dxa"/>
-            <w:shd w:val="clear" w:color="auto" w:fill="auto"/>
-            <w:tcMar>
-              <w:top w:w="70" w:type="dxa"/>
-              <w:left w:w="70" w:type="dxa"/>
-              <w:bottom w:w="70" w:type="dxa"/>
-              <w:right w:w="70" w:type="dxa"/>
-            </w:tcMar>
-            <w:vAlign w:val="center"/>
-            <w:hideMark/>
-          </w:tcPr>
-          <w:p>
-            <w:pPr>
-              <w:spacing w:line="360" w:lineRule="auto"/>
-              <w:jc w:val="both"/>
-              <w:rPr>
-                <w:rFonts w:ascii="Times New Roman" w:hAnsi="Times New Roman" w:cs="Times New Roman"/>
-                <w:sz w:val="24"/>
-                <w:szCs w:val="28"/>
-              </w:rPr>
-            </w:pPr>
-            <w:r>
-              <w:rPr>
-                <w:rFonts w:ascii="Times New Roman" w:hAnsi="Times New Roman" w:cs="Times New Roman"/>
-                <w:sz w:val="24"/>
-                <w:szCs w:val="28"/>
-              </w:rPr>
-              <w:t xml:space="preserve">500 материалов, 250 активных авторов, </w:t>
-            </w:r>
-            <w:proofErr w:type="spellStart"/>
-            <w:r>
-              <w:rPr>
-                <w:rFonts w:ascii="Times New Roman" w:hAnsi="Times New Roman" w:cs="Times New Roman"/>
-                <w:sz w:val="24"/>
-                <w:szCs w:val="28"/>
-              </w:rPr>
-              <w:t>retention</w:t>
-            </w:r>
-            <w:proofErr w:type="spellEnd"/>
-            <w:r>
-              <w:rPr>
-                <w:rFonts w:ascii="Times New Roman" w:hAnsi="Times New Roman" w:cs="Times New Roman"/>
-                <w:sz w:val="24"/>
-                <w:szCs w:val="28"/>
-              </w:rPr>
-              <w:t xml:space="preserve"> 30d не ниже 25%</w:t>
+              <w:t>500 материалов, 250 активных авторов, retention 30d не ниже 25%</w:t>
             </w:r>
           </w:p>
         </w:tc>
@@ -7100,10 +6905,7 @@
         <w:pStyle w:val="a4"/>
       </w:pPr>
       <w:r>
-        <w:t>Позиционирование проекта: мобильное приложение для студентов, которое заменяет хаотичный обмен файлами в чатах на удобную, понятную и структурированную среду для учебных материалов.</w:t>
-      </w:r>
-      <w:r>
-        <w:t xml:space="preserve"> Позиционирование и УТП представлены на таблице 5.</w:t>
+        <w:t>Позиционирование проекта: мобильное приложение для студентов, которое заменяет хаотичный обмен файлами в чатах на удобную, понятную и структурированную среду для учебных материалов. Позиционирование и УТП представлены на таблице 5.</w:t>
       </w:r>
     </w:p>
     <w:p>
@@ -7536,15 +7338,7 @@
         <w:pStyle w:val="a4"/>
       </w:pPr>
       <w:r>
-        <w:t xml:space="preserve">Ключевая маркетинговая идея заключается в том, что проект решает не абстрактную цифровую задачу, а очень конкретную бытовую проблему студента: где быстро найти полезный материал и как не потерять его в потоке сообщений, файлов и пересылок. Следовательно, коммуникация должна строиться вокруг простых выгод: быстрее, удобнее, </w:t>
-      </w:r>
-      <w:proofErr w:type="spellStart"/>
-      <w:r>
-        <w:t>структурированнее</w:t>
-      </w:r>
-      <w:proofErr w:type="spellEnd"/>
-      <w:r>
-        <w:t>, безопаснее.</w:t>
+        <w:t>Ключевая маркетинговая идея заключается в том, что проект решает не абстрактную цифровую задачу, а очень конкретную бытовую проблему студента: где быстро найти полезный материал и как не потерять его в потоке сообщений, файлов и пересылок. Следовательно, коммуникация должна строиться вокруг простых выгод: быстрее, удобнее, структурированнее, безопаснее.</w:t>
       </w:r>
     </w:p>
     <w:p>
@@ -7924,25 +7718,7 @@
                 <w:sz w:val="24"/>
                 <w:szCs w:val="24"/>
               </w:rPr>
-              <w:t xml:space="preserve">VK, Telegram, короткие посты, </w:t>
-            </w:r>
-            <w:proofErr w:type="spellStart"/>
-            <w:r>
-              <w:rPr>
-                <w:rFonts w:ascii="Times New Roman" w:hAnsi="Times New Roman" w:cs="Times New Roman"/>
-                <w:sz w:val="24"/>
-                <w:szCs w:val="24"/>
-              </w:rPr>
-              <w:t>сторис</w:t>
-            </w:r>
-            <w:proofErr w:type="spellEnd"/>
-            <w:r>
-              <w:rPr>
-                <w:rFonts w:ascii="Times New Roman" w:hAnsi="Times New Roman" w:cs="Times New Roman"/>
-                <w:sz w:val="24"/>
-                <w:szCs w:val="24"/>
-              </w:rPr>
-              <w:t>, опросы</w:t>
+              <w:t>VK, Telegram, короткие посты, сторис, опросы</w:t>
             </w:r>
           </w:p>
         </w:tc>
@@ -8329,54 +8105,8 @@
                 <w:sz w:val="24"/>
                 <w:szCs w:val="24"/>
               </w:rPr>
-              <w:t xml:space="preserve">VK </w:t>
-            </w:r>
-            <w:proofErr w:type="spellStart"/>
-            <w:r>
-              <w:rPr>
-                <w:rFonts w:ascii="Times New Roman" w:hAnsi="Times New Roman" w:cs="Times New Roman"/>
-                <w:sz w:val="24"/>
-                <w:szCs w:val="24"/>
-              </w:rPr>
-              <w:t>Ads</w:t>
-            </w:r>
-            <w:proofErr w:type="spellEnd"/>
-            <w:r>
-              <w:rPr>
-                <w:rFonts w:ascii="Times New Roman" w:hAnsi="Times New Roman" w:cs="Times New Roman"/>
-                <w:sz w:val="24"/>
-                <w:szCs w:val="24"/>
-              </w:rPr>
-              <w:t xml:space="preserve">, клики на </w:t>
-            </w:r>
-            <w:proofErr w:type="spellStart"/>
-            <w:r>
-              <w:rPr>
-                <w:rFonts w:ascii="Times New Roman" w:hAnsi="Times New Roman" w:cs="Times New Roman"/>
-                <w:sz w:val="24"/>
-                <w:szCs w:val="24"/>
-              </w:rPr>
-              <w:t>лендинг</w:t>
-            </w:r>
-            <w:proofErr w:type="spellEnd"/>
-            <w:r>
-              <w:rPr>
-                <w:rFonts w:ascii="Times New Roman" w:hAnsi="Times New Roman" w:cs="Times New Roman"/>
-                <w:sz w:val="24"/>
-                <w:szCs w:val="24"/>
-              </w:rPr>
-              <w:t xml:space="preserve">, </w:t>
-            </w:r>
-            <w:proofErr w:type="spellStart"/>
-            <w:r>
-              <w:rPr>
-                <w:rFonts w:ascii="Times New Roman" w:hAnsi="Times New Roman" w:cs="Times New Roman"/>
-                <w:sz w:val="24"/>
-                <w:szCs w:val="24"/>
-              </w:rPr>
-              <w:t>ретаргетинг</w:t>
-            </w:r>
-            <w:proofErr w:type="spellEnd"/>
+              <w:t>VK Ads, клики на лендинг, ретаргетинг</w:t>
+            </w:r>
           </w:p>
         </w:tc>
         <w:tc>
@@ -8436,23 +8166,13 @@
                 <w:szCs w:val="24"/>
               </w:rPr>
             </w:pPr>
-            <w:proofErr w:type="spellStart"/>
-            <w:r>
-              <w:rPr>
-                <w:rFonts w:ascii="Times New Roman" w:hAnsi="Times New Roman" w:cs="Times New Roman"/>
-                <w:sz w:val="24"/>
-                <w:szCs w:val="24"/>
-              </w:rPr>
-              <w:t>Influencer</w:t>
-            </w:r>
-            <w:proofErr w:type="spellEnd"/>
-            <w:r>
-              <w:rPr>
-                <w:rFonts w:ascii="Times New Roman" w:hAnsi="Times New Roman" w:cs="Times New Roman"/>
-                <w:sz w:val="24"/>
-                <w:szCs w:val="24"/>
-              </w:rPr>
-              <w:t>-маркетинг</w:t>
+            <w:r>
+              <w:rPr>
+                <w:rFonts w:ascii="Times New Roman" w:hAnsi="Times New Roman" w:cs="Times New Roman"/>
+                <w:sz w:val="24"/>
+                <w:szCs w:val="24"/>
+              </w:rPr>
+              <w:t>Influencer-маркетинг</w:t>
             </w:r>
           </w:p>
         </w:tc>
@@ -8514,18 +8234,8 @@
                 <w:sz w:val="24"/>
                 <w:szCs w:val="24"/>
               </w:rPr>
-              <w:t xml:space="preserve">Студенческие блогеры, </w:t>
-            </w:r>
-            <w:proofErr w:type="spellStart"/>
-            <w:r>
-              <w:rPr>
-                <w:rFonts w:ascii="Times New Roman" w:hAnsi="Times New Roman" w:cs="Times New Roman"/>
-                <w:sz w:val="24"/>
-                <w:szCs w:val="24"/>
-              </w:rPr>
-              <w:t>микроинфлюенсеры</w:t>
-            </w:r>
-            <w:proofErr w:type="spellEnd"/>
+              <w:t>Студенческие блогеры, микроинфлюенсеры</w:t>
+            </w:r>
           </w:p>
         </w:tc>
         <w:tc>
@@ -8585,41 +8295,13 @@
                 <w:szCs w:val="24"/>
               </w:rPr>
             </w:pPr>
-            <w:proofErr w:type="spellStart"/>
-            <w:r>
-              <w:rPr>
-                <w:rFonts w:ascii="Times New Roman" w:hAnsi="Times New Roman" w:cs="Times New Roman"/>
-                <w:sz w:val="24"/>
-                <w:szCs w:val="24"/>
-              </w:rPr>
-              <w:t>Email</w:t>
-            </w:r>
-            <w:proofErr w:type="spellEnd"/>
-            <w:r>
-              <w:rPr>
-                <w:rFonts w:ascii="Times New Roman" w:hAnsi="Times New Roman" w:cs="Times New Roman"/>
-                <w:sz w:val="24"/>
-                <w:szCs w:val="24"/>
-              </w:rPr>
-              <w:t xml:space="preserve"> и </w:t>
-            </w:r>
-            <w:proofErr w:type="spellStart"/>
-            <w:r>
-              <w:rPr>
-                <w:rFonts w:ascii="Times New Roman" w:hAnsi="Times New Roman" w:cs="Times New Roman"/>
-                <w:sz w:val="24"/>
-                <w:szCs w:val="24"/>
-              </w:rPr>
-              <w:t>push</w:t>
-            </w:r>
-            <w:proofErr w:type="spellEnd"/>
-            <w:r>
-              <w:rPr>
-                <w:rFonts w:ascii="Times New Roman" w:hAnsi="Times New Roman" w:cs="Times New Roman"/>
-                <w:sz w:val="24"/>
-                <w:szCs w:val="24"/>
-              </w:rPr>
-              <w:t>-уведомления</w:t>
+            <w:r>
+              <w:rPr>
+                <w:rFonts w:ascii="Times New Roman" w:hAnsi="Times New Roman" w:cs="Times New Roman"/>
+                <w:sz w:val="24"/>
+                <w:szCs w:val="24"/>
+              </w:rPr>
+              <w:t>Email и push-уведомления</w:t>
             </w:r>
           </w:p>
         </w:tc>
@@ -9403,18 +9085,8 @@
                 <w:sz w:val="24"/>
                 <w:szCs w:val="24"/>
               </w:rPr>
-              <w:t xml:space="preserve">Статьи, гайды, страницы </w:t>
-            </w:r>
-            <w:proofErr w:type="spellStart"/>
-            <w:r>
-              <w:rPr>
-                <w:rFonts w:ascii="Times New Roman" w:hAnsi="Times New Roman" w:cs="Times New Roman"/>
-                <w:sz w:val="24"/>
-                <w:szCs w:val="24"/>
-              </w:rPr>
-              <w:t>лендинга</w:t>
-            </w:r>
-            <w:proofErr w:type="spellEnd"/>
+              <w:t>Статьи, гайды, страницы лендинга</w:t>
+            </w:r>
           </w:p>
         </w:tc>
       </w:tr>
@@ -9673,41 +9345,13 @@
                 <w:szCs w:val="24"/>
               </w:rPr>
             </w:pPr>
-            <w:proofErr w:type="spellStart"/>
-            <w:r>
-              <w:rPr>
-                <w:rFonts w:ascii="Times New Roman" w:hAnsi="Times New Roman" w:cs="Times New Roman"/>
-                <w:sz w:val="24"/>
-                <w:szCs w:val="24"/>
-              </w:rPr>
-              <w:t>Микрогранты</w:t>
-            </w:r>
-            <w:proofErr w:type="spellEnd"/>
-            <w:r>
-              <w:rPr>
-                <w:rFonts w:ascii="Times New Roman" w:hAnsi="Times New Roman" w:cs="Times New Roman"/>
-                <w:sz w:val="24"/>
-                <w:szCs w:val="24"/>
-              </w:rPr>
-              <w:t xml:space="preserve">, </w:t>
-            </w:r>
-            <w:proofErr w:type="spellStart"/>
-            <w:r>
-              <w:rPr>
-                <w:rFonts w:ascii="Times New Roman" w:hAnsi="Times New Roman" w:cs="Times New Roman"/>
-                <w:sz w:val="24"/>
-                <w:szCs w:val="24"/>
-              </w:rPr>
-              <w:t>мерч</w:t>
-            </w:r>
-            <w:proofErr w:type="spellEnd"/>
-            <w:r>
-              <w:rPr>
-                <w:rFonts w:ascii="Times New Roman" w:hAnsi="Times New Roman" w:cs="Times New Roman"/>
-                <w:sz w:val="24"/>
-                <w:szCs w:val="24"/>
-              </w:rPr>
-              <w:t>, поощрения</w:t>
+            <w:r>
+              <w:rPr>
+                <w:rFonts w:ascii="Times New Roman" w:hAnsi="Times New Roman" w:cs="Times New Roman"/>
+                <w:sz w:val="24"/>
+                <w:szCs w:val="24"/>
+              </w:rPr>
+              <w:t>Микрогранты, мерч, поощрения</w:t>
             </w:r>
           </w:p>
         </w:tc>
@@ -9744,18 +9388,8 @@
                 <w:sz w:val="24"/>
                 <w:szCs w:val="24"/>
               </w:rPr>
-              <w:t xml:space="preserve">PR и </w:t>
-            </w:r>
-            <w:proofErr w:type="spellStart"/>
-            <w:r>
-              <w:rPr>
-                <w:rFonts w:ascii="Times New Roman" w:hAnsi="Times New Roman" w:cs="Times New Roman"/>
-                <w:sz w:val="24"/>
-                <w:szCs w:val="24"/>
-              </w:rPr>
-              <w:t>микроинфлюенсеры</w:t>
-            </w:r>
-            <w:proofErr w:type="spellEnd"/>
+              <w:t>PR и микроинфлюенсеры</w:t>
+            </w:r>
           </w:p>
         </w:tc>
         <w:tc>
@@ -9887,43 +9521,7 @@
                 <w:sz w:val="24"/>
                 <w:szCs w:val="24"/>
               </w:rPr>
-              <w:t xml:space="preserve">CRM, </w:t>
-            </w:r>
-            <w:proofErr w:type="spellStart"/>
-            <w:r>
-              <w:rPr>
-                <w:rFonts w:ascii="Times New Roman" w:hAnsi="Times New Roman" w:cs="Times New Roman"/>
-                <w:sz w:val="24"/>
-                <w:szCs w:val="24"/>
-              </w:rPr>
-              <w:t>email</w:t>
-            </w:r>
-            <w:proofErr w:type="spellEnd"/>
-            <w:r>
-              <w:rPr>
-                <w:rFonts w:ascii="Times New Roman" w:hAnsi="Times New Roman" w:cs="Times New Roman"/>
-                <w:sz w:val="24"/>
-                <w:szCs w:val="24"/>
-              </w:rPr>
-              <w:t xml:space="preserve">, </w:t>
-            </w:r>
-            <w:proofErr w:type="spellStart"/>
-            <w:r>
-              <w:rPr>
-                <w:rFonts w:ascii="Times New Roman" w:hAnsi="Times New Roman" w:cs="Times New Roman"/>
-                <w:sz w:val="24"/>
-                <w:szCs w:val="24"/>
-              </w:rPr>
-              <w:t>push</w:t>
-            </w:r>
-            <w:proofErr w:type="spellEnd"/>
-            <w:r>
-              <w:rPr>
-                <w:rFonts w:ascii="Times New Roman" w:hAnsi="Times New Roman" w:cs="Times New Roman"/>
-                <w:sz w:val="24"/>
-                <w:szCs w:val="24"/>
-              </w:rPr>
-              <w:t xml:space="preserve"> и аналитика</w:t>
+              <w:t>CRM, email, push и аналитика</w:t>
             </w:r>
           </w:p>
         </w:tc>
@@ -10163,13 +9761,13 @@
         <w:pStyle w:val="a4"/>
       </w:pPr>
       <w:r>
-        <w:t>Общий бюджет базового маркетингового запуска составляет 660 000 руб. При необходимости бюджет может быть уменьшен за счёт большего акцента на органический рост и партнёрские каналы. Резерв нужен для быстрого усиления тех гипотез, которые покажут лучшую стоимость привлечения и лучшую конверсию в регистрацию.</w:t>
-      </w:r>
-      <w:r>
-        <w:t xml:space="preserve"> </w:t>
-      </w:r>
-      <w:r>
-        <w:t xml:space="preserve">Смета представлена на таблице </w:t>
+        <w:t xml:space="preserve">Общий бюджет базового маркетингового запуска составляет 660 000 руб. При необходимости бюджет может быть уменьшен за счёт большего акцента на органический рост и партнёрские каналы. Резерв нужен для быстрого усиления тех гипотез, которые покажут лучшую стоимость привлечения и лучшую конверсию в регистрацию. </w:t>
+      </w:r>
+      <w:r>
+        <w:t>Человеческие ресурсы</w:t>
+      </w:r>
+      <w:r>
+        <w:t xml:space="preserve"> на таблице </w:t>
       </w:r>
       <w:r>
         <w:t>8</w:t>
@@ -10650,25 +10248,7 @@
                 <w:sz w:val="24"/>
                 <w:szCs w:val="24"/>
               </w:rPr>
-              <w:t xml:space="preserve">Статьи, посты, сценарии, </w:t>
-            </w:r>
-            <w:proofErr w:type="spellStart"/>
-            <w:r>
-              <w:rPr>
-                <w:rFonts w:ascii="Times New Roman" w:hAnsi="Times New Roman" w:cs="Times New Roman"/>
-                <w:sz w:val="24"/>
-                <w:szCs w:val="24"/>
-              </w:rPr>
-              <w:t>email</w:t>
-            </w:r>
-            <w:proofErr w:type="spellEnd"/>
-            <w:r>
-              <w:rPr>
-                <w:rFonts w:ascii="Times New Roman" w:hAnsi="Times New Roman" w:cs="Times New Roman"/>
-                <w:sz w:val="24"/>
-                <w:szCs w:val="24"/>
-              </w:rPr>
-              <w:t>-цепочки</w:t>
+              <w:t>Статьи, посты, сценарии, email-цепочки</w:t>
             </w:r>
           </w:p>
         </w:tc>
@@ -10988,7 +10568,13 @@
         <w:t>Маркетинговый план целесообразно строить поэтапно: сначала подготовка базы и тестирование коммуникации, затем пилотный запуск, после чего масштабирование лучших каналов. Такой подход снижает риск неэффективных трат и позволяет адаптировать продукт под реальную реакцию пользователей.</w:t>
       </w:r>
       <w:r>
-        <w:t xml:space="preserve"> План представлен на таблицах 9 и 10.</w:t>
+        <w:t xml:space="preserve"> </w:t>
+      </w:r>
+      <w:r>
+        <w:t>Календарный план-график представлен на таблице 9</w:t>
+      </w:r>
+      <w:r>
+        <w:t>.</w:t>
       </w:r>
     </w:p>
     <w:p>
@@ -11338,23 +10924,13 @@
                 <w:szCs w:val="24"/>
               </w:rPr>
             </w:pPr>
-            <w:proofErr w:type="spellStart"/>
-            <w:r>
-              <w:rPr>
-                <w:rFonts w:ascii="Times New Roman" w:hAnsi="Times New Roman" w:cs="Times New Roman"/>
-                <w:sz w:val="24"/>
-                <w:szCs w:val="24"/>
-              </w:rPr>
-              <w:t>Иссл</w:t>
-            </w:r>
-            <w:proofErr w:type="spellEnd"/>
-            <w:r>
-              <w:rPr>
-                <w:rFonts w:ascii="Times New Roman" w:hAnsi="Times New Roman" w:cs="Times New Roman"/>
-                <w:sz w:val="24"/>
-                <w:szCs w:val="24"/>
-              </w:rPr>
-              <w:t>.</w:t>
+            <w:r>
+              <w:rPr>
+                <w:rFonts w:ascii="Times New Roman" w:hAnsi="Times New Roman" w:cs="Times New Roman"/>
+                <w:sz w:val="24"/>
+                <w:szCs w:val="24"/>
+              </w:rPr>
+              <w:t>Иссл.</w:t>
             </w:r>
           </w:p>
         </w:tc>
@@ -12028,23 +11604,13 @@
                 <w:szCs w:val="24"/>
               </w:rPr>
             </w:pPr>
-            <w:proofErr w:type="spellStart"/>
-            <w:r>
-              <w:rPr>
-                <w:rFonts w:ascii="Times New Roman" w:hAnsi="Times New Roman" w:cs="Times New Roman"/>
-                <w:sz w:val="24"/>
-                <w:szCs w:val="24"/>
-              </w:rPr>
-              <w:t>Тарг</w:t>
-            </w:r>
-            <w:proofErr w:type="spellEnd"/>
-            <w:r>
-              <w:rPr>
-                <w:rFonts w:ascii="Times New Roman" w:hAnsi="Times New Roman" w:cs="Times New Roman"/>
-                <w:sz w:val="24"/>
-                <w:szCs w:val="24"/>
-              </w:rPr>
-              <w:t>.</w:t>
+            <w:r>
+              <w:rPr>
+                <w:rFonts w:ascii="Times New Roman" w:hAnsi="Times New Roman" w:cs="Times New Roman"/>
+                <w:sz w:val="24"/>
+                <w:szCs w:val="24"/>
+              </w:rPr>
+              <w:t>Тарг.</w:t>
             </w:r>
           </w:p>
         </w:tc>
@@ -12382,23 +11948,13 @@
                 <w:szCs w:val="24"/>
               </w:rPr>
             </w:pPr>
-            <w:proofErr w:type="spellStart"/>
-            <w:r>
-              <w:rPr>
-                <w:rFonts w:ascii="Times New Roman" w:hAnsi="Times New Roman" w:cs="Times New Roman"/>
-                <w:sz w:val="24"/>
-                <w:szCs w:val="24"/>
-              </w:rPr>
-              <w:t>Удерж</w:t>
-            </w:r>
-            <w:proofErr w:type="spellEnd"/>
-            <w:r>
-              <w:rPr>
-                <w:rFonts w:ascii="Times New Roman" w:hAnsi="Times New Roman" w:cs="Times New Roman"/>
-                <w:sz w:val="24"/>
-                <w:szCs w:val="24"/>
-              </w:rPr>
-              <w:t>.</w:t>
+            <w:r>
+              <w:rPr>
+                <w:rFonts w:ascii="Times New Roman" w:hAnsi="Times New Roman" w:cs="Times New Roman"/>
+                <w:sz w:val="24"/>
+                <w:szCs w:val="24"/>
+              </w:rPr>
+              <w:t>Удерж.</w:t>
             </w:r>
           </w:p>
         </w:tc>
@@ -12539,6 +12095,192 @@
         </w:tc>
       </w:tr>
     </w:tbl>
+    <w:p>
+      <w:pPr>
+        <w:pStyle w:val="af6"/>
+        <w:keepNext/>
+        <w:spacing w:after="0" w:line="360" w:lineRule="auto"/>
+        <w:ind w:firstLine="709"/>
+        <w:jc w:val="both"/>
+        <w:rPr>
+          <w:rFonts w:ascii="Times New Roman" w:hAnsi="Times New Roman" w:cs="Times New Roman"/>
+          <w:i w:val="0"/>
+          <w:iCs w:val="0"/>
+          <w:color w:val="auto"/>
+          <w:sz w:val="24"/>
+          <w:szCs w:val="24"/>
+        </w:rPr>
+      </w:pPr>
+      <w:r>
+        <w:rPr>
+          <w:rFonts w:ascii="Times New Roman" w:hAnsi="Times New Roman" w:cs="Times New Roman"/>
+          <w:i w:val="0"/>
+          <w:iCs w:val="0"/>
+          <w:color w:val="auto"/>
+          <w:sz w:val="24"/>
+          <w:szCs w:val="24"/>
+        </w:rPr>
+        <w:t>На начальном этапе (1–2 месяц) основное внимание уделяется аналитической подготовке: проводится исследование целевой аудитории, уточняется её сегментация, формируются портреты пользователей (персоны), а также разрабатывается позиционирование продукта и его уникальное торговое предложение. Данный этап является критически важным, поскольку закладывает основу для всех последующих маркетинговых решений.</w:t>
+      </w:r>
+    </w:p>
+    <w:p>
+      <w:pPr>
+        <w:pStyle w:val="af6"/>
+        <w:keepNext/>
+        <w:spacing w:after="0" w:line="360" w:lineRule="auto"/>
+        <w:ind w:firstLine="709"/>
+        <w:jc w:val="both"/>
+        <w:rPr>
+          <w:rFonts w:ascii="Times New Roman" w:hAnsi="Times New Roman" w:cs="Times New Roman"/>
+          <w:i w:val="0"/>
+          <w:iCs w:val="0"/>
+          <w:color w:val="auto"/>
+          <w:sz w:val="24"/>
+          <w:szCs w:val="24"/>
+        </w:rPr>
+      </w:pPr>
+      <w:r>
+        <w:rPr>
+          <w:rFonts w:ascii="Times New Roman" w:hAnsi="Times New Roman" w:cs="Times New Roman"/>
+          <w:i w:val="0"/>
+          <w:iCs w:val="0"/>
+          <w:color w:val="auto"/>
+          <w:sz w:val="24"/>
+          <w:szCs w:val="24"/>
+        </w:rPr>
+        <w:t>На втором этапе (2–3 месяц) осуществляется подготовка маркетинговой инфраструктуры: создаётся лендинг (посадочная страница), разрабатываются визуальные и текстовые материалы, формируется контент-план для социальных сетей. Параллельно ведётся подготовка рекламных кампаний, включая настройку таргетированной и контекстной рекламы.</w:t>
+      </w:r>
+    </w:p>
+    <w:p>
+      <w:pPr>
+        <w:pStyle w:val="af6"/>
+        <w:keepNext/>
+        <w:spacing w:after="0" w:line="360" w:lineRule="auto"/>
+        <w:ind w:firstLine="709"/>
+        <w:jc w:val="both"/>
+        <w:rPr>
+          <w:rFonts w:ascii="Times New Roman" w:hAnsi="Times New Roman" w:cs="Times New Roman"/>
+          <w:i w:val="0"/>
+          <w:iCs w:val="0"/>
+          <w:color w:val="auto"/>
+          <w:sz w:val="24"/>
+          <w:szCs w:val="24"/>
+        </w:rPr>
+      </w:pPr>
+      <w:r>
+        <w:rPr>
+          <w:rFonts w:ascii="Times New Roman" w:hAnsi="Times New Roman" w:cs="Times New Roman"/>
+          <w:i w:val="0"/>
+          <w:iCs w:val="0"/>
+          <w:color w:val="auto"/>
+          <w:sz w:val="24"/>
+          <w:szCs w:val="24"/>
+        </w:rPr>
+        <w:t>Третий этап (3–4 месяц) связан с запуском маркетинговой активности: начинается рекламное продвижение продукта, активируется работа в социальных сетях, публикуется контент и привлекаются первые пользователи. В этот же период запускается амбассадорская программа, направленная на вовлечение студентов и формирование ядра пользовательского сообщества.</w:t>
+      </w:r>
+    </w:p>
+    <w:p>
+      <w:pPr>
+        <w:pStyle w:val="af6"/>
+        <w:keepNext/>
+        <w:spacing w:after="0" w:line="360" w:lineRule="auto"/>
+        <w:ind w:firstLine="709"/>
+        <w:jc w:val="both"/>
+        <w:rPr>
+          <w:rFonts w:ascii="Times New Roman" w:hAnsi="Times New Roman" w:cs="Times New Roman"/>
+          <w:i w:val="0"/>
+          <w:iCs w:val="0"/>
+          <w:color w:val="auto"/>
+          <w:sz w:val="24"/>
+          <w:szCs w:val="24"/>
+        </w:rPr>
+      </w:pPr>
+      <w:r>
+        <w:rPr>
+          <w:rFonts w:ascii="Times New Roman" w:hAnsi="Times New Roman" w:cs="Times New Roman"/>
+          <w:i w:val="0"/>
+          <w:iCs w:val="0"/>
+          <w:color w:val="auto"/>
+          <w:sz w:val="24"/>
+          <w:szCs w:val="24"/>
+        </w:rPr>
+        <w:t xml:space="preserve">На этапе роста (4–6 месяц) основное внимание уделяется масштабированию маркетинговых каналов и повышению эффективности привлечения пользователей. </w:t>
+      </w:r>
+      <w:r>
+        <w:rPr>
+          <w:rFonts w:ascii="Times New Roman" w:hAnsi="Times New Roman" w:cs="Times New Roman"/>
+          <w:i w:val="0"/>
+          <w:iCs w:val="0"/>
+          <w:color w:val="auto"/>
+          <w:sz w:val="24"/>
+          <w:szCs w:val="24"/>
+        </w:rPr>
+        <w:lastRenderedPageBreak/>
+        <w:t>Проводится оптимизация рекламных кампаний на основе полученных данных, расширяется охват аудитории, усиливается работа с контентом и пользовательским взаимодействием.</w:t>
+      </w:r>
+    </w:p>
+    <w:p>
+      <w:pPr>
+        <w:pStyle w:val="af6"/>
+        <w:keepNext/>
+        <w:spacing w:after="0" w:line="360" w:lineRule="auto"/>
+        <w:ind w:firstLine="709"/>
+        <w:jc w:val="both"/>
+        <w:rPr>
+          <w:rFonts w:ascii="Times New Roman" w:hAnsi="Times New Roman" w:cs="Times New Roman"/>
+          <w:i w:val="0"/>
+          <w:iCs w:val="0"/>
+          <w:color w:val="auto"/>
+          <w:sz w:val="24"/>
+          <w:szCs w:val="24"/>
+        </w:rPr>
+      </w:pPr>
+      <w:r>
+        <w:rPr>
+          <w:rFonts w:ascii="Times New Roman" w:hAnsi="Times New Roman" w:cs="Times New Roman"/>
+          <w:i w:val="0"/>
+          <w:iCs w:val="0"/>
+          <w:color w:val="auto"/>
+          <w:sz w:val="24"/>
+          <w:szCs w:val="24"/>
+        </w:rPr>
+        <w:t>Заключительный этап (на постоянной основе) включает мониторинг и аналитику маркетинговых показателей. Регулярно проводится оценка ключевых KPI (конверсии, стоимости привлечения пользователей, уровня удержания), осуществляется A/B-тестирование гипотез и корректировка маркетинговой стратегии. Это позволяет своевременно реагировать на изменения рынка и повышать эффективность маркетинговых мероприятий.</w:t>
+      </w:r>
+      <w:r>
+        <w:rPr>
+          <w:rFonts w:ascii="Times New Roman" w:hAnsi="Times New Roman" w:cs="Times New Roman"/>
+          <w:i w:val="0"/>
+          <w:iCs w:val="0"/>
+          <w:color w:val="auto"/>
+          <w:sz w:val="24"/>
+          <w:szCs w:val="24"/>
+        </w:rPr>
+        <w:t xml:space="preserve"> Матрица ответстввенности </w:t>
+      </w:r>
+      <w:r>
+        <w:rPr>
+          <w:rFonts w:ascii="Times New Roman" w:hAnsi="Times New Roman" w:cs="Times New Roman"/>
+          <w:i w:val="0"/>
+          <w:iCs w:val="0"/>
+          <w:color w:val="auto"/>
+          <w:sz w:val="24"/>
+          <w:szCs w:val="24"/>
+          <w:lang w:val="en-US"/>
+        </w:rPr>
+        <w:t xml:space="preserve">RACI </w:t>
+      </w:r>
+      <w:r>
+        <w:rPr>
+          <w:rFonts w:ascii="Times New Roman" w:hAnsi="Times New Roman" w:cs="Times New Roman"/>
+          <w:i w:val="0"/>
+          <w:iCs w:val="0"/>
+          <w:color w:val="auto"/>
+          <w:sz w:val="24"/>
+          <w:szCs w:val="24"/>
+        </w:rPr>
+        <w:t>представлена на таблице 10.</w:t>
+      </w:r>
+    </w:p>
     <w:p>
       <w:pPr>
         <w:pStyle w:val="af6"/>
@@ -13361,18 +13103,8 @@
                 <w:sz w:val="24"/>
                 <w:szCs w:val="24"/>
               </w:rPr>
-              <w:t xml:space="preserve">Создание </w:t>
-            </w:r>
-            <w:proofErr w:type="spellStart"/>
-            <w:r>
-              <w:rPr>
-                <w:rFonts w:ascii="Times New Roman" w:hAnsi="Times New Roman" w:cs="Times New Roman"/>
-                <w:sz w:val="24"/>
-                <w:szCs w:val="24"/>
-              </w:rPr>
-              <w:t>лендинга</w:t>
-            </w:r>
-            <w:proofErr w:type="spellEnd"/>
+              <w:t>Создание лендинга</w:t>
+            </w:r>
           </w:p>
         </w:tc>
         <w:tc>
@@ -14052,23 +13784,13 @@
                 <w:szCs w:val="24"/>
               </w:rPr>
             </w:pPr>
-            <w:proofErr w:type="spellStart"/>
-            <w:r>
-              <w:rPr>
-                <w:rFonts w:ascii="Times New Roman" w:hAnsi="Times New Roman" w:cs="Times New Roman"/>
-                <w:sz w:val="24"/>
-                <w:szCs w:val="24"/>
-              </w:rPr>
-              <w:t>Амбассадорская</w:t>
-            </w:r>
-            <w:proofErr w:type="spellEnd"/>
-            <w:r>
-              <w:rPr>
-                <w:rFonts w:ascii="Times New Roman" w:hAnsi="Times New Roman" w:cs="Times New Roman"/>
-                <w:sz w:val="24"/>
-                <w:szCs w:val="24"/>
-              </w:rPr>
-              <w:t xml:space="preserve"> программа</w:t>
+            <w:r>
+              <w:rPr>
+                <w:rFonts w:ascii="Times New Roman" w:hAnsi="Times New Roman" w:cs="Times New Roman"/>
+                <w:sz w:val="24"/>
+                <w:szCs w:val="24"/>
+              </w:rPr>
+              <w:t>Амбассадорская программа</w:t>
             </w:r>
           </w:p>
         </w:tc>
@@ -14500,7 +14222,139 @@
         <w:pStyle w:val="a4"/>
       </w:pPr>
       <w:r>
-        <w:t>Обозначения RACI: R - выполняет работу, A - несёт конечную ответственность, C - консультирует, I - информируется.</w:t>
+        <w:t xml:space="preserve">Обозначения RACI: R - выполняет работу, A - несёт конечную ответственность, C - консультирует, I </w:t>
+      </w:r>
+      <w:r>
+        <w:t>–</w:t>
+      </w:r>
+      <w:r>
+        <w:t xml:space="preserve"> информируется</w:t>
+      </w:r>
+      <w:r>
+        <w:t>.</w:t>
+      </w:r>
+    </w:p>
+    <w:p>
+      <w:pPr>
+        <w:pStyle w:val="a4"/>
+      </w:pPr>
+      <w:r>
+        <w:t>PM (Project Manager) — руководитель проекта</w:t>
+      </w:r>
+    </w:p>
+    <w:p>
+      <w:pPr>
+        <w:pStyle w:val="a4"/>
+      </w:pPr>
+      <w:r>
+        <w:t>Отвечает за общее управление, сроки, координацию команды</w:t>
+      </w:r>
+    </w:p>
+    <w:p>
+      <w:pPr>
+        <w:pStyle w:val="a4"/>
+      </w:pPr>
+      <w:r>
+        <w:t>MKT (Marketing) — маркетолог</w:t>
+      </w:r>
+    </w:p>
+    <w:p>
+      <w:pPr>
+        <w:pStyle w:val="a4"/>
+      </w:pPr>
+      <w:r>
+        <w:t>Занимается продвижением, рекламой, стратегией привлечения пользователей</w:t>
+      </w:r>
+    </w:p>
+    <w:p>
+      <w:pPr>
+        <w:pStyle w:val="a4"/>
+      </w:pPr>
+      <w:r>
+        <w:t>DES (Designer) — дизайнер</w:t>
+      </w:r>
+    </w:p>
+    <w:p>
+      <w:pPr>
+        <w:pStyle w:val="a4"/>
+      </w:pPr>
+      <w:r>
+        <w:t>Отвечает за визуал: интерфейс, баннеры, лендинг, креативы</w:t>
+      </w:r>
+    </w:p>
+    <w:p>
+      <w:pPr>
+        <w:pStyle w:val="a4"/>
+      </w:pPr>
+      <w:r>
+        <w:t>DEV (Developer) — разработчик</w:t>
+      </w:r>
+    </w:p>
+    <w:p>
+      <w:pPr>
+        <w:pStyle w:val="a4"/>
+      </w:pPr>
+      <w:r>
+        <w:t>Программирует продукт (мобильное приложение, сайт, backend)</w:t>
+      </w:r>
+    </w:p>
+    <w:p>
+      <w:pPr>
+        <w:pStyle w:val="a4"/>
+      </w:pPr>
+      <w:r>
+        <w:t>ANA (Analyst) — аналитик</w:t>
+      </w:r>
+    </w:p>
+    <w:p>
+      <w:pPr>
+        <w:pStyle w:val="a4"/>
+      </w:pPr>
+      <w:r>
+        <w:t>Анализирует данные, метрики, эффективность кампаний</w:t>
+      </w:r>
+    </w:p>
+    <w:p>
+      <w:pPr>
+        <w:pStyle w:val="a4"/>
+        <w:rPr>
+          <w:lang w:val="en-US"/>
+        </w:rPr>
+      </w:pPr>
+      <w:r>
+        <w:rPr>
+          <w:lang w:val="en-US"/>
+        </w:rPr>
+        <w:t xml:space="preserve">MOD (Moderator / Community Manager) — </w:t>
+      </w:r>
+      <w:r>
+        <w:t>модератор</w:t>
+      </w:r>
+      <w:r>
+        <w:rPr>
+          <w:lang w:val="en-US"/>
+        </w:rPr>
+        <w:t xml:space="preserve"> / </w:t>
+      </w:r>
+      <w:r>
+        <w:t>менеджер</w:t>
+      </w:r>
+      <w:r>
+        <w:rPr>
+          <w:lang w:val="en-US"/>
+        </w:rPr>
+        <w:t xml:space="preserve"> </w:t>
+      </w:r>
+      <w:r>
+        <w:t>сообщества</w:t>
+      </w:r>
+    </w:p>
+    <w:p>
+      <w:pPr>
+        <w:pStyle w:val="a4"/>
+      </w:pPr>
+      <w:r>
+        <w:t>Следит за контентом, работает с пользователями, поддерживает активность</w:t>
       </w:r>
     </w:p>
     <w:p>
@@ -14963,18 +14817,8 @@
                 <w:sz w:val="24"/>
                 <w:szCs w:val="24"/>
               </w:rPr>
-              <w:t xml:space="preserve">SMM, PR, </w:t>
-            </w:r>
-            <w:proofErr w:type="spellStart"/>
-            <w:r>
-              <w:rPr>
-                <w:rFonts w:ascii="Times New Roman" w:hAnsi="Times New Roman" w:cs="Times New Roman"/>
-                <w:sz w:val="24"/>
-                <w:szCs w:val="24"/>
-              </w:rPr>
-              <w:t>таргет</w:t>
-            </w:r>
-            <w:proofErr w:type="spellEnd"/>
+              <w:t>SMM, PR, таргет</w:t>
+            </w:r>
           </w:p>
         </w:tc>
         <w:tc>
@@ -15074,25 +14918,7 @@
                 <w:sz w:val="24"/>
                 <w:szCs w:val="24"/>
               </w:rPr>
-              <w:t xml:space="preserve">Переходит на </w:t>
-            </w:r>
-            <w:proofErr w:type="spellStart"/>
-            <w:r>
-              <w:rPr>
-                <w:rFonts w:ascii="Times New Roman" w:hAnsi="Times New Roman" w:cs="Times New Roman"/>
-                <w:sz w:val="24"/>
-                <w:szCs w:val="24"/>
-              </w:rPr>
-              <w:t>лендинг</w:t>
-            </w:r>
-            <w:proofErr w:type="spellEnd"/>
-            <w:r>
-              <w:rPr>
-                <w:rFonts w:ascii="Times New Roman" w:hAnsi="Times New Roman" w:cs="Times New Roman"/>
-                <w:sz w:val="24"/>
-                <w:szCs w:val="24"/>
-              </w:rPr>
-              <w:t xml:space="preserve"> и изучает пользу</w:t>
+              <w:t>Переходит на лендинг и изучает пользу</w:t>
             </w:r>
           </w:p>
         </w:tc>
@@ -15118,23 +14944,13 @@
                 <w:szCs w:val="24"/>
               </w:rPr>
             </w:pPr>
-            <w:proofErr w:type="spellStart"/>
-            <w:r>
-              <w:rPr>
-                <w:rFonts w:ascii="Times New Roman" w:hAnsi="Times New Roman" w:cs="Times New Roman"/>
-                <w:sz w:val="24"/>
-                <w:szCs w:val="24"/>
-              </w:rPr>
-              <w:t>Лендинг</w:t>
-            </w:r>
-            <w:proofErr w:type="spellEnd"/>
-            <w:r>
-              <w:rPr>
-                <w:rFonts w:ascii="Times New Roman" w:hAnsi="Times New Roman" w:cs="Times New Roman"/>
-                <w:sz w:val="24"/>
-                <w:szCs w:val="24"/>
-              </w:rPr>
-              <w:t>, видео, отзывы</w:t>
+            <w:r>
+              <w:rPr>
+                <w:rFonts w:ascii="Times New Roman" w:hAnsi="Times New Roman" w:cs="Times New Roman"/>
+                <w:sz w:val="24"/>
+                <w:szCs w:val="24"/>
+              </w:rPr>
+              <w:t>Лендинг, видео, отзывы</w:t>
             </w:r>
           </w:p>
         </w:tc>
@@ -15299,18 +15115,8 @@
                 <w:sz w:val="24"/>
                 <w:szCs w:val="24"/>
               </w:rPr>
-              <w:t xml:space="preserve">Форма регистрации, </w:t>
-            </w:r>
-            <w:proofErr w:type="spellStart"/>
-            <w:r>
-              <w:rPr>
-                <w:rFonts w:ascii="Times New Roman" w:hAnsi="Times New Roman" w:cs="Times New Roman"/>
-                <w:sz w:val="24"/>
-                <w:szCs w:val="24"/>
-              </w:rPr>
-              <w:t>onboarding</w:t>
-            </w:r>
-            <w:proofErr w:type="spellEnd"/>
+              <w:t>Форма регистрации, onboarding</w:t>
+            </w:r>
           </w:p>
         </w:tc>
         <w:tc>
@@ -15335,23 +15141,13 @@
                 <w:szCs w:val="24"/>
               </w:rPr>
             </w:pPr>
-            <w:proofErr w:type="spellStart"/>
-            <w:r>
-              <w:rPr>
-                <w:rFonts w:ascii="Times New Roman" w:hAnsi="Times New Roman" w:cs="Times New Roman"/>
-                <w:sz w:val="24"/>
-                <w:szCs w:val="24"/>
-              </w:rPr>
-              <w:t>Email</w:t>
-            </w:r>
-            <w:proofErr w:type="spellEnd"/>
-            <w:r>
-              <w:rPr>
-                <w:rFonts w:ascii="Times New Roman" w:hAnsi="Times New Roman" w:cs="Times New Roman"/>
-                <w:sz w:val="24"/>
-                <w:szCs w:val="24"/>
-              </w:rPr>
-              <w:t>, подсказки, чат-поддержка</w:t>
+            <w:r>
+              <w:rPr>
+                <w:rFonts w:ascii="Times New Roman" w:hAnsi="Times New Roman" w:cs="Times New Roman"/>
+                <w:sz w:val="24"/>
+                <w:szCs w:val="24"/>
+              </w:rPr>
+              <w:t>Email, подсказки, чат-поддержка</w:t>
             </w:r>
           </w:p>
         </w:tc>
@@ -15478,23 +15274,13 @@
                 <w:szCs w:val="24"/>
               </w:rPr>
             </w:pPr>
-            <w:proofErr w:type="spellStart"/>
-            <w:r>
-              <w:rPr>
-                <w:rFonts w:ascii="Times New Roman" w:hAnsi="Times New Roman" w:cs="Times New Roman"/>
-                <w:sz w:val="24"/>
-                <w:szCs w:val="24"/>
-              </w:rPr>
-              <w:t>Push</w:t>
-            </w:r>
-            <w:proofErr w:type="spellEnd"/>
-            <w:r>
-              <w:rPr>
-                <w:rFonts w:ascii="Times New Roman" w:hAnsi="Times New Roman" w:cs="Times New Roman"/>
-                <w:sz w:val="24"/>
-                <w:szCs w:val="24"/>
-              </w:rPr>
-              <w:t>, подсказки, избранное</w:t>
+            <w:r>
+              <w:rPr>
+                <w:rFonts w:ascii="Times New Roman" w:hAnsi="Times New Roman" w:cs="Times New Roman"/>
+                <w:sz w:val="24"/>
+                <w:szCs w:val="24"/>
+              </w:rPr>
+              <w:t>Push, подсказки, избранное</w:t>
             </w:r>
           </w:p>
         </w:tc>
@@ -15558,36 +15344,8 @@
                 <w:sz w:val="24"/>
                 <w:szCs w:val="24"/>
               </w:rPr>
-              <w:t>Time-</w:t>
-            </w:r>
-            <w:proofErr w:type="spellStart"/>
-            <w:r>
-              <w:rPr>
-                <w:rFonts w:ascii="Times New Roman" w:hAnsi="Times New Roman" w:cs="Times New Roman"/>
-                <w:sz w:val="24"/>
-                <w:szCs w:val="24"/>
-              </w:rPr>
-              <w:t>to</w:t>
-            </w:r>
-            <w:proofErr w:type="spellEnd"/>
-            <w:r>
-              <w:rPr>
-                <w:rFonts w:ascii="Times New Roman" w:hAnsi="Times New Roman" w:cs="Times New Roman"/>
-                <w:sz w:val="24"/>
-                <w:szCs w:val="24"/>
-              </w:rPr>
-              <w:t>-</w:t>
-            </w:r>
-            <w:proofErr w:type="spellStart"/>
-            <w:r>
-              <w:rPr>
-                <w:rFonts w:ascii="Times New Roman" w:hAnsi="Times New Roman" w:cs="Times New Roman"/>
-                <w:sz w:val="24"/>
-                <w:szCs w:val="24"/>
-              </w:rPr>
-              <w:t>first-action</w:t>
-            </w:r>
-            <w:proofErr w:type="spellEnd"/>
+              <w:t>Time-to-first-action</w:t>
+            </w:r>
           </w:p>
         </w:tc>
       </w:tr>
@@ -15713,41 +15471,13 @@
                 <w:szCs w:val="24"/>
               </w:rPr>
             </w:pPr>
-            <w:proofErr w:type="spellStart"/>
-            <w:r>
-              <w:rPr>
-                <w:rFonts w:ascii="Times New Roman" w:hAnsi="Times New Roman" w:cs="Times New Roman"/>
-                <w:sz w:val="24"/>
-                <w:szCs w:val="24"/>
-              </w:rPr>
-              <w:t>Email</w:t>
-            </w:r>
-            <w:proofErr w:type="spellEnd"/>
-            <w:r>
-              <w:rPr>
-                <w:rFonts w:ascii="Times New Roman" w:hAnsi="Times New Roman" w:cs="Times New Roman"/>
-                <w:sz w:val="24"/>
-                <w:szCs w:val="24"/>
-              </w:rPr>
-              <w:t>/</w:t>
-            </w:r>
-            <w:proofErr w:type="spellStart"/>
-            <w:r>
-              <w:rPr>
-                <w:rFonts w:ascii="Times New Roman" w:hAnsi="Times New Roman" w:cs="Times New Roman"/>
-                <w:sz w:val="24"/>
-                <w:szCs w:val="24"/>
-              </w:rPr>
-              <w:t>push</w:t>
-            </w:r>
-            <w:proofErr w:type="spellEnd"/>
-            <w:r>
-              <w:rPr>
-                <w:rFonts w:ascii="Times New Roman" w:hAnsi="Times New Roman" w:cs="Times New Roman"/>
-                <w:sz w:val="24"/>
-                <w:szCs w:val="24"/>
-              </w:rPr>
-              <w:t>-триггеры</w:t>
+            <w:r>
+              <w:rPr>
+                <w:rFonts w:ascii="Times New Roman" w:hAnsi="Times New Roman" w:cs="Times New Roman"/>
+                <w:sz w:val="24"/>
+                <w:szCs w:val="24"/>
+              </w:rPr>
+              <w:t>Email/push-триггеры</w:t>
             </w:r>
           </w:p>
         </w:tc>
@@ -15773,23 +15503,13 @@
                 <w:szCs w:val="24"/>
               </w:rPr>
             </w:pPr>
-            <w:proofErr w:type="spellStart"/>
-            <w:r>
-              <w:rPr>
-                <w:rFonts w:ascii="Times New Roman" w:hAnsi="Times New Roman" w:cs="Times New Roman"/>
-                <w:sz w:val="24"/>
-                <w:szCs w:val="24"/>
-              </w:rPr>
-              <w:t>Retention</w:t>
-            </w:r>
-            <w:proofErr w:type="spellEnd"/>
-            <w:r>
-              <w:rPr>
-                <w:rFonts w:ascii="Times New Roman" w:hAnsi="Times New Roman" w:cs="Times New Roman"/>
-                <w:sz w:val="24"/>
-                <w:szCs w:val="24"/>
-              </w:rPr>
-              <w:t xml:space="preserve"> 7/30</w:t>
+            <w:r>
+              <w:rPr>
+                <w:rFonts w:ascii="Times New Roman" w:hAnsi="Times New Roman" w:cs="Times New Roman"/>
+                <w:sz w:val="24"/>
+                <w:szCs w:val="24"/>
+              </w:rPr>
+              <w:t>Retention 7/30</w:t>
             </w:r>
           </w:p>
         </w:tc>
@@ -16257,18 +15977,8 @@
                 <w:sz w:val="24"/>
                 <w:szCs w:val="24"/>
               </w:rPr>
-              <w:t>Сайт/</w:t>
-            </w:r>
-            <w:proofErr w:type="spellStart"/>
-            <w:r>
-              <w:rPr>
-                <w:rFonts w:ascii="Times New Roman" w:hAnsi="Times New Roman" w:cs="Times New Roman"/>
-                <w:sz w:val="24"/>
-                <w:szCs w:val="24"/>
-              </w:rPr>
-              <w:t>лендинг</w:t>
-            </w:r>
-            <w:proofErr w:type="spellEnd"/>
+              <w:t>Сайт/лендинг</w:t>
+            </w:r>
           </w:p>
         </w:tc>
         <w:tc>
@@ -16597,25 +16307,7 @@
                 <w:sz w:val="24"/>
                 <w:szCs w:val="24"/>
               </w:rPr>
-              <w:t xml:space="preserve">Студенческие </w:t>
-            </w:r>
-            <w:proofErr w:type="spellStart"/>
-            <w:r>
-              <w:rPr>
-                <w:rFonts w:ascii="Times New Roman" w:hAnsi="Times New Roman" w:cs="Times New Roman"/>
-                <w:sz w:val="24"/>
-                <w:szCs w:val="24"/>
-              </w:rPr>
-              <w:t>лайфхаки</w:t>
-            </w:r>
-            <w:proofErr w:type="spellEnd"/>
-            <w:r>
-              <w:rPr>
-                <w:rFonts w:ascii="Times New Roman" w:hAnsi="Times New Roman" w:cs="Times New Roman"/>
-                <w:sz w:val="24"/>
-                <w:szCs w:val="24"/>
-              </w:rPr>
-              <w:t>, обновления, кейсы</w:t>
+              <w:t>Студенческие лайфхаки, обновления, кейсы</w:t>
             </w:r>
           </w:p>
         </w:tc>
@@ -16678,7 +16370,6 @@
                 <w:szCs w:val="24"/>
               </w:rPr>
             </w:pPr>
-            <w:proofErr w:type="spellStart"/>
             <w:r>
               <w:rPr>
                 <w:rFonts w:ascii="Times New Roman" w:hAnsi="Times New Roman" w:cs="Times New Roman"/>
@@ -16687,7 +16378,6 @@
               </w:rPr>
               <w:t>Email</w:t>
             </w:r>
-            <w:proofErr w:type="spellEnd"/>
           </w:p>
         </w:tc>
         <w:tc>
@@ -16813,7 +16503,6 @@
                 <w:szCs w:val="24"/>
               </w:rPr>
             </w:pPr>
-            <w:proofErr w:type="spellStart"/>
             <w:r>
               <w:rPr>
                 <w:rFonts w:ascii="Times New Roman" w:hAnsi="Times New Roman" w:cs="Times New Roman"/>
@@ -16822,7 +16511,6 @@
               </w:rPr>
               <w:t>Push</w:t>
             </w:r>
-            <w:proofErr w:type="spellEnd"/>
           </w:p>
         </w:tc>
         <w:tc>
@@ -16927,27 +16615,9 @@
       <w:pPr>
         <w:pStyle w:val="a4"/>
       </w:pPr>
-      <w:proofErr w:type="spellStart"/>
-      <w:r>
-        <w:t>Tone</w:t>
-      </w:r>
-      <w:proofErr w:type="spellEnd"/>
-      <w:r>
-        <w:t xml:space="preserve"> </w:t>
-      </w:r>
-      <w:proofErr w:type="spellStart"/>
-      <w:r>
-        <w:t>of</w:t>
-      </w:r>
-      <w:proofErr w:type="spellEnd"/>
-      <w:r>
-        <w:t xml:space="preserve"> </w:t>
-      </w:r>
-      <w:proofErr w:type="spellStart"/>
-      <w:r>
-        <w:t>voice</w:t>
-      </w:r>
-      <w:proofErr w:type="spellEnd"/>
+      <w:r>
+        <w:t>Tone of voice</w:t>
+      </w:r>
       <w:r>
         <w:t xml:space="preserve"> (тон голоса)</w:t>
       </w:r>
@@ -17059,25 +16729,7 @@
           <w:sz w:val="24"/>
           <w:szCs w:val="24"/>
         </w:rPr>
-        <w:t>Таблица 1</w:t>
-      </w:r>
-      <w:r>
-        <w:rPr>
-          <w:rFonts w:ascii="Times New Roman" w:hAnsi="Times New Roman" w:cs="Times New Roman"/>
-          <w:color w:val="auto"/>
-          <w:sz w:val="24"/>
-          <w:szCs w:val="24"/>
-        </w:rPr>
-        <w:t>3</w:t>
-      </w:r>
-      <w:r>
-        <w:rPr>
-          <w:rFonts w:ascii="Times New Roman" w:hAnsi="Times New Roman" w:cs="Times New Roman"/>
-          <w:color w:val="auto"/>
-          <w:sz w:val="24"/>
-          <w:szCs w:val="24"/>
-        </w:rPr>
-        <w:t xml:space="preserve"> - KPI и система аналитики</w:t>
+        <w:t>Таблица 13 - KPI и система аналитики</w:t>
       </w:r>
     </w:p>
     <w:tbl>
@@ -17423,23 +17075,13 @@
                 <w:szCs w:val="24"/>
               </w:rPr>
             </w:pPr>
-            <w:proofErr w:type="spellStart"/>
-            <w:r>
-              <w:rPr>
-                <w:rFonts w:ascii="Times New Roman" w:hAnsi="Times New Roman" w:cs="Times New Roman"/>
-                <w:sz w:val="24"/>
-                <w:szCs w:val="24"/>
-              </w:rPr>
-              <w:t>Лендинг</w:t>
-            </w:r>
-            <w:proofErr w:type="spellEnd"/>
-            <w:r>
-              <w:rPr>
-                <w:rFonts w:ascii="Times New Roman" w:hAnsi="Times New Roman" w:cs="Times New Roman"/>
-                <w:sz w:val="24"/>
-                <w:szCs w:val="24"/>
-              </w:rPr>
-              <w:t xml:space="preserve"> и аналитика событий</w:t>
+            <w:r>
+              <w:rPr>
+                <w:rFonts w:ascii="Times New Roman" w:hAnsi="Times New Roman" w:cs="Times New Roman"/>
+                <w:sz w:val="24"/>
+                <w:szCs w:val="24"/>
+              </w:rPr>
+              <w:t>Лендинг и аналитика событий</w:t>
             </w:r>
           </w:p>
         </w:tc>
@@ -17503,18 +17145,8 @@
                 <w:sz w:val="24"/>
                 <w:szCs w:val="24"/>
               </w:rPr>
-              <w:t xml:space="preserve">Улучшение формы и </w:t>
-            </w:r>
-            <w:proofErr w:type="spellStart"/>
-            <w:r>
-              <w:rPr>
-                <w:rFonts w:ascii="Times New Roman" w:hAnsi="Times New Roman" w:cs="Times New Roman"/>
-                <w:sz w:val="24"/>
-                <w:szCs w:val="24"/>
-              </w:rPr>
-              <w:t>оффера</w:t>
-            </w:r>
-            <w:proofErr w:type="spellEnd"/>
+              <w:t>Улучшение формы и оффера</w:t>
+            </w:r>
           </w:p>
         </w:tc>
       </w:tr>
@@ -17544,23 +17176,13 @@
                 <w:szCs w:val="24"/>
               </w:rPr>
             </w:pPr>
-            <w:proofErr w:type="spellStart"/>
-            <w:r>
-              <w:rPr>
-                <w:rFonts w:ascii="Times New Roman" w:hAnsi="Times New Roman" w:cs="Times New Roman"/>
-                <w:sz w:val="24"/>
-                <w:szCs w:val="24"/>
-              </w:rPr>
-              <w:t>Retention</w:t>
-            </w:r>
-            <w:proofErr w:type="spellEnd"/>
-            <w:r>
-              <w:rPr>
-                <w:rFonts w:ascii="Times New Roman" w:hAnsi="Times New Roman" w:cs="Times New Roman"/>
-                <w:sz w:val="24"/>
-                <w:szCs w:val="24"/>
-              </w:rPr>
-              <w:t xml:space="preserve"> 7/30</w:t>
+            <w:r>
+              <w:rPr>
+                <w:rFonts w:ascii="Times New Roman" w:hAnsi="Times New Roman" w:cs="Times New Roman"/>
+                <w:sz w:val="24"/>
+                <w:szCs w:val="24"/>
+              </w:rPr>
+              <w:t>Retention 7/30</w:t>
             </w:r>
           </w:p>
         </w:tc>
@@ -17592,25 +17214,7 @@
                 <w:sz w:val="24"/>
                 <w:szCs w:val="24"/>
               </w:rPr>
-              <w:t xml:space="preserve">Product </w:t>
-            </w:r>
-            <w:proofErr w:type="spellStart"/>
-            <w:r>
-              <w:rPr>
-                <w:rFonts w:ascii="Times New Roman" w:hAnsi="Times New Roman" w:cs="Times New Roman"/>
-                <w:sz w:val="24"/>
-                <w:szCs w:val="24"/>
-              </w:rPr>
-              <w:t>analytics</w:t>
-            </w:r>
-            <w:proofErr w:type="spellEnd"/>
-            <w:r>
-              <w:rPr>
-                <w:rFonts w:ascii="Times New Roman" w:hAnsi="Times New Roman" w:cs="Times New Roman"/>
-                <w:sz w:val="24"/>
-                <w:szCs w:val="24"/>
-              </w:rPr>
-              <w:t xml:space="preserve"> / CRM</w:t>
+              <w:t>Product analytics / CRM</w:t>
             </w:r>
           </w:p>
         </w:tc>
@@ -17674,25 +17278,7 @@
                 <w:sz w:val="24"/>
                 <w:szCs w:val="24"/>
               </w:rPr>
-              <w:t xml:space="preserve">Доработка </w:t>
-            </w:r>
-            <w:proofErr w:type="spellStart"/>
-            <w:r>
-              <w:rPr>
-                <w:rFonts w:ascii="Times New Roman" w:hAnsi="Times New Roman" w:cs="Times New Roman"/>
-                <w:sz w:val="24"/>
-                <w:szCs w:val="24"/>
-              </w:rPr>
-              <w:t>onboarding</w:t>
-            </w:r>
-            <w:proofErr w:type="spellEnd"/>
-            <w:r>
-              <w:rPr>
-                <w:rFonts w:ascii="Times New Roman" w:hAnsi="Times New Roman" w:cs="Times New Roman"/>
-                <w:sz w:val="24"/>
-                <w:szCs w:val="24"/>
-              </w:rPr>
-              <w:t xml:space="preserve"> и триггеров</w:t>
+              <w:t>Доработка onboarding и триггеров</w:t>
             </w:r>
           </w:p>
         </w:tc>
@@ -18027,18 +17613,8 @@
                 <w:sz w:val="24"/>
                 <w:szCs w:val="24"/>
               </w:rPr>
-              <w:t xml:space="preserve">Опросы и </w:t>
-            </w:r>
-            <w:proofErr w:type="spellStart"/>
-            <w:r>
-              <w:rPr>
-                <w:rFonts w:ascii="Times New Roman" w:hAnsi="Times New Roman" w:cs="Times New Roman"/>
-                <w:sz w:val="24"/>
-                <w:szCs w:val="24"/>
-              </w:rPr>
-              <w:t>support</w:t>
-            </w:r>
-            <w:proofErr w:type="spellEnd"/>
+              <w:t>Опросы и support</w:t>
+            </w:r>
           </w:p>
         </w:tc>
         <w:tc>
@@ -18112,39 +17688,7 @@
         <w:pStyle w:val="a4"/>
       </w:pPr>
       <w:r>
-        <w:t xml:space="preserve">В качестве базовой инфраструктуры рекомендуется использовать веб-аналитику, события в приложении, UTM-метки, CRM и отчётность по каналам. Обязательно нужно проводить A/B-тестирование креативов, </w:t>
-      </w:r>
-      <w:proofErr w:type="spellStart"/>
-      <w:r>
-        <w:t>лендинга</w:t>
-      </w:r>
-      <w:proofErr w:type="spellEnd"/>
-      <w:r>
-        <w:t xml:space="preserve">, </w:t>
-      </w:r>
-      <w:proofErr w:type="spellStart"/>
-      <w:r>
-        <w:t>onboarding</w:t>
-      </w:r>
-      <w:proofErr w:type="spellEnd"/>
-      <w:r>
-        <w:t xml:space="preserve">-цепочки, </w:t>
-      </w:r>
-      <w:proofErr w:type="spellStart"/>
-      <w:r>
-        <w:t>push</w:t>
-      </w:r>
-      <w:proofErr w:type="spellEnd"/>
-      <w:r>
-        <w:t xml:space="preserve">-уведомлений и </w:t>
-      </w:r>
-      <w:proofErr w:type="spellStart"/>
-      <w:r>
-        <w:t>email</w:t>
-      </w:r>
-      <w:proofErr w:type="spellEnd"/>
-      <w:r>
-        <w:t>-сообщений. Именно это позволит не просто собирать данные, а принимать на их основе маркетинговые решения.</w:t>
+        <w:t>В качестве базовой инфраструктуры рекомендуется использовать веб-аналитику, события в приложении, UTM-метки, CRM и отчётность по каналам. Обязательно нужно проводить A/B-тестирование креативов, лендинга, onboarding-цепочки, push-уведомлений и email-сообщений. Именно это позволит не просто собирать данные, а принимать на их основе маркетинговые решения.</w:t>
       </w:r>
     </w:p>
     <w:p>
@@ -18251,7 +17795,25 @@
           <w:sz w:val="24"/>
           <w:szCs w:val="24"/>
         </w:rPr>
-        <w:t>Таблица 16 - Сценарии адаптации</w:t>
+        <w:t>Таблица 1</w:t>
+      </w:r>
+      <w:r>
+        <w:rPr>
+          <w:rFonts w:ascii="Times New Roman" w:hAnsi="Times New Roman" w:cs="Times New Roman"/>
+          <w:color w:val="auto"/>
+          <w:sz w:val="24"/>
+          <w:szCs w:val="24"/>
+        </w:rPr>
+        <w:t>4</w:t>
+      </w:r>
+      <w:r>
+        <w:rPr>
+          <w:rFonts w:ascii="Times New Roman" w:hAnsi="Times New Roman" w:cs="Times New Roman"/>
+          <w:color w:val="auto"/>
+          <w:sz w:val="24"/>
+          <w:szCs w:val="24"/>
+        </w:rPr>
+        <w:t xml:space="preserve"> - Сценарии адаптации</w:t>
       </w:r>
     </w:p>
     <w:tbl>
@@ -18502,25 +18064,7 @@
                 <w:sz w:val="24"/>
                 <w:szCs w:val="24"/>
               </w:rPr>
-              <w:t xml:space="preserve">Смена креативов, </w:t>
-            </w:r>
-            <w:proofErr w:type="spellStart"/>
-            <w:r>
-              <w:rPr>
-                <w:rFonts w:ascii="Times New Roman" w:hAnsi="Times New Roman" w:cs="Times New Roman"/>
-                <w:sz w:val="24"/>
-                <w:szCs w:val="24"/>
-              </w:rPr>
-              <w:t>оффера</w:t>
-            </w:r>
-            <w:proofErr w:type="spellEnd"/>
-            <w:r>
-              <w:rPr>
-                <w:rFonts w:ascii="Times New Roman" w:hAnsi="Times New Roman" w:cs="Times New Roman"/>
-                <w:sz w:val="24"/>
-                <w:szCs w:val="24"/>
-              </w:rPr>
-              <w:t xml:space="preserve"> и аудитории</w:t>
+              <w:t>Смена креативов, оффера и аудитории</w:t>
             </w:r>
           </w:p>
         </w:tc>

--- a/МАРКЕТИНГ ЭОИТП.docx
+++ b/МАРКЕТИНГ ЭОИТП.docx
@@ -329,7 +329,31 @@
                 <w:lang w:eastAsia="ru-RU"/>
                 <w14:ligatures w14:val="none"/>
               </w:rPr>
-              <w:t>Г.С. Армашова-Тельник</w:t>
+              <w:t xml:space="preserve">Г.С. </w:t>
+            </w:r>
+            <w:proofErr w:type="spellStart"/>
+            <w:r>
+              <w:rPr>
+                <w:rFonts w:ascii="Times New Roman" w:eastAsia="Times New Roman" w:hAnsi="Times New Roman" w:cs="Times New Roman"/>
+                <w:kern w:val="0"/>
+                <w:sz w:val="24"/>
+                <w:szCs w:val="24"/>
+                <w:lang w:eastAsia="ru-RU"/>
+                <w14:ligatures w14:val="none"/>
+              </w:rPr>
+              <w:t>Армашова</w:t>
+            </w:r>
+            <w:proofErr w:type="spellEnd"/>
+            <w:r>
+              <w:rPr>
+                <w:rFonts w:ascii="Times New Roman" w:eastAsia="Times New Roman" w:hAnsi="Times New Roman" w:cs="Times New Roman"/>
+                <w:kern w:val="0"/>
+                <w:sz w:val="24"/>
+                <w:szCs w:val="24"/>
+                <w:lang w:eastAsia="ru-RU"/>
+                <w14:ligatures w14:val="none"/>
+              </w:rPr>
+              <w:t>-Тельник</w:t>
             </w:r>
           </w:p>
         </w:tc>
@@ -1062,6 +1086,7 @@
               </w:rPr>
               <w:t xml:space="preserve">А. А. </w:t>
             </w:r>
+            <w:proofErr w:type="spellStart"/>
             <w:r>
               <w:rPr>
                 <w:rFonts w:ascii="Times New Roman" w:eastAsia="Times New Roman" w:hAnsi="Times New Roman" w:cs="Times New Roman"/>
@@ -1073,6 +1098,7 @@
               </w:rPr>
               <w:t>Оглуздин</w:t>
             </w:r>
+            <w:proofErr w:type="spellEnd"/>
             <w:r>
               <w:rPr>
                 <w:rFonts w:ascii="Times New Roman" w:eastAsia="Times New Roman" w:hAnsi="Times New Roman" w:cs="Times New Roman"/>
@@ -1186,6 +1212,7 @@
               </w:rPr>
               <w:t xml:space="preserve">. </w:t>
             </w:r>
+            <w:proofErr w:type="spellStart"/>
             <w:r>
               <w:rPr>
                 <w:rFonts w:ascii="Times New Roman" w:eastAsia="Times New Roman" w:hAnsi="Times New Roman" w:cs="Times New Roman"/>
@@ -1197,6 +1224,7 @@
               </w:rPr>
               <w:t>Халикова</w:t>
             </w:r>
+            <w:proofErr w:type="spellEnd"/>
           </w:p>
         </w:tc>
       </w:tr>
@@ -1918,6 +1946,7 @@
                 <w:szCs w:val="24"/>
               </w:rPr>
             </w:pPr>
+            <w:proofErr w:type="spellStart"/>
             <w:r>
               <w:rPr>
                 <w:rFonts w:ascii="Times New Roman" w:hAnsi="Times New Roman" w:cs="Times New Roman"/>
@@ -1926,6 +1955,7 @@
               </w:rPr>
               <w:t>Retention</w:t>
             </w:r>
+            <w:proofErr w:type="spellEnd"/>
           </w:p>
         </w:tc>
         <w:tc>
@@ -2094,7 +2124,25 @@
                 <w:sz w:val="24"/>
                 <w:szCs w:val="24"/>
               </w:rPr>
-              <w:t>Система управления взаимоотношениями с пользователями и лидами.</w:t>
+              <w:t xml:space="preserve">Система управления взаимоотношениями с пользователями и </w:t>
+            </w:r>
+            <w:proofErr w:type="spellStart"/>
+            <w:r>
+              <w:rPr>
+                <w:rFonts w:ascii="Times New Roman" w:hAnsi="Times New Roman" w:cs="Times New Roman"/>
+                <w:sz w:val="24"/>
+                <w:szCs w:val="24"/>
+              </w:rPr>
+              <w:t>лидами</w:t>
+            </w:r>
+            <w:proofErr w:type="spellEnd"/>
+            <w:r>
+              <w:rPr>
+                <w:rFonts w:ascii="Times New Roman" w:hAnsi="Times New Roman" w:cs="Times New Roman"/>
+                <w:sz w:val="24"/>
+                <w:szCs w:val="24"/>
+              </w:rPr>
+              <w:t>.</w:t>
             </w:r>
           </w:p>
         </w:tc>
@@ -2125,6 +2173,7 @@
                 <w:szCs w:val="24"/>
               </w:rPr>
             </w:pPr>
+            <w:proofErr w:type="spellStart"/>
             <w:r>
               <w:rPr>
                 <w:rFonts w:ascii="Times New Roman" w:hAnsi="Times New Roman" w:cs="Times New Roman"/>
@@ -2133,6 +2182,7 @@
               </w:rPr>
               <w:t>Persona</w:t>
             </w:r>
+            <w:proofErr w:type="spellEnd"/>
           </w:p>
         </w:tc>
         <w:tc>
@@ -2194,6 +2244,7 @@
                 <w:szCs w:val="24"/>
               </w:rPr>
             </w:pPr>
+            <w:proofErr w:type="spellStart"/>
             <w:r>
               <w:rPr>
                 <w:rFonts w:ascii="Times New Roman" w:hAnsi="Times New Roman" w:cs="Times New Roman"/>
@@ -2202,6 +2253,7 @@
               </w:rPr>
               <w:t>Touchpoint</w:t>
             </w:r>
+            <w:proofErr w:type="spellEnd"/>
           </w:p>
         </w:tc>
         <w:tc>
@@ -2332,6 +2384,7 @@
                 <w:szCs w:val="24"/>
               </w:rPr>
             </w:pPr>
+            <w:proofErr w:type="spellStart"/>
             <w:r>
               <w:rPr>
                 <w:rFonts w:ascii="Times New Roman" w:hAnsi="Times New Roman" w:cs="Times New Roman"/>
@@ -2340,6 +2393,7 @@
               </w:rPr>
               <w:t>Onboarding</w:t>
             </w:r>
+            <w:proofErr w:type="spellEnd"/>
           </w:p>
         </w:tc>
         <w:tc>
@@ -2470,6 +2524,7 @@
                 <w:szCs w:val="24"/>
               </w:rPr>
             </w:pPr>
+            <w:proofErr w:type="spellStart"/>
             <w:r>
               <w:rPr>
                 <w:rFonts w:ascii="Times New Roman" w:hAnsi="Times New Roman" w:cs="Times New Roman"/>
@@ -2478,6 +2533,7 @@
               </w:rPr>
               <w:t>Funnel</w:t>
             </w:r>
+            <w:proofErr w:type="spellEnd"/>
           </w:p>
         </w:tc>
         <w:tc>
@@ -2552,12 +2608,8 @@
     <w:p>
       <w:pPr>
         <w:pStyle w:val="aa"/>
-        <w:numPr>
-          <w:ilvl w:val="0"/>
-          <w:numId w:val="1"/>
-        </w:numPr>
         <w:spacing w:after="0" w:line="360" w:lineRule="auto"/>
-        <w:ind w:left="0" w:firstLine="709"/>
+        <w:ind w:left="709"/>
         <w:jc w:val="both"/>
         <w:rPr>
           <w:rFonts w:ascii="Times New Roman" w:hAnsi="Times New Roman" w:cs="Times New Roman"/>
@@ -2576,6 +2628,26 @@
           <w:szCs w:val="24"/>
         </w:rPr>
         <w:lastRenderedPageBreak/>
+        <w:t>2</w:t>
+      </w:r>
+      <w:r>
+        <w:rPr>
+          <w:rFonts w:ascii="Times New Roman" w:hAnsi="Times New Roman" w:cs="Times New Roman"/>
+          <w:b/>
+          <w:bCs/>
+          <w:sz w:val="24"/>
+          <w:szCs w:val="24"/>
+        </w:rPr>
+        <w:tab/>
+      </w:r>
+      <w:r>
+        <w:rPr>
+          <w:rFonts w:ascii="Times New Roman" w:hAnsi="Times New Roman" w:cs="Times New Roman"/>
+          <w:b/>
+          <w:bCs/>
+          <w:sz w:val="24"/>
+          <w:szCs w:val="24"/>
+        </w:rPr>
         <w:t>Анализ текущей ситуации</w:t>
       </w:r>
     </w:p>
@@ -2609,7 +2681,15 @@
         <w:pStyle w:val="a4"/>
       </w:pPr>
       <w:r>
-        <w:t>Проект относится к сегменту образовательных цифровых сервисов и студенческих платформ обмена контентом. Рынок для такого решения формируется на пересечении EdTech, мобильных приложений, сервисов совместной работы и неформального обмена учебными материалами.</w:t>
+        <w:t xml:space="preserve">Проект относится к сегменту образовательных цифровых сервисов и студенческих платформ обмена контентом. Рынок для такого решения формируется на пересечении </w:t>
+      </w:r>
+      <w:proofErr w:type="spellStart"/>
+      <w:r>
+        <w:t>EdTech</w:t>
+      </w:r>
+      <w:proofErr w:type="spellEnd"/>
+      <w:r>
+        <w:t>, мобильных приложений, сервисов совместной работы и неформального обмена учебными материалами.</w:t>
       </w:r>
     </w:p>
     <w:p>
@@ -3694,7 +3774,7 @@
           <w:sz w:val="24"/>
           <w:szCs w:val="24"/>
         </w:rPr>
-        <w:t>PEST‑анализ позволяет определить влияние факторов внешней среды на реализацию проекта по разработке мобильного приложения для обмена учебными материалами между студентами.</w:t>
+        <w:t>PEST-анализ помогает оценить, какие внешние факторы могут повлиять на формирование и реализацию маркетинговой стратегии проекта по продвижению мобильного приложения для обмена учебными материалами между студентами.</w:t>
       </w:r>
     </w:p>
     <w:tbl>
@@ -3721,7 +3801,15 @@
               <w:pStyle w:val="a4"/>
             </w:pPr>
             <w:r>
-              <w:t>P (Political). Политические</w:t>
+              <w:t>P (</w:t>
+            </w:r>
+            <w:proofErr w:type="spellStart"/>
+            <w:r>
+              <w:t>Political</w:t>
+            </w:r>
+            <w:proofErr w:type="spellEnd"/>
+            <w:r>
+              <w:t>). Политические</w:t>
             </w:r>
           </w:p>
           <w:p>
@@ -3732,28 +3820,20 @@
                 <w:numId w:val="15"/>
               </w:numPr>
               <w:spacing w:line="360" w:lineRule="auto"/>
-              <w:ind w:left="0" w:firstLine="709"/>
-              <w:rPr>
-                <w:rFonts w:ascii="Times New Roman" w:hAnsi="Times New Roman" w:cs="Times New Roman"/>
-                <w:sz w:val="24"/>
-                <w:szCs w:val="24"/>
-              </w:rPr>
-            </w:pPr>
-            <w:r>
-              <w:rPr>
-                <w:rFonts w:ascii="Times New Roman" w:hAnsi="Times New Roman" w:cs="Times New Roman"/>
-                <w:sz w:val="24"/>
-                <w:szCs w:val="24"/>
-              </w:rPr>
-              <w:t>Г</w:t>
-            </w:r>
-            <w:r>
-              <w:rPr>
-                <w:rFonts w:ascii="Times New Roman" w:hAnsi="Times New Roman" w:cs="Times New Roman"/>
-                <w:sz w:val="24"/>
-                <w:szCs w:val="24"/>
-              </w:rPr>
-              <w:t>осударственная политика в области цифровизации образования</w:t>
+              <w:jc w:val="both"/>
+              <w:rPr>
+                <w:rFonts w:ascii="Times New Roman" w:hAnsi="Times New Roman" w:cs="Times New Roman"/>
+                <w:sz w:val="24"/>
+                <w:szCs w:val="24"/>
+              </w:rPr>
+            </w:pPr>
+            <w:r>
+              <w:rPr>
+                <w:rFonts w:ascii="Times New Roman" w:hAnsi="Times New Roman" w:cs="Times New Roman"/>
+                <w:sz w:val="24"/>
+                <w:szCs w:val="24"/>
+              </w:rPr>
+              <w:t>государственная политика в сфере цифровизации образования;</w:t>
             </w:r>
           </w:p>
           <w:p>
@@ -3764,28 +3844,20 @@
                 <w:numId w:val="15"/>
               </w:numPr>
               <w:spacing w:line="360" w:lineRule="auto"/>
-              <w:ind w:left="0" w:firstLine="709"/>
-              <w:rPr>
-                <w:rFonts w:ascii="Times New Roman" w:hAnsi="Times New Roman" w:cs="Times New Roman"/>
-                <w:sz w:val="24"/>
-                <w:szCs w:val="24"/>
-              </w:rPr>
-            </w:pPr>
-            <w:r>
-              <w:rPr>
-                <w:rFonts w:ascii="Times New Roman" w:hAnsi="Times New Roman" w:cs="Times New Roman"/>
-                <w:sz w:val="24"/>
-                <w:szCs w:val="24"/>
-              </w:rPr>
-              <w:t>П</w:t>
-            </w:r>
-            <w:r>
-              <w:rPr>
-                <w:rFonts w:ascii="Times New Roman" w:hAnsi="Times New Roman" w:cs="Times New Roman"/>
-                <w:sz w:val="24"/>
-                <w:szCs w:val="24"/>
-              </w:rPr>
-              <w:t>оддержка развития информационных технологий и образовательных платформ</w:t>
+              <w:jc w:val="both"/>
+              <w:rPr>
+                <w:rFonts w:ascii="Times New Roman" w:hAnsi="Times New Roman" w:cs="Times New Roman"/>
+                <w:sz w:val="24"/>
+                <w:szCs w:val="24"/>
+              </w:rPr>
+            </w:pPr>
+            <w:r>
+              <w:rPr>
+                <w:rFonts w:ascii="Times New Roman" w:hAnsi="Times New Roman" w:cs="Times New Roman"/>
+                <w:sz w:val="24"/>
+                <w:szCs w:val="24"/>
+              </w:rPr>
+              <w:t>поддержка развития ИТ-решений и образовательных платформ;</w:t>
             </w:r>
           </w:p>
           <w:p>
@@ -3796,28 +3868,20 @@
                 <w:numId w:val="15"/>
               </w:numPr>
               <w:spacing w:line="360" w:lineRule="auto"/>
-              <w:ind w:left="0" w:firstLine="709"/>
-              <w:rPr>
-                <w:rFonts w:ascii="Times New Roman" w:hAnsi="Times New Roman" w:cs="Times New Roman"/>
-                <w:sz w:val="24"/>
-                <w:szCs w:val="24"/>
-              </w:rPr>
-            </w:pPr>
-            <w:r>
-              <w:rPr>
-                <w:rFonts w:ascii="Times New Roman" w:hAnsi="Times New Roman" w:cs="Times New Roman"/>
-                <w:sz w:val="24"/>
-                <w:szCs w:val="24"/>
-              </w:rPr>
-              <w:t>З</w:t>
-            </w:r>
-            <w:r>
-              <w:rPr>
-                <w:rFonts w:ascii="Times New Roman" w:hAnsi="Times New Roman" w:cs="Times New Roman"/>
-                <w:sz w:val="24"/>
-                <w:szCs w:val="24"/>
-              </w:rPr>
-              <w:t>аконодательство в сфере защиты персональных данных пользователей</w:t>
+              <w:jc w:val="both"/>
+              <w:rPr>
+                <w:rFonts w:ascii="Times New Roman" w:hAnsi="Times New Roman" w:cs="Times New Roman"/>
+                <w:sz w:val="24"/>
+                <w:szCs w:val="24"/>
+              </w:rPr>
+            </w:pPr>
+            <w:r>
+              <w:rPr>
+                <w:rFonts w:ascii="Times New Roman" w:hAnsi="Times New Roman" w:cs="Times New Roman"/>
+                <w:sz w:val="24"/>
+                <w:szCs w:val="24"/>
+              </w:rPr>
+              <w:t>требования законодательства в области защиты персональных данных;</w:t>
             </w:r>
           </w:p>
           <w:p>
@@ -3828,78 +3892,20 @@
                 <w:numId w:val="15"/>
               </w:numPr>
               <w:spacing w:line="360" w:lineRule="auto"/>
-              <w:ind w:left="0" w:firstLine="709"/>
-              <w:rPr>
-                <w:rFonts w:ascii="Times New Roman" w:hAnsi="Times New Roman" w:cs="Times New Roman"/>
-                <w:sz w:val="24"/>
-                <w:szCs w:val="24"/>
-              </w:rPr>
-            </w:pPr>
-            <w:r>
-              <w:rPr>
-                <w:rFonts w:ascii="Times New Roman" w:hAnsi="Times New Roman" w:cs="Times New Roman"/>
-                <w:sz w:val="24"/>
-                <w:szCs w:val="24"/>
-              </w:rPr>
-              <w:t>Н</w:t>
-            </w:r>
-            <w:r>
-              <w:rPr>
-                <w:rFonts w:ascii="Times New Roman" w:hAnsi="Times New Roman" w:cs="Times New Roman"/>
-                <w:sz w:val="24"/>
-                <w:szCs w:val="24"/>
-              </w:rPr>
-              <w:t>ормативное регулирование использования цифровых образовательных сервисов</w:t>
-            </w:r>
-          </w:p>
-          <w:p>
-            <w:pPr>
-              <w:pStyle w:val="aa"/>
-              <w:numPr>
-                <w:ilvl w:val="0"/>
-                <w:numId w:val="15"/>
-              </w:numPr>
-              <w:spacing w:line="360" w:lineRule="auto"/>
-              <w:ind w:left="0" w:firstLine="709"/>
-              <w:rPr>
-                <w:rFonts w:ascii="Times New Roman" w:hAnsi="Times New Roman" w:cs="Times New Roman"/>
-                <w:sz w:val="24"/>
-                <w:szCs w:val="24"/>
-              </w:rPr>
-            </w:pPr>
-            <w:r>
-              <w:rPr>
-                <w:rFonts w:ascii="Times New Roman" w:hAnsi="Times New Roman" w:cs="Times New Roman"/>
-                <w:sz w:val="24"/>
-                <w:szCs w:val="24"/>
-              </w:rPr>
-              <w:t>Г</w:t>
-            </w:r>
-            <w:r>
-              <w:rPr>
-                <w:rFonts w:ascii="Times New Roman" w:hAnsi="Times New Roman" w:cs="Times New Roman"/>
-                <w:sz w:val="24"/>
-                <w:szCs w:val="24"/>
-              </w:rPr>
-              <w:t>осударственные программы развития цифровых образовательных технологий</w:t>
-            </w:r>
-          </w:p>
-          <w:p>
-            <w:pPr>
-              <w:pStyle w:val="a4"/>
-            </w:pPr>
-          </w:p>
-        </w:tc>
-        <w:tc>
-          <w:tcPr>
-            <w:tcW w:w="4423" w:type="dxa"/>
-          </w:tcPr>
-          <w:p>
-            <w:pPr>
-              <w:pStyle w:val="a4"/>
-            </w:pPr>
-            <w:r>
-              <w:t>E (Economic). Экономические</w:t>
+              <w:jc w:val="both"/>
+              <w:rPr>
+                <w:rFonts w:ascii="Times New Roman" w:hAnsi="Times New Roman" w:cs="Times New Roman"/>
+                <w:sz w:val="24"/>
+                <w:szCs w:val="24"/>
+              </w:rPr>
+            </w:pPr>
+            <w:r>
+              <w:rPr>
+                <w:rFonts w:ascii="Times New Roman" w:hAnsi="Times New Roman" w:cs="Times New Roman"/>
+                <w:sz w:val="24"/>
+                <w:szCs w:val="24"/>
+              </w:rPr>
+              <w:t>нормативное регулирование цифровых сервисов;</w:t>
             </w:r>
           </w:p>
           <w:p>
@@ -3909,10 +3915,25 @@
                 <w:ilvl w:val="0"/>
                 <w:numId w:val="15"/>
               </w:numPr>
-              <w:ind w:left="0" w:firstLine="709"/>
-            </w:pPr>
-            <w:r>
-              <w:t>Рост рынка образовательных технологий в РФ</w:t>
+            </w:pPr>
+            <w:r>
+              <w:t>наличие государственных инициатив по развитию образовательных технологий.</w:t>
+            </w:r>
+            <w:r>
+              <w:t xml:space="preserve"> </w:t>
+            </w:r>
+          </w:p>
+        </w:tc>
+        <w:tc>
+          <w:tcPr>
+            <w:tcW w:w="4423" w:type="dxa"/>
+          </w:tcPr>
+          <w:p>
+            <w:pPr>
+              <w:pStyle w:val="a4"/>
+            </w:pPr>
+            <w:r>
+              <w:t>E (Economic). Экономические</w:t>
             </w:r>
           </w:p>
           <w:p>
@@ -3922,16 +3943,9 @@
                 <w:ilvl w:val="0"/>
                 <w:numId w:val="15"/>
               </w:numPr>
-              <w:ind w:left="0" w:firstLine="709"/>
-            </w:pPr>
-            <w:r>
-              <w:t>Увеличение инвестиций в IT</w:t>
-            </w:r>
-            <w:r>
-              <w:t xml:space="preserve"> </w:t>
-            </w:r>
-            <w:r>
-              <w:t>стартапы</w:t>
+            </w:pPr>
+            <w:r>
+              <w:t>рост рынка образовательных технологий в России;</w:t>
             </w:r>
           </w:p>
           <w:p>
@@ -3941,10 +3955,9 @@
                 <w:ilvl w:val="0"/>
                 <w:numId w:val="15"/>
               </w:numPr>
-              <w:ind w:left="0" w:firstLine="709"/>
-            </w:pPr>
-            <w:r>
-              <w:t>Развитие рынка мобильных приложений</w:t>
+            </w:pPr>
+            <w:r>
+              <w:t>увеличение инвестиций в ИТ-проекты;</w:t>
             </w:r>
           </w:p>
           <w:p>
@@ -3954,10 +3967,9 @@
                 <w:ilvl w:val="0"/>
                 <w:numId w:val="15"/>
               </w:numPr>
-              <w:ind w:left="0" w:firstLine="709"/>
-            </w:pPr>
-            <w:r>
-              <w:t>Уровень доходов студентов и их платежеспособности</w:t>
+            </w:pPr>
+            <w:r>
+              <w:t>развитие рынка мобильных приложений;</w:t>
             </w:r>
           </w:p>
           <w:p>
@@ -3967,10 +3979,21 @@
                 <w:ilvl w:val="0"/>
                 <w:numId w:val="15"/>
               </w:numPr>
-              <w:ind w:left="0" w:firstLine="709"/>
-            </w:pPr>
-            <w:r>
-              <w:t>Стоимость разработки и поддержки мобильного приложения</w:t>
+            </w:pPr>
+            <w:r>
+              <w:t>ограниченная платежеспособность студенческой аудитории;</w:t>
+            </w:r>
+          </w:p>
+          <w:p>
+            <w:pPr>
+              <w:pStyle w:val="a4"/>
+              <w:numPr>
+                <w:ilvl w:val="0"/>
+                <w:numId w:val="15"/>
+              </w:numPr>
+            </w:pPr>
+            <w:r>
+              <w:t>затраты на разработку, продвижение и поддержку сервиса.</w:t>
             </w:r>
           </w:p>
         </w:tc>
@@ -3988,7 +4011,15 @@
               <w:pStyle w:val="a4"/>
             </w:pPr>
             <w:r>
-              <w:t>S (Socio-Cultural). Социальные</w:t>
+              <w:t>S (</w:t>
+            </w:r>
+            <w:proofErr w:type="spellStart"/>
+            <w:r>
+              <w:t>Socio-Cultural</w:t>
+            </w:r>
+            <w:proofErr w:type="spellEnd"/>
+            <w:r>
+              <w:t>). Социальные</w:t>
             </w:r>
           </w:p>
           <w:p>
@@ -3998,10 +4029,9 @@
                 <w:ilvl w:val="0"/>
                 <w:numId w:val="15"/>
               </w:numPr>
-              <w:ind w:left="0" w:firstLine="709"/>
-            </w:pPr>
-            <w:r>
-              <w:t>Развития дистанционного и цифрового обучения</w:t>
+            </w:pPr>
+            <w:r>
+              <w:t>рост распространения дистанционного и цифрового обучения;</w:t>
             </w:r>
           </w:p>
           <w:p>
@@ -4011,10 +4041,9 @@
                 <w:ilvl w:val="0"/>
                 <w:numId w:val="15"/>
               </w:numPr>
-              <w:ind w:left="0" w:firstLine="709"/>
-            </w:pPr>
-            <w:r>
-              <w:t xml:space="preserve">Рост потребности в быстром доступе к образовательной информации </w:t>
+            </w:pPr>
+            <w:r>
+              <w:t>высокая потребность студентов в быстром доступе к учебной информации;</w:t>
             </w:r>
           </w:p>
           <w:p>
@@ -4024,10 +4053,9 @@
                 <w:ilvl w:val="0"/>
                 <w:numId w:val="15"/>
               </w:numPr>
-              <w:ind w:left="0" w:firstLine="709"/>
-            </w:pPr>
-            <w:r>
-              <w:t>Развитие культуры обмена знаниями между студентами.</w:t>
+            </w:pPr>
+            <w:r>
+              <w:t>привычка использовать смартфон как основной инструмент взаимодействия с контентом;</w:t>
             </w:r>
           </w:p>
           <w:p>
@@ -4037,10 +4065,21 @@
                 <w:ilvl w:val="0"/>
                 <w:numId w:val="15"/>
               </w:numPr>
-              <w:ind w:left="0" w:firstLine="709"/>
-            </w:pPr>
-            <w:r>
-              <w:t>Активное использование онлайн‑платформ для обучения</w:t>
+            </w:pPr>
+            <w:r>
+              <w:t>развитие культуры обмена знаниями между студентами;</w:t>
+            </w:r>
+          </w:p>
+          <w:p>
+            <w:pPr>
+              <w:pStyle w:val="a4"/>
+              <w:numPr>
+                <w:ilvl w:val="0"/>
+                <w:numId w:val="15"/>
+              </w:numPr>
+            </w:pPr>
+            <w:r>
+              <w:t>активное использование онлайн-среды для обучения и коммуникации.</w:t>
             </w:r>
           </w:p>
         </w:tc>
@@ -4062,7 +4101,15 @@
               <w:t xml:space="preserve"> </w:t>
             </w:r>
             <w:r>
-              <w:t>(Technological)</w:t>
+              <w:t>(</w:t>
+            </w:r>
+            <w:proofErr w:type="spellStart"/>
+            <w:r>
+              <w:t>Technological</w:t>
+            </w:r>
+            <w:proofErr w:type="spellEnd"/>
+            <w:r>
+              <w:t>)</w:t>
             </w:r>
             <w:r>
               <w:t>.</w:t>
@@ -4084,10 +4131,9 @@
                 <w:ilvl w:val="0"/>
                 <w:numId w:val="16"/>
               </w:numPr>
-              <w:ind w:left="0" w:firstLine="709"/>
-            </w:pPr>
-            <w:r>
-              <w:t>развитие технологий разработки мобильных приложений</w:t>
+            </w:pPr>
+            <w:r>
+              <w:t>развитие технологий мобильной разработки;</w:t>
             </w:r>
           </w:p>
           <w:p>
@@ -4097,10 +4143,9 @@
                 <w:ilvl w:val="0"/>
                 <w:numId w:val="16"/>
               </w:numPr>
-              <w:ind w:left="0" w:firstLine="709"/>
-            </w:pPr>
-            <w:r>
-              <w:t>распространение облачных технологий хранения данных</w:t>
+            </w:pPr>
+            <w:r>
+              <w:t>широкое распространение облачных решений;</w:t>
             </w:r>
           </w:p>
           <w:p>
@@ -4110,10 +4155,9 @@
                 <w:ilvl w:val="0"/>
                 <w:numId w:val="16"/>
               </w:numPr>
-              <w:ind w:left="0" w:firstLine="709"/>
-            </w:pPr>
-            <w:r>
-              <w:t>развитие технологий поиска и обработки информации</w:t>
+            </w:pPr>
+            <w:r>
+              <w:t>совершенствование поисковых систем и механизмов обработки данных;</w:t>
             </w:r>
           </w:p>
           <w:p>
@@ -4123,10 +4167,21 @@
                 <w:ilvl w:val="0"/>
                 <w:numId w:val="16"/>
               </w:numPr>
-              <w:ind w:left="0" w:firstLine="709"/>
-            </w:pPr>
-            <w:r>
-              <w:t>развитие технологий кибербезопасности</w:t>
+            </w:pPr>
+            <w:r>
+              <w:t>развитие технологий кибербезопасности;</w:t>
+            </w:r>
+          </w:p>
+          <w:p>
+            <w:pPr>
+              <w:pStyle w:val="a4"/>
+              <w:numPr>
+                <w:ilvl w:val="0"/>
+                <w:numId w:val="16"/>
+              </w:numPr>
+            </w:pPr>
+            <w:r>
+              <w:t>возможность интеграции современных инструментов аналитики и автоматизации.</w:t>
             </w:r>
           </w:p>
         </w:tc>
@@ -4149,7 +4204,7 @@
           <w:sz w:val="24"/>
           <w:szCs w:val="24"/>
         </w:rPr>
-        <w:t xml:space="preserve">Проведенный анализ PEST-факторов показывает, что внешняя среда в целом благоприятствует разработке и внедрению мобильного приложения для студентов. Ключевые возможности связаны с активной государственной поддержкой цифровизации образования, высоким спросом на онлайн-обучение и укоренившейся привычкой студентов использовать смартфоны для быстрого доступа к информации. Развитие облачных технологий и </w:t>
+        <w:t xml:space="preserve">Проведённый PEST-анализ показывает, что внешняя среда в целом благоприятна для продвижения проекта и формирования маркетинговой стратегии. Наиболее значимыми возможностями являются рост цифровизации образования, высокая вовлечённость студентов </w:t>
       </w:r>
       <w:r>
         <w:rPr>
@@ -4158,7 +4213,7 @@
           <w:szCs w:val="24"/>
         </w:rPr>
         <w:lastRenderedPageBreak/>
-        <w:t>современных средств разработки позволяет создать качественный продукт с оптимальными затратами.</w:t>
+        <w:t>в мобильные сервисы и устойчивый спрос на удобные инструменты для работы с учебными материалами. Это создаёт хорошие условия для выстраивания коммуникации через цифровые каналы, партнёрства с вузами и студенческие сообщества.</w:t>
       </w:r>
     </w:p>
     <w:p>
@@ -4178,23 +4233,7 @@
           <w:sz w:val="24"/>
           <w:szCs w:val="24"/>
         </w:rPr>
-        <w:t>Тем не менее, проекту необходимо учитывать ряд вызовов. Основным препятствием является ограниченная платежеспособность целевой аудитории</w:t>
-      </w:r>
-      <w:r>
-        <w:rPr>
-          <w:rFonts w:ascii="Times New Roman" w:hAnsi="Times New Roman" w:cs="Times New Roman"/>
-          <w:sz w:val="24"/>
-          <w:szCs w:val="24"/>
-        </w:rPr>
-        <w:t xml:space="preserve"> что может вызвать проблемы с дальнейшим финансированием мобильного приложения</w:t>
-      </w:r>
-      <w:r>
-        <w:rPr>
-          <w:rFonts w:ascii="Times New Roman" w:hAnsi="Times New Roman" w:cs="Times New Roman"/>
-          <w:sz w:val="24"/>
-          <w:szCs w:val="24"/>
-        </w:rPr>
-        <w:t>. Также существенное влияние оказывают требования законодательства по защите персональных данных и необходимость постоянной технологической адаптации для соответствия быстро меняющимся стандартам разработки и кибербезопасности.</w:t>
+        <w:t>Вместе с тем проекту необходимо учитывать и ряд ограничений. К ним относятся невысокая платежеспособность аудитории, необходимость соблюдения требований к персональным данным, а также высокая конкуренция со стороны привычных каналов обмена информацией. Следовательно, маркетинговая стратегия должна быть экономичной, гибкой и ориентированной на реальную ценность продукта для студента.</w:t>
       </w:r>
     </w:p>
     <w:p>
@@ -4214,7 +4253,7 @@
           <w:sz w:val="24"/>
           <w:szCs w:val="24"/>
         </w:rPr>
-        <w:t>SWOT‑анализ позволяет определить сильные и слабые стороны проекта, а также внешние возможности и угрозы, которые могут повлиять на его реализацию.</w:t>
+        <w:t>SWOT-анализ позволяет определить внутренние преимущества и ограничения проекта, а также внешние возможности и угрозы, которые важно учитывать при разработке маркетинговой стратегии.</w:t>
       </w:r>
     </w:p>
     <w:p>
@@ -4272,7 +4311,15 @@
               <w:ind w:firstLine="0"/>
             </w:pPr>
             <w:r>
-              <w:t>Сильные стороны (Strengths)</w:t>
+              <w:t>Сильные стороны (</w:t>
+            </w:r>
+            <w:proofErr w:type="spellStart"/>
+            <w:r>
+              <w:t>Strengths</w:t>
+            </w:r>
+            <w:proofErr w:type="spellEnd"/>
+            <w:r>
+              <w:t>)</w:t>
             </w:r>
           </w:p>
         </w:tc>
@@ -4286,7 +4333,15 @@
               <w:ind w:firstLine="0"/>
             </w:pPr>
             <w:r>
-              <w:t>Слабые стороны (Weaknesses)</w:t>
+              <w:t>Слабые стороны (</w:t>
+            </w:r>
+            <w:proofErr w:type="spellStart"/>
+            <w:r>
+              <w:t>Weaknesses</w:t>
+            </w:r>
+            <w:proofErr w:type="spellEnd"/>
+            <w:r>
+              <w:t>)</w:t>
             </w:r>
           </w:p>
         </w:tc>
@@ -4332,7 +4387,7 @@
                 <w:sz w:val="24"/>
                 <w:szCs w:val="24"/>
               </w:rPr>
-              <w:t>высокая актуальность проекта для студентов</w:t>
+              <w:t>высокая актуальность проекта для студентов;</w:t>
             </w:r>
           </w:p>
           <w:p>
@@ -4357,7 +4412,7 @@
                 <w:sz w:val="24"/>
                 <w:szCs w:val="24"/>
               </w:rPr>
-              <w:t>удобный доступ к учебным материалам через мобильное приложение</w:t>
+              <w:t>удобный доступ к учебным материалам через мобильное приложение;</w:t>
             </w:r>
           </w:p>
           <w:p>
@@ -4382,7 +4437,7 @@
                 <w:sz w:val="24"/>
                 <w:szCs w:val="24"/>
               </w:rPr>
-              <w:t>систематизация учебных ресурсов по категориям</w:t>
+              <w:t>структурирование материалов по категориям;</w:t>
             </w:r>
           </w:p>
           <w:p>
@@ -4407,7 +4462,7 @@
                 <w:sz w:val="24"/>
                 <w:szCs w:val="24"/>
               </w:rPr>
-              <w:t>возможность обмена материалами между пользователями</w:t>
+              <w:t>возможность обмена материалами между пользователями.</w:t>
             </w:r>
           </w:p>
         </w:tc>
@@ -4539,7 +4594,15 @@
               <w:ind w:firstLine="0"/>
             </w:pPr>
             <w:r>
-              <w:t>Возможности (Opportunities)</w:t>
+              <w:t>Возможности (</w:t>
+            </w:r>
+            <w:proofErr w:type="spellStart"/>
+            <w:r>
+              <w:t>Opportunities</w:t>
+            </w:r>
+            <w:proofErr w:type="spellEnd"/>
+            <w:r>
+              <w:t>)</w:t>
             </w:r>
           </w:p>
         </w:tc>
@@ -4553,7 +4616,15 @@
               <w:ind w:firstLine="0"/>
             </w:pPr>
             <w:r>
-              <w:t>Угрозы (Threats)</w:t>
+              <w:t>Угрозы (</w:t>
+            </w:r>
+            <w:proofErr w:type="spellStart"/>
+            <w:r>
+              <w:t>Threats</w:t>
+            </w:r>
+            <w:proofErr w:type="spellEnd"/>
+            <w:r>
+              <w:t>)</w:t>
             </w:r>
           </w:p>
         </w:tc>
@@ -4868,41 +4939,12 @@
           <w:sz w:val="24"/>
           <w:szCs w:val="24"/>
         </w:rPr>
-        <w:t>SWOT‑анализ выявил, что основными сильными сторонами проекта являются его актуальность для студентов, удобство использования и возможность систематизации учебных материалов.</w:t>
-      </w:r>
-      <w:r>
-        <w:rPr>
-          <w:rFonts w:ascii="Times New Roman" w:hAnsi="Times New Roman" w:cs="Times New Roman"/>
-          <w:sz w:val="24"/>
-          <w:szCs w:val="24"/>
-        </w:rPr>
-        <w:t xml:space="preserve"> </w:t>
-      </w:r>
-      <w:r>
-        <w:rPr>
-          <w:rFonts w:ascii="Times New Roman" w:hAnsi="Times New Roman" w:cs="Times New Roman"/>
-          <w:sz w:val="24"/>
-          <w:szCs w:val="24"/>
-        </w:rPr>
-        <w:t>В то же время реализация проекта может сопровождаться рядом рисков, связанных с необходимостью постоянного наполнения базы материалов, обеспечением качества контента и конкуренцией со стороны других образовательных платформ.</w:t>
+        <w:t>SWOT-анализ показывает, что проект обладает сильным маркетинговым потенциалом за счёт своей актуальности, удобства и понятной ценности для студентов. В то же время его устойчивость будет зависеть от активности сообщества, качества контента и способности удерживать интерес аудитории. Поэтому маркетинговая стратегия должна не только привлекать новых пользователей, но и поддерживать регулярное вовлечение, доверие и возврат к продукту.</w:t>
       </w:r>
     </w:p>
     <w:p>
       <w:pPr>
         <w:spacing w:after="0" w:line="360" w:lineRule="auto"/>
-        <w:ind w:firstLine="709"/>
-        <w:jc w:val="both"/>
-        <w:rPr>
-          <w:rFonts w:ascii="Times New Roman" w:hAnsi="Times New Roman" w:cs="Times New Roman"/>
-          <w:sz w:val="24"/>
-          <w:szCs w:val="24"/>
-        </w:rPr>
-      </w:pPr>
-    </w:p>
-    <w:p>
-      <w:pPr>
-        <w:spacing w:after="0" w:line="360" w:lineRule="auto"/>
-        <w:ind w:firstLine="709"/>
         <w:jc w:val="both"/>
         <w:rPr>
           <w:rFonts w:ascii="Times New Roman" w:hAnsi="Times New Roman" w:cs="Times New Roman"/>
@@ -4942,95 +4984,7 @@
         <w:pStyle w:val="a4"/>
       </w:pPr>
       <w:r>
-        <w:t xml:space="preserve">Основной целевой аудиторией проекта являются студенты высших учебных заведений. По данным статистического сборника </w:t>
-      </w:r>
-      <w:r>
-        <w:rPr>
-          <w:rStyle w:val="af"/>
-          <w:b w:val="0"/>
-          <w:bCs w:val="0"/>
-        </w:rPr>
-        <w:t>«Индикаторы образования: 2025»</w:t>
-      </w:r>
-      <w:r>
-        <w:t xml:space="preserve">, подготовленного </w:t>
-      </w:r>
-      <w:r>
-        <w:rPr>
-          <w:rStyle w:val="af"/>
-          <w:b w:val="0"/>
-          <w:bCs w:val="0"/>
-        </w:rPr>
-        <w:t>ИСИЭЗ НИУ ВШЭ</w:t>
-      </w:r>
-      <w:r>
-        <w:t xml:space="preserve"> в 2025 году, на начало 2023/24 учебного года в России обучалось </w:t>
-      </w:r>
-      <w:r>
-        <w:rPr>
-          <w:rStyle w:val="af"/>
-          <w:b w:val="0"/>
-          <w:bCs w:val="0"/>
-        </w:rPr>
-        <w:t>4,3 млн студентов</w:t>
-      </w:r>
-      <w:r>
-        <w:t xml:space="preserve"> по программам бакалавриата, специалитета и магистратуры. В сборнике </w:t>
-      </w:r>
-      <w:r>
-        <w:rPr>
-          <w:rStyle w:val="af"/>
-          <w:b w:val="0"/>
-          <w:bCs w:val="0"/>
-        </w:rPr>
-        <w:t>«Образование в цифрах: 2025»</w:t>
-      </w:r>
-      <w:r>
-        <w:t xml:space="preserve">, также подготовленном </w:t>
-      </w:r>
-      <w:r>
-        <w:rPr>
-          <w:rStyle w:val="af"/>
-          <w:b w:val="0"/>
-          <w:bCs w:val="0"/>
-        </w:rPr>
-        <w:t>ИСИЭЗ НИУ ВШЭ</w:t>
-      </w:r>
-      <w:r>
-        <w:t xml:space="preserve"> совместно с Минобрнауки России, Минпросвещения России и Росстатом, отмечается, что численность студентов по этим программам </w:t>
-      </w:r>
-      <w:r>
-        <w:rPr>
-          <w:rStyle w:val="af"/>
-          <w:b w:val="0"/>
-          <w:bCs w:val="0"/>
-        </w:rPr>
-        <w:t>растёт третий год подряд</w:t>
-      </w:r>
-      <w:r>
-        <w:t xml:space="preserve">, а в 2024 году прирост составил </w:t>
-      </w:r>
-      <w:r>
-        <w:rPr>
-          <w:rStyle w:val="af"/>
-          <w:b w:val="0"/>
-          <w:bCs w:val="0"/>
-        </w:rPr>
-        <w:t>9,6% по отношению к 2021 году</w:t>
-      </w:r>
-      <w:r>
-        <w:t xml:space="preserve">; доля студентов очной формы обучения составила </w:t>
-      </w:r>
-      <w:r>
-        <w:rPr>
-          <w:rStyle w:val="af"/>
-          <w:b w:val="0"/>
-          <w:bCs w:val="0"/>
-        </w:rPr>
-        <w:t>62,0%</w:t>
-      </w:r>
-      <w:r>
-        <w:t>. Это показывает, что проект ориентирован на массовую и устойчиво существующую аудиторию.</w:t>
+        <w:t>Основную целевую аудиторию проекта составляют студенты высших учебных заведений. Согласно данным статистического сборника «Индикаторы образования: 2025», в России обучаются миллионы студентов, а численность обучающихся по программам бакалавриата, специалитета и магистратуры остаётся устойчиво высокой. В том же источнике отмечается рост численности студентов в последние годы и значительная доля обучающихся очной формы. Это подтверждает, что проект ориентирован на крупную и стабильную аудиторию, для которой вопрос поиска и обмена учебными материалами остаётся актуальным.</w:t>
       </w:r>
     </w:p>
     <w:p>
@@ -5038,215 +4992,80 @@
         <w:pStyle w:val="a4"/>
       </w:pPr>
       <w:r>
-        <w:t xml:space="preserve">С точки зрения цифровых практик выбранная аудитория также является подходящей для мобильного сервиса. Согласно сборнику </w:t>
-      </w:r>
-      <w:r>
-        <w:rPr>
-          <w:rStyle w:val="af"/>
-          <w:b w:val="0"/>
-          <w:bCs w:val="0"/>
-        </w:rPr>
-        <w:t>«Цифровая экономика: 2026»</w:t>
-      </w:r>
-      <w:r>
-        <w:t xml:space="preserve">, опубликованному </w:t>
-      </w:r>
-      <w:r>
-        <w:rPr>
-          <w:rStyle w:val="af"/>
-          <w:b w:val="0"/>
-          <w:bCs w:val="0"/>
-        </w:rPr>
-        <w:t>ИСИЭЗ НИУ ВШЭ</w:t>
-      </w:r>
-      <w:r>
-        <w:t xml:space="preserve"> в декабре 2025 года на основе данных Росстата за 2024 год, </w:t>
-      </w:r>
-      <w:r>
-        <w:rPr>
-          <w:rStyle w:val="af"/>
-          <w:b w:val="0"/>
-          <w:bCs w:val="0"/>
-        </w:rPr>
-        <w:t>90,4% домохозяйств в России подключены к интернету</w:t>
-      </w:r>
-      <w:r>
-        <w:t xml:space="preserve">, в сеть выходят </w:t>
-      </w:r>
-      <w:r>
-        <w:rPr>
-          <w:rStyle w:val="af"/>
-          <w:b w:val="0"/>
-          <w:bCs w:val="0"/>
-        </w:rPr>
-        <w:t>92,5% россиян</w:t>
-      </w:r>
-      <w:r>
-        <w:t xml:space="preserve">, а </w:t>
-      </w:r>
-      <w:r>
-        <w:rPr>
-          <w:rStyle w:val="af"/>
-          <w:b w:val="0"/>
-          <w:bCs w:val="0"/>
-        </w:rPr>
-        <w:t>84,6%</w:t>
-      </w:r>
-      <w:r>
-        <w:t xml:space="preserve"> делают это почти ежедневно. Кроме того, </w:t>
-      </w:r>
-      <w:r>
-        <w:rPr>
-          <w:rStyle w:val="af"/>
-          <w:b w:val="0"/>
-          <w:bCs w:val="0"/>
-        </w:rPr>
-        <w:t>88,2%</w:t>
-      </w:r>
-      <w:r>
-        <w:t xml:space="preserve"> пользователей выходят в интернет с мобильных устройств, а смартфон имеется хотя бы в одном экземпляре у </w:t>
-      </w:r>
-      <w:r>
-        <w:rPr>
-          <w:rStyle w:val="af"/>
-          <w:b w:val="0"/>
-          <w:bCs w:val="0"/>
-        </w:rPr>
-        <w:t>87% домохозяйств</w:t>
-      </w:r>
-      <w:r>
-        <w:t>. Следовательно, использование мобильного приложения как основной формы доступа к учебным материалам соответствует уже сложившейся цифровой практике российских пользователей.</w:t>
+        <w:t>С точки зрения разработки маркетинговой стратегии данная аудитория является особенно перспективной, поскольку она уже активно включена в цифровую среду. В сборнике «Цифровая экономика: 2026» указано, что подавляющее большинство домохозяйств в России подключено к интернету, а значительная часть пользователей выходит в сеть с мобильных устройств. Это означает, что продвижение через мобильные каналы, социальные сети, мессенджеры и цифровые платформы соответствует привычной модели поведения целевой аудитории.</w:t>
       </w:r>
     </w:p>
     <w:p>
       <w:pPr>
-        <w:pStyle w:val="af0"/>
-        <w:shd w:val="clear" w:color="auto" w:fill="FFFFFF"/>
-        <w:spacing w:before="0" w:beforeAutospacing="0" w:after="0" w:afterAutospacing="0" w:line="360" w:lineRule="auto"/>
-        <w:ind w:firstLine="709"/>
-        <w:jc w:val="both"/>
-        <w:rPr>
-          <w:color w:val="0D0D0D"/>
-        </w:rPr>
-      </w:pPr>
-      <w:r>
-        <w:t xml:space="preserve"> </w:t>
-      </w:r>
-      <w:r>
-        <w:rPr>
-          <w:color w:val="0D0D0D"/>
-        </w:rPr>
-        <w:t>Реализуемое проектное решение удовлетворяет следующие потребности пользователей:</w:t>
+        <w:pStyle w:val="a4"/>
+      </w:pPr>
+      <w:r>
+        <w:t>Сегмент студентов обладает рядом выраженных потребностей, которые должны быть учтены в маркетинговой стратегии:</w:t>
       </w:r>
     </w:p>
     <w:p>
       <w:pPr>
-        <w:pStyle w:val="af0"/>
+        <w:pStyle w:val="a4"/>
         <w:numPr>
           <w:ilvl w:val="0"/>
-          <w:numId w:val="2"/>
+          <w:numId w:val="4"/>
         </w:numPr>
-        <w:shd w:val="clear" w:color="auto" w:fill="FFFFFF"/>
-        <w:spacing w:before="0" w:beforeAutospacing="0" w:after="0" w:afterAutospacing="0" w:line="360" w:lineRule="auto"/>
         <w:ind w:left="0" w:firstLine="709"/>
-        <w:jc w:val="both"/>
-        <w:rPr>
-          <w:color w:val="0D0D0D"/>
-        </w:rPr>
-      </w:pPr>
-      <w:r>
-        <w:rPr>
-          <w:color w:val="0D0D0D"/>
-        </w:rPr>
+      </w:pPr>
+      <w:r>
         <w:t>быстрый доступ к учебным материалам по различным дисциплинам;</w:t>
       </w:r>
     </w:p>
     <w:p>
       <w:pPr>
-        <w:pStyle w:val="af0"/>
+        <w:pStyle w:val="a4"/>
         <w:numPr>
           <w:ilvl w:val="0"/>
-          <w:numId w:val="2"/>
+          <w:numId w:val="4"/>
         </w:numPr>
-        <w:shd w:val="clear" w:color="auto" w:fill="FFFFFF"/>
-        <w:spacing w:before="0" w:beforeAutospacing="0" w:after="0" w:afterAutospacing="0" w:line="360" w:lineRule="auto"/>
         <w:ind w:left="0" w:firstLine="709"/>
-        <w:jc w:val="both"/>
-        <w:rPr>
-          <w:color w:val="0D0D0D"/>
-        </w:rPr>
-      </w:pPr>
-      <w:r>
-        <w:rPr>
-          <w:color w:val="0D0D0D"/>
-        </w:rPr>
-        <w:t>возможность обмена конспектами и полезными файлами между студентами;</w:t>
+      </w:pPr>
+      <w:r>
+        <w:t>возможность обмена конспектами и полезными файлами;</w:t>
       </w:r>
     </w:p>
     <w:p>
       <w:pPr>
-        <w:pStyle w:val="af0"/>
+        <w:pStyle w:val="a4"/>
         <w:numPr>
           <w:ilvl w:val="0"/>
-          <w:numId w:val="2"/>
+          <w:numId w:val="4"/>
         </w:numPr>
-        <w:shd w:val="clear" w:color="auto" w:fill="FFFFFF"/>
-        <w:spacing w:before="0" w:beforeAutospacing="0" w:after="0" w:afterAutospacing="0" w:line="360" w:lineRule="auto"/>
         <w:ind w:left="0" w:firstLine="709"/>
-        <w:jc w:val="both"/>
-        <w:rPr>
-          <w:color w:val="0D0D0D"/>
-        </w:rPr>
-      </w:pPr>
-      <w:r>
-        <w:rPr>
-          <w:color w:val="0D0D0D"/>
-        </w:rPr>
+      </w:pPr>
+      <w:r>
         <w:t>экономия времени при подготовке к экзаменам и занятиям;</w:t>
       </w:r>
     </w:p>
     <w:p>
       <w:pPr>
-        <w:pStyle w:val="af0"/>
+        <w:pStyle w:val="a4"/>
         <w:numPr>
           <w:ilvl w:val="0"/>
-          <w:numId w:val="2"/>
+          <w:numId w:val="4"/>
         </w:numPr>
-        <w:shd w:val="clear" w:color="auto" w:fill="FFFFFF"/>
-        <w:spacing w:before="0" w:beforeAutospacing="0" w:after="0" w:afterAutospacing="0" w:line="360" w:lineRule="auto"/>
         <w:ind w:left="0" w:firstLine="709"/>
-        <w:jc w:val="both"/>
-        <w:rPr>
-          <w:color w:val="0D0D0D"/>
-        </w:rPr>
-      </w:pPr>
-      <w:r>
-        <w:rPr>
-          <w:color w:val="0D0D0D"/>
-        </w:rPr>
-        <w:t>возможность коллективной подготовки и взаимопомощи;</w:t>
+      </w:pPr>
+      <w:r>
+        <w:t>удобный формат коллективной подготовки и взаимопомощи;</w:t>
       </w:r>
     </w:p>
     <w:p>
       <w:pPr>
-        <w:pStyle w:val="af0"/>
+        <w:pStyle w:val="a4"/>
         <w:numPr>
           <w:ilvl w:val="0"/>
-          <w:numId w:val="2"/>
+          <w:numId w:val="4"/>
         </w:numPr>
-        <w:shd w:val="clear" w:color="auto" w:fill="FFFFFF"/>
-        <w:spacing w:before="0" w:beforeAutospacing="0" w:after="0" w:afterAutospacing="0" w:line="360" w:lineRule="auto"/>
         <w:ind w:left="0" w:firstLine="709"/>
-        <w:jc w:val="both"/>
-        <w:rPr>
-          <w:color w:val="0D0D0D"/>
-        </w:rPr>
-      </w:pPr>
-      <w:r>
-        <w:rPr>
-          <w:color w:val="0D0D0D"/>
-        </w:rPr>
-        <w:t>хранение учебных материалов в одном удобном цифровом пространстве.</w:t>
+      </w:pPr>
+      <w:r>
+        <w:t>хранение всех учебных материалов в одном цифровом пространстве.</w:t>
       </w:r>
     </w:p>
     <w:p>
@@ -5254,68 +5073,8 @@
         <w:pStyle w:val="a4"/>
       </w:pPr>
       <w:r>
-        <w:t xml:space="preserve">Вместе с тем следует учитывать, что наличие мобильного приложения само по себе не гарантирует его востребованность. По данным аналитического материала </w:t>
-      </w:r>
-      <w:r>
-        <w:rPr>
-          <w:rStyle w:val="af"/>
-          <w:b w:val="0"/>
-          <w:bCs w:val="0"/>
-        </w:rPr>
-        <w:t>ИСИЭЗ НИУ ВШЭ «Цифровые навыки россиян»</w:t>
-      </w:r>
-      <w:r>
-        <w:t xml:space="preserve"> (2025), хотя интернетом регулярно пользуются </w:t>
-      </w:r>
-      <w:r>
-        <w:rPr>
-          <w:rStyle w:val="af"/>
-          <w:b w:val="0"/>
-          <w:bCs w:val="0"/>
-        </w:rPr>
-        <w:t>90% россиян</w:t>
-      </w:r>
-      <w:r>
-        <w:t xml:space="preserve">, цифровыми навыками </w:t>
-      </w:r>
-      <w:r>
-        <w:rPr>
-          <w:rStyle w:val="af"/>
-          <w:b w:val="0"/>
-          <w:bCs w:val="0"/>
-        </w:rPr>
-        <w:t>не ниже базового уровня</w:t>
-      </w:r>
-      <w:r>
-        <w:t xml:space="preserve"> обладают только </w:t>
-      </w:r>
-      <w:r>
-        <w:rPr>
-          <w:rStyle w:val="af"/>
-          <w:b w:val="0"/>
-          <w:bCs w:val="0"/>
-        </w:rPr>
-        <w:t>11%</w:t>
-      </w:r>
-      <w:r>
-        <w:t xml:space="preserve"> населения 15 лет и старше; даже среди молодёжи 20–24 лет этот показатель составляет лишь </w:t>
-      </w:r>
-      <w:r>
-        <w:rPr>
-          <w:rStyle w:val="af"/>
-          <w:b w:val="0"/>
-          <w:bCs w:val="0"/>
-        </w:rPr>
-        <w:t>18%</w:t>
-      </w:r>
-      <w:r>
-        <w:t>. Это означает, что при разработке проекта необходимо учитывать не только интерес студентов к цифровым сервисам, но и необходимость простого интерфейса, понятной навигации и минимального порога вхождения.</w:t>
-      </w:r>
-    </w:p>
-    <w:p>
-      <w:pPr>
-        <w:pStyle w:val="a4"/>
-      </w:pPr>
+        <w:t>При этом наличие цифровой привычки не означает автоматическую готовность к использованию сложного сервиса. В материалах ИСИЭЗ НИУ ВШЭ отмечается, что даже при высоком уровне регулярного использования интернета цифровые навыки у части населения остаются ограниченными. Следовательно, маркетинговая стратегия должна продвигать не только сам продукт, но и его простоту: понятный интерфейс, лёгкую навигацию, короткий путь к первому полезному действию и минимальный порог входа.</w:t>
+      </w:r>
     </w:p>
     <w:p>
       <w:pPr>
@@ -5339,7 +5098,6 @@
           <w:szCs w:val="24"/>
           <w:shd w:val="clear" w:color="auto" w:fill="FFFFFF"/>
         </w:rPr>
-        <w:lastRenderedPageBreak/>
         <w:t>2.5 Анализ продукта</w:t>
       </w:r>
     </w:p>
@@ -5356,6 +5114,7 @@
         <w:pStyle w:val="a4"/>
       </w:pPr>
       <w:r>
+        <w:lastRenderedPageBreak/>
         <w:t>В отличие от обмена файлами через мессенджеры и социальные сети, приложение будет обеспечивать структурированное хранение материалов и быстрый доступ к ним за счёт системы категорий и фильтров. Пользователи смогут сортировать материалы по вузу, факультету, дисциплине, преподавателю, курсу и семестру, а также выполнять поиск, скачивание, сохранение в избранное и просмотр комментариев. Общий анализ продукта представлен на таблице 3.</w:t>
       </w:r>
     </w:p>
@@ -5998,12 +5757,8 @@
     <w:p>
       <w:pPr>
         <w:pStyle w:val="aa"/>
-        <w:numPr>
-          <w:ilvl w:val="0"/>
-          <w:numId w:val="1"/>
-        </w:numPr>
         <w:spacing w:after="0" w:line="360" w:lineRule="auto"/>
-        <w:ind w:left="0" w:firstLine="709"/>
+        <w:ind w:left="709"/>
         <w:jc w:val="both"/>
         <w:rPr>
           <w:rFonts w:ascii="Times New Roman" w:hAnsi="Times New Roman" w:cs="Times New Roman"/>
@@ -6022,6 +5777,26 @@
           <w:szCs w:val="24"/>
         </w:rPr>
         <w:lastRenderedPageBreak/>
+        <w:t>3</w:t>
+      </w:r>
+      <w:r>
+        <w:rPr>
+          <w:rFonts w:ascii="Times New Roman" w:hAnsi="Times New Roman" w:cs="Times New Roman"/>
+          <w:b/>
+          <w:bCs/>
+          <w:sz w:val="24"/>
+          <w:szCs w:val="24"/>
+        </w:rPr>
+        <w:tab/>
+      </w:r>
+      <w:r>
+        <w:rPr>
+          <w:rFonts w:ascii="Times New Roman" w:hAnsi="Times New Roman" w:cs="Times New Roman"/>
+          <w:b/>
+          <w:bCs/>
+          <w:sz w:val="24"/>
+          <w:szCs w:val="24"/>
+        </w:rPr>
         <w:t xml:space="preserve">Постановка целей и </w:t>
       </w:r>
       <w:r>
@@ -6041,7 +5816,150 @@
         <w:pStyle w:val="a4"/>
       </w:pPr>
       <w:r>
-        <w:t xml:space="preserve">Цели маркетинговой стратегии должны быть связаны не только с ростом числа регистраций, но и с развитием активного пользовательского сообщества. Для проекта критично не просто привести пользователей, а удержать их, сформировать привычку возвращаться к приложению и добавлять материалы. Постановка целей и </w:t>
+        <w:t>Цель маркетинговой стратегии должна быть связана не только с привлечением пользователей, но и с формированием устойчивого сообщества вокруг продукта. Для такого проекта важно не просто увеличить число регистраций, а добиться того, чтобы студенты регулярно возвращались в приложение, загружали материалы, взаимодействовали с контентом и рекомендовали сервис другим. Поэтому маркетинговая цель должна отражать одновременно узнаваемость, привлечение, вовлечение и удержание.</w:t>
+      </w:r>
+    </w:p>
+    <w:p>
+      <w:pPr>
+        <w:pStyle w:val="a4"/>
+      </w:pPr>
+      <w:r>
+        <w:t>Формулировка S.M.A.R.T.-цели:</w:t>
+      </w:r>
+      <w:r>
+        <w:t xml:space="preserve"> </w:t>
+      </w:r>
+      <w:r>
+        <w:t xml:space="preserve">В течение 6 месяцев запустить и реализовать маркетинговую стратегию, которая обеспечит не менее 1 000 регистраций в пилотном периоде, достижение 30 000 контактов в целевых студенческих каналах, формирование базы не менее 500 загруженных материалов и удержание пользователей на уровне не ниже 25% по 30-дневному </w:t>
+      </w:r>
+      <w:proofErr w:type="spellStart"/>
+      <w:r>
+        <w:t>retention</w:t>
+      </w:r>
+      <w:proofErr w:type="spellEnd"/>
+      <w:r>
+        <w:t xml:space="preserve"> за счёт продвижения через студенческие сообщества, контент-маркетинг, партнёрства с вузами и точечную рекламу.</w:t>
+      </w:r>
+    </w:p>
+    <w:p>
+      <w:pPr>
+        <w:pStyle w:val="a4"/>
+      </w:pPr>
+      <w:r>
+        <w:t>Эта цель соответствует принципам S.M.A.R.T., так как:</w:t>
+      </w:r>
+    </w:p>
+    <w:p>
+      <w:pPr>
+        <w:pStyle w:val="a4"/>
+        <w:numPr>
+          <w:ilvl w:val="0"/>
+          <w:numId w:val="50"/>
+        </w:numPr>
+        <w:ind w:left="0" w:firstLine="709"/>
+      </w:pPr>
+      <w:r>
+        <w:t>S (</w:t>
+      </w:r>
+      <w:proofErr w:type="spellStart"/>
+      <w:r>
+        <w:t>Specific</w:t>
+      </w:r>
+      <w:proofErr w:type="spellEnd"/>
+      <w:r>
+        <w:t>) — конкретно определяет результаты маркетинга;</w:t>
+      </w:r>
+    </w:p>
+    <w:p>
+      <w:pPr>
+        <w:pStyle w:val="a4"/>
+        <w:numPr>
+          <w:ilvl w:val="0"/>
+          <w:numId w:val="50"/>
+        </w:numPr>
+        <w:ind w:left="0" w:firstLine="709"/>
+      </w:pPr>
+      <w:r>
+        <w:t>M (</w:t>
+      </w:r>
+      <w:proofErr w:type="spellStart"/>
+      <w:r>
+        <w:t>Measurable</w:t>
+      </w:r>
+      <w:proofErr w:type="spellEnd"/>
+      <w:r>
+        <w:t>) — имеет измеримые показатели;</w:t>
+      </w:r>
+    </w:p>
+    <w:p>
+      <w:pPr>
+        <w:pStyle w:val="a4"/>
+        <w:numPr>
+          <w:ilvl w:val="0"/>
+          <w:numId w:val="50"/>
+        </w:numPr>
+        <w:ind w:left="0" w:firstLine="709"/>
+      </w:pPr>
+      <w:r>
+        <w:t>A (</w:t>
+      </w:r>
+      <w:proofErr w:type="spellStart"/>
+      <w:r>
+        <w:t>Achievable</w:t>
+      </w:r>
+      <w:proofErr w:type="spellEnd"/>
+      <w:r>
+        <w:t>) — реалистична для пилотного этапа;</w:t>
+      </w:r>
+    </w:p>
+    <w:p>
+      <w:pPr>
+        <w:pStyle w:val="a4"/>
+        <w:numPr>
+          <w:ilvl w:val="0"/>
+          <w:numId w:val="50"/>
+        </w:numPr>
+        <w:ind w:left="0" w:firstLine="709"/>
+      </w:pPr>
+      <w:r>
+        <w:t>R (</w:t>
+      </w:r>
+      <w:proofErr w:type="spellStart"/>
+      <w:r>
+        <w:t>Relevant</w:t>
+      </w:r>
+      <w:proofErr w:type="spellEnd"/>
+      <w:r>
+        <w:t>) — напрямую связана с задачами продвижения продукта;</w:t>
+      </w:r>
+    </w:p>
+    <w:p>
+      <w:pPr>
+        <w:pStyle w:val="a4"/>
+        <w:numPr>
+          <w:ilvl w:val="0"/>
+          <w:numId w:val="50"/>
+        </w:numPr>
+        <w:ind w:left="0" w:firstLine="709"/>
+      </w:pPr>
+      <w:r>
+        <w:t>T (Time-</w:t>
+      </w:r>
+      <w:proofErr w:type="spellStart"/>
+      <w:r>
+        <w:t>bound</w:t>
+      </w:r>
+      <w:proofErr w:type="spellEnd"/>
+      <w:r>
+        <w:t>) — ограничена сроком 6 месяцев.</w:t>
+      </w:r>
+    </w:p>
+    <w:p>
+      <w:pPr>
+        <w:pStyle w:val="a4"/>
+      </w:pPr>
+      <w:r>
+        <w:t xml:space="preserve">Постановка целей и </w:t>
       </w:r>
       <w:r>
         <w:rPr>
@@ -6618,7 +6536,25 @@
                 <w:sz w:val="24"/>
                 <w:szCs w:val="28"/>
               </w:rPr>
-              <w:t>MAU, retention 30d, число загрузок</w:t>
+              <w:t xml:space="preserve">MAU, </w:t>
+            </w:r>
+            <w:proofErr w:type="spellStart"/>
+            <w:r>
+              <w:rPr>
+                <w:rFonts w:ascii="Times New Roman" w:hAnsi="Times New Roman" w:cs="Times New Roman"/>
+                <w:sz w:val="24"/>
+                <w:szCs w:val="28"/>
+              </w:rPr>
+              <w:t>retention</w:t>
+            </w:r>
+            <w:proofErr w:type="spellEnd"/>
+            <w:r>
+              <w:rPr>
+                <w:rFonts w:ascii="Times New Roman" w:hAnsi="Times New Roman" w:cs="Times New Roman"/>
+                <w:sz w:val="24"/>
+                <w:szCs w:val="28"/>
+              </w:rPr>
+              <w:t xml:space="preserve"> 30d, число загрузок</w:t>
             </w:r>
           </w:p>
         </w:tc>
@@ -6651,7 +6587,25 @@
                 <w:sz w:val="24"/>
                 <w:szCs w:val="28"/>
               </w:rPr>
-              <w:t>500 материалов, 250 активных авторов, retention 30d не ниже 25%</w:t>
+              <w:t xml:space="preserve">500 материалов, 250 активных авторов, </w:t>
+            </w:r>
+            <w:proofErr w:type="spellStart"/>
+            <w:r>
+              <w:rPr>
+                <w:rFonts w:ascii="Times New Roman" w:hAnsi="Times New Roman" w:cs="Times New Roman"/>
+                <w:sz w:val="24"/>
+                <w:szCs w:val="28"/>
+              </w:rPr>
+              <w:t>retention</w:t>
+            </w:r>
+            <w:proofErr w:type="spellEnd"/>
+            <w:r>
+              <w:rPr>
+                <w:rFonts w:ascii="Times New Roman" w:hAnsi="Times New Roman" w:cs="Times New Roman"/>
+                <w:sz w:val="24"/>
+                <w:szCs w:val="28"/>
+              </w:rPr>
+              <w:t xml:space="preserve"> 30d не ниже 25%</w:t>
             </w:r>
           </w:p>
         </w:tc>
@@ -6719,6 +6673,7 @@
                 <w:sz w:val="24"/>
                 <w:szCs w:val="28"/>
               </w:rPr>
+              <w:lastRenderedPageBreak/>
               <w:t>Экономическая эффективность</w:t>
             </w:r>
           </w:p>
@@ -6846,21 +6801,6 @@
           <w14:ligatures w14:val="none"/>
         </w:rPr>
       </w:pPr>
-    </w:p>
-    <w:p>
-      <w:pPr>
-        <w:spacing w:after="0" w:line="360" w:lineRule="auto"/>
-        <w:ind w:firstLine="709"/>
-        <w:jc w:val="both"/>
-        <w:rPr>
-          <w:rFonts w:ascii="Times New Roman" w:eastAsia="Times New Roman" w:hAnsi="Times New Roman" w:cs="Times New Roman"/>
-          <w:kern w:val="0"/>
-          <w:sz w:val="24"/>
-          <w:szCs w:val="24"/>
-          <w:lang w:eastAsia="ru-RU"/>
-          <w14:ligatures w14:val="none"/>
-        </w:rPr>
-      </w:pPr>
       <w:r>
         <w:rPr>
           <w:rFonts w:ascii="Times New Roman" w:hAnsi="Times New Roman" w:cs="Times New Roman"/>
@@ -6873,12 +6813,8 @@
     <w:p>
       <w:pPr>
         <w:pStyle w:val="aa"/>
-        <w:numPr>
-          <w:ilvl w:val="0"/>
-          <w:numId w:val="1"/>
-        </w:numPr>
         <w:spacing w:after="0" w:line="360" w:lineRule="auto"/>
-        <w:ind w:left="0" w:firstLine="709"/>
+        <w:ind w:left="709"/>
         <w:jc w:val="both"/>
         <w:rPr>
           <w:rFonts w:ascii="Times New Roman" w:hAnsi="Times New Roman" w:cs="Times New Roman"/>
@@ -6897,6 +6833,26 @@
           <w:szCs w:val="24"/>
         </w:rPr>
         <w:lastRenderedPageBreak/>
+        <w:t>4</w:t>
+      </w:r>
+      <w:r>
+        <w:rPr>
+          <w:rFonts w:ascii="Times New Roman" w:hAnsi="Times New Roman" w:cs="Times New Roman"/>
+          <w:b/>
+          <w:bCs/>
+          <w:sz w:val="24"/>
+          <w:szCs w:val="24"/>
+        </w:rPr>
+        <w:tab/>
+      </w:r>
+      <w:r>
+        <w:rPr>
+          <w:rFonts w:ascii="Times New Roman" w:hAnsi="Times New Roman" w:cs="Times New Roman"/>
+          <w:b/>
+          <w:bCs/>
+          <w:sz w:val="24"/>
+          <w:szCs w:val="24"/>
+        </w:rPr>
         <w:t>Позиционирование и уникальное торговое предложение</w:t>
       </w:r>
     </w:p>
@@ -7338,7 +7294,15 @@
         <w:pStyle w:val="a4"/>
       </w:pPr>
       <w:r>
-        <w:t>Ключевая маркетинговая идея заключается в том, что проект решает не абстрактную цифровую задачу, а очень конкретную бытовую проблему студента: где быстро найти полезный материал и как не потерять его в потоке сообщений, файлов и пересылок. Следовательно, коммуникация должна строиться вокруг простых выгод: быстрее, удобнее, структурированнее, безопаснее.</w:t>
+        <w:t xml:space="preserve">Ключевая маркетинговая идея заключается в том, что проект решает не абстрактную цифровую задачу, а очень конкретную бытовую проблему студента: где быстро найти полезный материал и как не потерять его в потоке сообщений, файлов и пересылок. Следовательно, коммуникация должна строиться вокруг простых выгод: быстрее, удобнее, </w:t>
+      </w:r>
+      <w:proofErr w:type="spellStart"/>
+      <w:r>
+        <w:t>структурированнее</w:t>
+      </w:r>
+      <w:proofErr w:type="spellEnd"/>
+      <w:r>
+        <w:t>, безопаснее.</w:t>
       </w:r>
     </w:p>
     <w:p>
@@ -7718,7 +7682,25 @@
                 <w:sz w:val="24"/>
                 <w:szCs w:val="24"/>
               </w:rPr>
-              <w:t>VK, Telegram, короткие посты, сторис, опросы</w:t>
+              <w:t xml:space="preserve">VK, Telegram, короткие посты, </w:t>
+            </w:r>
+            <w:proofErr w:type="spellStart"/>
+            <w:r>
+              <w:rPr>
+                <w:rFonts w:ascii="Times New Roman" w:hAnsi="Times New Roman" w:cs="Times New Roman"/>
+                <w:sz w:val="24"/>
+                <w:szCs w:val="24"/>
+              </w:rPr>
+              <w:t>сторис</w:t>
+            </w:r>
+            <w:proofErr w:type="spellEnd"/>
+            <w:r>
+              <w:rPr>
+                <w:rFonts w:ascii="Times New Roman" w:hAnsi="Times New Roman" w:cs="Times New Roman"/>
+                <w:sz w:val="24"/>
+                <w:szCs w:val="24"/>
+              </w:rPr>
+              <w:t>, опросы</w:t>
             </w:r>
           </w:p>
         </w:tc>
@@ -8105,8 +8087,54 @@
                 <w:sz w:val="24"/>
                 <w:szCs w:val="24"/>
               </w:rPr>
-              <w:t>VK Ads, клики на лендинг, ретаргетинг</w:t>
-            </w:r>
+              <w:t xml:space="preserve">VK </w:t>
+            </w:r>
+            <w:proofErr w:type="spellStart"/>
+            <w:r>
+              <w:rPr>
+                <w:rFonts w:ascii="Times New Roman" w:hAnsi="Times New Roman" w:cs="Times New Roman"/>
+                <w:sz w:val="24"/>
+                <w:szCs w:val="24"/>
+              </w:rPr>
+              <w:t>Ads</w:t>
+            </w:r>
+            <w:proofErr w:type="spellEnd"/>
+            <w:r>
+              <w:rPr>
+                <w:rFonts w:ascii="Times New Roman" w:hAnsi="Times New Roman" w:cs="Times New Roman"/>
+                <w:sz w:val="24"/>
+                <w:szCs w:val="24"/>
+              </w:rPr>
+              <w:t xml:space="preserve">, клики на </w:t>
+            </w:r>
+            <w:proofErr w:type="spellStart"/>
+            <w:r>
+              <w:rPr>
+                <w:rFonts w:ascii="Times New Roman" w:hAnsi="Times New Roman" w:cs="Times New Roman"/>
+                <w:sz w:val="24"/>
+                <w:szCs w:val="24"/>
+              </w:rPr>
+              <w:t>лендинг</w:t>
+            </w:r>
+            <w:proofErr w:type="spellEnd"/>
+            <w:r>
+              <w:rPr>
+                <w:rFonts w:ascii="Times New Roman" w:hAnsi="Times New Roman" w:cs="Times New Roman"/>
+                <w:sz w:val="24"/>
+                <w:szCs w:val="24"/>
+              </w:rPr>
+              <w:t xml:space="preserve">, </w:t>
+            </w:r>
+            <w:proofErr w:type="spellStart"/>
+            <w:r>
+              <w:rPr>
+                <w:rFonts w:ascii="Times New Roman" w:hAnsi="Times New Roman" w:cs="Times New Roman"/>
+                <w:sz w:val="24"/>
+                <w:szCs w:val="24"/>
+              </w:rPr>
+              <w:t>ретаргетинг</w:t>
+            </w:r>
+            <w:proofErr w:type="spellEnd"/>
           </w:p>
         </w:tc>
         <w:tc>
@@ -8166,13 +8194,23 @@
                 <w:szCs w:val="24"/>
               </w:rPr>
             </w:pPr>
-            <w:r>
-              <w:rPr>
-                <w:rFonts w:ascii="Times New Roman" w:hAnsi="Times New Roman" w:cs="Times New Roman"/>
-                <w:sz w:val="24"/>
-                <w:szCs w:val="24"/>
-              </w:rPr>
-              <w:t>Influencer-маркетинг</w:t>
+            <w:proofErr w:type="spellStart"/>
+            <w:r>
+              <w:rPr>
+                <w:rFonts w:ascii="Times New Roman" w:hAnsi="Times New Roman" w:cs="Times New Roman"/>
+                <w:sz w:val="24"/>
+                <w:szCs w:val="24"/>
+              </w:rPr>
+              <w:t>Influencer</w:t>
+            </w:r>
+            <w:proofErr w:type="spellEnd"/>
+            <w:r>
+              <w:rPr>
+                <w:rFonts w:ascii="Times New Roman" w:hAnsi="Times New Roman" w:cs="Times New Roman"/>
+                <w:sz w:val="24"/>
+                <w:szCs w:val="24"/>
+              </w:rPr>
+              <w:t>-маркетинг</w:t>
             </w:r>
           </w:p>
         </w:tc>
@@ -8234,8 +8272,18 @@
                 <w:sz w:val="24"/>
                 <w:szCs w:val="24"/>
               </w:rPr>
-              <w:t>Студенческие блогеры, микроинфлюенсеры</w:t>
-            </w:r>
+              <w:t xml:space="preserve">Студенческие блогеры, </w:t>
+            </w:r>
+            <w:proofErr w:type="spellStart"/>
+            <w:r>
+              <w:rPr>
+                <w:rFonts w:ascii="Times New Roman" w:hAnsi="Times New Roman" w:cs="Times New Roman"/>
+                <w:sz w:val="24"/>
+                <w:szCs w:val="24"/>
+              </w:rPr>
+              <w:t>микроинфлюенсеры</w:t>
+            </w:r>
+            <w:proofErr w:type="spellEnd"/>
           </w:p>
         </w:tc>
         <w:tc>
@@ -8295,13 +8343,41 @@
                 <w:szCs w:val="24"/>
               </w:rPr>
             </w:pPr>
-            <w:r>
-              <w:rPr>
-                <w:rFonts w:ascii="Times New Roman" w:hAnsi="Times New Roman" w:cs="Times New Roman"/>
-                <w:sz w:val="24"/>
-                <w:szCs w:val="24"/>
-              </w:rPr>
-              <w:t>Email и push-уведомления</w:t>
+            <w:proofErr w:type="spellStart"/>
+            <w:r>
+              <w:rPr>
+                <w:rFonts w:ascii="Times New Roman" w:hAnsi="Times New Roman" w:cs="Times New Roman"/>
+                <w:sz w:val="24"/>
+                <w:szCs w:val="24"/>
+              </w:rPr>
+              <w:t>Email</w:t>
+            </w:r>
+            <w:proofErr w:type="spellEnd"/>
+            <w:r>
+              <w:rPr>
+                <w:rFonts w:ascii="Times New Roman" w:hAnsi="Times New Roman" w:cs="Times New Roman"/>
+                <w:sz w:val="24"/>
+                <w:szCs w:val="24"/>
+              </w:rPr>
+              <w:t xml:space="preserve"> и </w:t>
+            </w:r>
+            <w:proofErr w:type="spellStart"/>
+            <w:r>
+              <w:rPr>
+                <w:rFonts w:ascii="Times New Roman" w:hAnsi="Times New Roman" w:cs="Times New Roman"/>
+                <w:sz w:val="24"/>
+                <w:szCs w:val="24"/>
+              </w:rPr>
+              <w:t>push</w:t>
+            </w:r>
+            <w:proofErr w:type="spellEnd"/>
+            <w:r>
+              <w:rPr>
+                <w:rFonts w:ascii="Times New Roman" w:hAnsi="Times New Roman" w:cs="Times New Roman"/>
+                <w:sz w:val="24"/>
+                <w:szCs w:val="24"/>
+              </w:rPr>
+              <w:t>-уведомления</w:t>
             </w:r>
           </w:p>
         </w:tc>
@@ -9085,8 +9161,18 @@
                 <w:sz w:val="24"/>
                 <w:szCs w:val="24"/>
               </w:rPr>
-              <w:t>Статьи, гайды, страницы лендинга</w:t>
-            </w:r>
+              <w:t xml:space="preserve">Статьи, гайды, страницы </w:t>
+            </w:r>
+            <w:proofErr w:type="spellStart"/>
+            <w:r>
+              <w:rPr>
+                <w:rFonts w:ascii="Times New Roman" w:hAnsi="Times New Roman" w:cs="Times New Roman"/>
+                <w:sz w:val="24"/>
+                <w:szCs w:val="24"/>
+              </w:rPr>
+              <w:t>лендинга</w:t>
+            </w:r>
+            <w:proofErr w:type="spellEnd"/>
           </w:p>
         </w:tc>
       </w:tr>
@@ -9345,13 +9431,41 @@
                 <w:szCs w:val="24"/>
               </w:rPr>
             </w:pPr>
-            <w:r>
-              <w:rPr>
-                <w:rFonts w:ascii="Times New Roman" w:hAnsi="Times New Roman" w:cs="Times New Roman"/>
-                <w:sz w:val="24"/>
-                <w:szCs w:val="24"/>
-              </w:rPr>
-              <w:t>Микрогранты, мерч, поощрения</w:t>
+            <w:proofErr w:type="spellStart"/>
+            <w:r>
+              <w:rPr>
+                <w:rFonts w:ascii="Times New Roman" w:hAnsi="Times New Roman" w:cs="Times New Roman"/>
+                <w:sz w:val="24"/>
+                <w:szCs w:val="24"/>
+              </w:rPr>
+              <w:t>Микрогранты</w:t>
+            </w:r>
+            <w:proofErr w:type="spellEnd"/>
+            <w:r>
+              <w:rPr>
+                <w:rFonts w:ascii="Times New Roman" w:hAnsi="Times New Roman" w:cs="Times New Roman"/>
+                <w:sz w:val="24"/>
+                <w:szCs w:val="24"/>
+              </w:rPr>
+              <w:t xml:space="preserve">, </w:t>
+            </w:r>
+            <w:proofErr w:type="spellStart"/>
+            <w:r>
+              <w:rPr>
+                <w:rFonts w:ascii="Times New Roman" w:hAnsi="Times New Roman" w:cs="Times New Roman"/>
+                <w:sz w:val="24"/>
+                <w:szCs w:val="24"/>
+              </w:rPr>
+              <w:t>мерч</w:t>
+            </w:r>
+            <w:proofErr w:type="spellEnd"/>
+            <w:r>
+              <w:rPr>
+                <w:rFonts w:ascii="Times New Roman" w:hAnsi="Times New Roman" w:cs="Times New Roman"/>
+                <w:sz w:val="24"/>
+                <w:szCs w:val="24"/>
+              </w:rPr>
+              <w:t>, поощрения</w:t>
             </w:r>
           </w:p>
         </w:tc>
@@ -9388,8 +9502,18 @@
                 <w:sz w:val="24"/>
                 <w:szCs w:val="24"/>
               </w:rPr>
-              <w:t>PR и микроинфлюенсеры</w:t>
-            </w:r>
+              <w:t xml:space="preserve">PR и </w:t>
+            </w:r>
+            <w:proofErr w:type="spellStart"/>
+            <w:r>
+              <w:rPr>
+                <w:rFonts w:ascii="Times New Roman" w:hAnsi="Times New Roman" w:cs="Times New Roman"/>
+                <w:sz w:val="24"/>
+                <w:szCs w:val="24"/>
+              </w:rPr>
+              <w:t>микроинфлюенсеры</w:t>
+            </w:r>
+            <w:proofErr w:type="spellEnd"/>
           </w:p>
         </w:tc>
         <w:tc>
@@ -9521,7 +9645,43 @@
                 <w:sz w:val="24"/>
                 <w:szCs w:val="24"/>
               </w:rPr>
-              <w:t>CRM, email, push и аналитика</w:t>
+              <w:t xml:space="preserve">CRM, </w:t>
+            </w:r>
+            <w:proofErr w:type="spellStart"/>
+            <w:r>
+              <w:rPr>
+                <w:rFonts w:ascii="Times New Roman" w:hAnsi="Times New Roman" w:cs="Times New Roman"/>
+                <w:sz w:val="24"/>
+                <w:szCs w:val="24"/>
+              </w:rPr>
+              <w:t>email</w:t>
+            </w:r>
+            <w:proofErr w:type="spellEnd"/>
+            <w:r>
+              <w:rPr>
+                <w:rFonts w:ascii="Times New Roman" w:hAnsi="Times New Roman" w:cs="Times New Roman"/>
+                <w:sz w:val="24"/>
+                <w:szCs w:val="24"/>
+              </w:rPr>
+              <w:t xml:space="preserve">, </w:t>
+            </w:r>
+            <w:proofErr w:type="spellStart"/>
+            <w:r>
+              <w:rPr>
+                <w:rFonts w:ascii="Times New Roman" w:hAnsi="Times New Roman" w:cs="Times New Roman"/>
+                <w:sz w:val="24"/>
+                <w:szCs w:val="24"/>
+              </w:rPr>
+              <w:t>push</w:t>
+            </w:r>
+            <w:proofErr w:type="spellEnd"/>
+            <w:r>
+              <w:rPr>
+                <w:rFonts w:ascii="Times New Roman" w:hAnsi="Times New Roman" w:cs="Times New Roman"/>
+                <w:sz w:val="24"/>
+                <w:szCs w:val="24"/>
+              </w:rPr>
+              <w:t xml:space="preserve"> и аналитика</w:t>
             </w:r>
           </w:p>
         </w:tc>
@@ -10248,7 +10408,25 @@
                 <w:sz w:val="24"/>
                 <w:szCs w:val="24"/>
               </w:rPr>
-              <w:t>Статьи, посты, сценарии, email-цепочки</w:t>
+              <w:t xml:space="preserve">Статьи, посты, сценарии, </w:t>
+            </w:r>
+            <w:proofErr w:type="spellStart"/>
+            <w:r>
+              <w:rPr>
+                <w:rFonts w:ascii="Times New Roman" w:hAnsi="Times New Roman" w:cs="Times New Roman"/>
+                <w:sz w:val="24"/>
+                <w:szCs w:val="24"/>
+              </w:rPr>
+              <w:t>email</w:t>
+            </w:r>
+            <w:proofErr w:type="spellEnd"/>
+            <w:r>
+              <w:rPr>
+                <w:rFonts w:ascii="Times New Roman" w:hAnsi="Times New Roman" w:cs="Times New Roman"/>
+                <w:sz w:val="24"/>
+                <w:szCs w:val="24"/>
+              </w:rPr>
+              <w:t>-цепочки</w:t>
             </w:r>
           </w:p>
         </w:tc>
@@ -10924,13 +11102,23 @@
                 <w:szCs w:val="24"/>
               </w:rPr>
             </w:pPr>
-            <w:r>
-              <w:rPr>
-                <w:rFonts w:ascii="Times New Roman" w:hAnsi="Times New Roman" w:cs="Times New Roman"/>
-                <w:sz w:val="24"/>
-                <w:szCs w:val="24"/>
-              </w:rPr>
-              <w:t>Иссл.</w:t>
+            <w:proofErr w:type="spellStart"/>
+            <w:r>
+              <w:rPr>
+                <w:rFonts w:ascii="Times New Roman" w:hAnsi="Times New Roman" w:cs="Times New Roman"/>
+                <w:sz w:val="24"/>
+                <w:szCs w:val="24"/>
+              </w:rPr>
+              <w:t>Иссл</w:t>
+            </w:r>
+            <w:proofErr w:type="spellEnd"/>
+            <w:r>
+              <w:rPr>
+                <w:rFonts w:ascii="Times New Roman" w:hAnsi="Times New Roman" w:cs="Times New Roman"/>
+                <w:sz w:val="24"/>
+                <w:szCs w:val="24"/>
+              </w:rPr>
+              <w:t>.</w:t>
             </w:r>
           </w:p>
         </w:tc>
@@ -11604,13 +11792,23 @@
                 <w:szCs w:val="24"/>
               </w:rPr>
             </w:pPr>
-            <w:r>
-              <w:rPr>
-                <w:rFonts w:ascii="Times New Roman" w:hAnsi="Times New Roman" w:cs="Times New Roman"/>
-                <w:sz w:val="24"/>
-                <w:szCs w:val="24"/>
-              </w:rPr>
-              <w:t>Тарг.</w:t>
+            <w:proofErr w:type="spellStart"/>
+            <w:r>
+              <w:rPr>
+                <w:rFonts w:ascii="Times New Roman" w:hAnsi="Times New Roman" w:cs="Times New Roman"/>
+                <w:sz w:val="24"/>
+                <w:szCs w:val="24"/>
+              </w:rPr>
+              <w:t>Тарг</w:t>
+            </w:r>
+            <w:proofErr w:type="spellEnd"/>
+            <w:r>
+              <w:rPr>
+                <w:rFonts w:ascii="Times New Roman" w:hAnsi="Times New Roman" w:cs="Times New Roman"/>
+                <w:sz w:val="24"/>
+                <w:szCs w:val="24"/>
+              </w:rPr>
+              <w:t>.</w:t>
             </w:r>
           </w:p>
         </w:tc>
@@ -11948,13 +12146,23 @@
                 <w:szCs w:val="24"/>
               </w:rPr>
             </w:pPr>
-            <w:r>
-              <w:rPr>
-                <w:rFonts w:ascii="Times New Roman" w:hAnsi="Times New Roman" w:cs="Times New Roman"/>
-                <w:sz w:val="24"/>
-                <w:szCs w:val="24"/>
-              </w:rPr>
-              <w:t>Удерж.</w:t>
+            <w:proofErr w:type="spellStart"/>
+            <w:r>
+              <w:rPr>
+                <w:rFonts w:ascii="Times New Roman" w:hAnsi="Times New Roman" w:cs="Times New Roman"/>
+                <w:sz w:val="24"/>
+                <w:szCs w:val="24"/>
+              </w:rPr>
+              <w:t>Удерж</w:t>
+            </w:r>
+            <w:proofErr w:type="spellEnd"/>
+            <w:r>
+              <w:rPr>
+                <w:rFonts w:ascii="Times New Roman" w:hAnsi="Times New Roman" w:cs="Times New Roman"/>
+                <w:sz w:val="24"/>
+                <w:szCs w:val="24"/>
+              </w:rPr>
+              <w:t>.</w:t>
             </w:r>
           </w:p>
         </w:tc>
@@ -12148,7 +12356,31 @@
           <w:sz w:val="24"/>
           <w:szCs w:val="24"/>
         </w:rPr>
-        <w:t>На втором этапе (2–3 месяц) осуществляется подготовка маркетинговой инфраструктуры: создаётся лендинг (посадочная страница), разрабатываются визуальные и текстовые материалы, формируется контент-план для социальных сетей. Параллельно ведётся подготовка рекламных кампаний, включая настройку таргетированной и контекстной рекламы.</w:t>
+        <w:t xml:space="preserve">На втором этапе (2–3 месяц) осуществляется подготовка маркетинговой инфраструктуры: создаётся </w:t>
+      </w:r>
+      <w:proofErr w:type="spellStart"/>
+      <w:r>
+        <w:rPr>
+          <w:rFonts w:ascii="Times New Roman" w:hAnsi="Times New Roman" w:cs="Times New Roman"/>
+          <w:i w:val="0"/>
+          <w:iCs w:val="0"/>
+          <w:color w:val="auto"/>
+          <w:sz w:val="24"/>
+          <w:szCs w:val="24"/>
+        </w:rPr>
+        <w:t>лендинг</w:t>
+      </w:r>
+      <w:proofErr w:type="spellEnd"/>
+      <w:r>
+        <w:rPr>
+          <w:rFonts w:ascii="Times New Roman" w:hAnsi="Times New Roman" w:cs="Times New Roman"/>
+          <w:i w:val="0"/>
+          <w:iCs w:val="0"/>
+          <w:color w:val="auto"/>
+          <w:sz w:val="24"/>
+          <w:szCs w:val="24"/>
+        </w:rPr>
+        <w:t xml:space="preserve"> (посадочная страница), разрабатываются визуальные и текстовые материалы, формируется контент-план для социальных сетей. Параллельно ведётся подготовка рекламных кампаний, включая настройку таргетированной и контекстной рекламы.</w:t>
       </w:r>
     </w:p>
     <w:p>
@@ -12176,7 +12408,31 @@
           <w:sz w:val="24"/>
           <w:szCs w:val="24"/>
         </w:rPr>
-        <w:t>Третий этап (3–4 месяц) связан с запуском маркетинговой активности: начинается рекламное продвижение продукта, активируется работа в социальных сетях, публикуется контент и привлекаются первые пользователи. В этот же период запускается амбассадорская программа, направленная на вовлечение студентов и формирование ядра пользовательского сообщества.</w:t>
+        <w:t xml:space="preserve">Третий этап (3–4 месяц) связан с запуском маркетинговой активности: начинается рекламное продвижение продукта, активируется работа в социальных сетях, публикуется контент и привлекаются первые пользователи. В этот же период запускается </w:t>
+      </w:r>
+      <w:proofErr w:type="spellStart"/>
+      <w:r>
+        <w:rPr>
+          <w:rFonts w:ascii="Times New Roman" w:hAnsi="Times New Roman" w:cs="Times New Roman"/>
+          <w:i w:val="0"/>
+          <w:iCs w:val="0"/>
+          <w:color w:val="auto"/>
+          <w:sz w:val="24"/>
+          <w:szCs w:val="24"/>
+        </w:rPr>
+        <w:t>амбассадорская</w:t>
+      </w:r>
+      <w:proofErr w:type="spellEnd"/>
+      <w:r>
+        <w:rPr>
+          <w:rFonts w:ascii="Times New Roman" w:hAnsi="Times New Roman" w:cs="Times New Roman"/>
+          <w:i w:val="0"/>
+          <w:iCs w:val="0"/>
+          <w:color w:val="auto"/>
+          <w:sz w:val="24"/>
+          <w:szCs w:val="24"/>
+        </w:rPr>
+        <w:t xml:space="preserve"> программа, направленная на вовлечение студентов и формирование ядра пользовательского сообщества.</w:t>
       </w:r>
     </w:p>
     <w:p>
@@ -12255,7 +12511,31 @@
           <w:sz w:val="24"/>
           <w:szCs w:val="24"/>
         </w:rPr>
-        <w:t xml:space="preserve"> Матрица ответстввенности </w:t>
+        <w:t xml:space="preserve"> Матрица </w:t>
+      </w:r>
+      <w:proofErr w:type="spellStart"/>
+      <w:r>
+        <w:rPr>
+          <w:rFonts w:ascii="Times New Roman" w:hAnsi="Times New Roman" w:cs="Times New Roman"/>
+          <w:i w:val="0"/>
+          <w:iCs w:val="0"/>
+          <w:color w:val="auto"/>
+          <w:sz w:val="24"/>
+          <w:szCs w:val="24"/>
+        </w:rPr>
+        <w:t>ответстввенности</w:t>
+      </w:r>
+      <w:proofErr w:type="spellEnd"/>
+      <w:r>
+        <w:rPr>
+          <w:rFonts w:ascii="Times New Roman" w:hAnsi="Times New Roman" w:cs="Times New Roman"/>
+          <w:i w:val="0"/>
+          <w:iCs w:val="0"/>
+          <w:color w:val="auto"/>
+          <w:sz w:val="24"/>
+          <w:szCs w:val="24"/>
+        </w:rPr>
+        <w:t xml:space="preserve"> </w:t>
       </w:r>
       <w:r>
         <w:rPr>
@@ -12368,13 +12648,13 @@
         <w:tblLook w:val="04A0" w:firstRow="1" w:lastRow="0" w:firstColumn="1" w:lastColumn="0" w:noHBand="0" w:noVBand="1"/>
       </w:tblPr>
       <w:tblGrid>
-        <w:gridCol w:w="3539"/>
-        <w:gridCol w:w="775"/>
+        <w:gridCol w:w="3397"/>
+        <w:gridCol w:w="917"/>
         <w:gridCol w:w="784"/>
-        <w:gridCol w:w="668"/>
-        <w:gridCol w:w="750"/>
+        <w:gridCol w:w="851"/>
+        <w:gridCol w:w="567"/>
         <w:gridCol w:w="709"/>
-        <w:gridCol w:w="850"/>
+        <w:gridCol w:w="2126"/>
       </w:tblGrid>
       <w:tr>
         <w:trPr>
@@ -12383,7 +12663,7 @@
         </w:trPr>
         <w:tc>
           <w:tcPr>
-            <w:tcW w:w="3539" w:type="dxa"/>
+            <w:tcW w:w="3397" w:type="dxa"/>
             <w:shd w:val="clear" w:color="auto" w:fill="auto"/>
             <w:tcMar>
               <w:top w:w="70" w:type="dxa"/>
@@ -12407,6 +12687,7 @@
               <w:rPr>
                 <w:rFonts w:ascii="Times New Roman" w:hAnsi="Times New Roman" w:cs="Times New Roman"/>
                 <w:b/>
+                <w:bCs/>
                 <w:sz w:val="24"/>
                 <w:szCs w:val="24"/>
               </w:rPr>
@@ -12416,7 +12697,7 @@
         </w:tc>
         <w:tc>
           <w:tcPr>
-            <w:tcW w:w="775" w:type="dxa"/>
+            <w:tcW w:w="917" w:type="dxa"/>
             <w:shd w:val="clear" w:color="auto" w:fill="auto"/>
             <w:tcMar>
               <w:top w:w="70" w:type="dxa"/>
@@ -12440,10 +12721,11 @@
               <w:rPr>
                 <w:rFonts w:ascii="Times New Roman" w:hAnsi="Times New Roman" w:cs="Times New Roman"/>
                 <w:b/>
-                <w:sz w:val="24"/>
-                <w:szCs w:val="24"/>
-              </w:rPr>
-              <w:t>PM</w:t>
+                <w:bCs/>
+                <w:sz w:val="24"/>
+                <w:szCs w:val="24"/>
+              </w:rPr>
+              <w:t>Марк.</w:t>
             </w:r>
           </w:p>
         </w:tc>
@@ -12469,53 +12751,33 @@
                 <w:szCs w:val="24"/>
               </w:rPr>
             </w:pPr>
+            <w:proofErr w:type="spellStart"/>
             <w:r>
               <w:rPr>
                 <w:rFonts w:ascii="Times New Roman" w:hAnsi="Times New Roman" w:cs="Times New Roman"/>
                 <w:b/>
-                <w:sz w:val="24"/>
-                <w:szCs w:val="24"/>
-              </w:rPr>
-              <w:t>MKT</w:t>
-            </w:r>
-          </w:p>
-        </w:tc>
-        <w:tc>
-          <w:tcPr>
-            <w:tcW w:w="668" w:type="dxa"/>
-            <w:shd w:val="clear" w:color="auto" w:fill="auto"/>
-            <w:tcMar>
-              <w:top w:w="70" w:type="dxa"/>
-              <w:left w:w="70" w:type="dxa"/>
-              <w:bottom w:w="70" w:type="dxa"/>
-              <w:right w:w="70" w:type="dxa"/>
-            </w:tcMar>
-            <w:vAlign w:val="center"/>
-            <w:hideMark/>
-          </w:tcPr>
-          <w:p>
-            <w:pPr>
-              <w:jc w:val="both"/>
-              <w:rPr>
-                <w:rFonts w:ascii="Times New Roman" w:hAnsi="Times New Roman" w:cs="Times New Roman"/>
-                <w:sz w:val="24"/>
-                <w:szCs w:val="24"/>
-              </w:rPr>
-            </w:pPr>
+                <w:bCs/>
+                <w:sz w:val="24"/>
+                <w:szCs w:val="24"/>
+              </w:rPr>
+              <w:t>Диз</w:t>
+            </w:r>
+            <w:proofErr w:type="spellEnd"/>
             <w:r>
               <w:rPr>
                 <w:rFonts w:ascii="Times New Roman" w:hAnsi="Times New Roman" w:cs="Times New Roman"/>
                 <w:b/>
-                <w:sz w:val="24"/>
-                <w:szCs w:val="24"/>
-              </w:rPr>
-              <w:t>DES</w:t>
-            </w:r>
-          </w:p>
-        </w:tc>
-        <w:tc>
-          <w:tcPr>
-            <w:tcW w:w="750" w:type="dxa"/>
+                <w:bCs/>
+                <w:sz w:val="24"/>
+                <w:szCs w:val="24"/>
+              </w:rPr>
+              <w:t>.</w:t>
+            </w:r>
+          </w:p>
+        </w:tc>
+        <w:tc>
+          <w:tcPr>
+            <w:tcW w:w="851" w:type="dxa"/>
             <w:shd w:val="clear" w:color="auto" w:fill="auto"/>
             <w:tcMar>
               <w:top w:w="70" w:type="dxa"/>
@@ -12539,10 +12801,45 @@
               <w:rPr>
                 <w:rFonts w:ascii="Times New Roman" w:hAnsi="Times New Roman" w:cs="Times New Roman"/>
                 <w:b/>
-                <w:sz w:val="24"/>
-                <w:szCs w:val="24"/>
-              </w:rPr>
-              <w:t>DEV</w:t>
+                <w:bCs/>
+                <w:sz w:val="24"/>
+                <w:szCs w:val="24"/>
+              </w:rPr>
+              <w:t>Конт.</w:t>
+            </w:r>
+          </w:p>
+        </w:tc>
+        <w:tc>
+          <w:tcPr>
+            <w:tcW w:w="567" w:type="dxa"/>
+            <w:shd w:val="clear" w:color="auto" w:fill="auto"/>
+            <w:tcMar>
+              <w:top w:w="70" w:type="dxa"/>
+              <w:left w:w="70" w:type="dxa"/>
+              <w:bottom w:w="70" w:type="dxa"/>
+              <w:right w:w="70" w:type="dxa"/>
+            </w:tcMar>
+            <w:vAlign w:val="center"/>
+            <w:hideMark/>
+          </w:tcPr>
+          <w:p>
+            <w:pPr>
+              <w:jc w:val="both"/>
+              <w:rPr>
+                <w:rFonts w:ascii="Times New Roman" w:hAnsi="Times New Roman" w:cs="Times New Roman"/>
+                <w:sz w:val="24"/>
+                <w:szCs w:val="24"/>
+              </w:rPr>
+            </w:pPr>
+            <w:r>
+              <w:rPr>
+                <w:rFonts w:ascii="Times New Roman" w:hAnsi="Times New Roman" w:cs="Times New Roman"/>
+                <w:b/>
+                <w:bCs/>
+                <w:sz w:val="24"/>
+                <w:szCs w:val="24"/>
+              </w:rPr>
+              <w:t>Ан.</w:t>
             </w:r>
           </w:p>
         </w:tc>
@@ -12572,16 +12869,17 @@
               <w:rPr>
                 <w:rFonts w:ascii="Times New Roman" w:hAnsi="Times New Roman" w:cs="Times New Roman"/>
                 <w:b/>
-                <w:sz w:val="24"/>
-                <w:szCs w:val="24"/>
-              </w:rPr>
-              <w:t>ANA</w:t>
-            </w:r>
-          </w:p>
-        </w:tc>
-        <w:tc>
-          <w:tcPr>
-            <w:tcW w:w="850" w:type="dxa"/>
+                <w:bCs/>
+                <w:sz w:val="24"/>
+                <w:szCs w:val="24"/>
+              </w:rPr>
+              <w:t>Ком.</w:t>
+            </w:r>
+          </w:p>
+        </w:tc>
+        <w:tc>
+          <w:tcPr>
+            <w:tcW w:w="2126" w:type="dxa"/>
             <w:shd w:val="clear" w:color="auto" w:fill="auto"/>
             <w:tcMar>
               <w:top w:w="70" w:type="dxa"/>
@@ -12605,10 +12903,11 @@
               <w:rPr>
                 <w:rFonts w:ascii="Times New Roman" w:hAnsi="Times New Roman" w:cs="Times New Roman"/>
                 <w:b/>
-                <w:sz w:val="24"/>
-                <w:szCs w:val="24"/>
-              </w:rPr>
-              <w:t>MOD</w:t>
+                <w:bCs/>
+                <w:sz w:val="24"/>
+                <w:szCs w:val="24"/>
+              </w:rPr>
+              <w:t>Активность</w:t>
             </w:r>
           </w:p>
         </w:tc>
@@ -12619,7 +12918,7 @@
         </w:trPr>
         <w:tc>
           <w:tcPr>
-            <w:tcW w:w="3539" w:type="dxa"/>
+            <w:tcW w:w="3397" w:type="dxa"/>
             <w:shd w:val="clear" w:color="auto" w:fill="auto"/>
             <w:tcMar>
               <w:top w:w="70" w:type="dxa"/>
@@ -12651,7 +12950,7 @@
         </w:tc>
         <w:tc>
           <w:tcPr>
-            <w:tcW w:w="775" w:type="dxa"/>
+            <w:tcW w:w="917" w:type="dxa"/>
             <w:shd w:val="clear" w:color="auto" w:fill="auto"/>
             <w:tcMar>
               <w:top w:w="70" w:type="dxa"/>
@@ -12709,45 +13008,77 @@
                 <w:sz w:val="24"/>
                 <w:szCs w:val="24"/>
               </w:rPr>
+              <w:t>C</w:t>
+            </w:r>
+          </w:p>
+        </w:tc>
+        <w:tc>
+          <w:tcPr>
+            <w:tcW w:w="851" w:type="dxa"/>
+            <w:shd w:val="clear" w:color="auto" w:fill="auto"/>
+            <w:tcMar>
+              <w:top w:w="70" w:type="dxa"/>
+              <w:left w:w="70" w:type="dxa"/>
+              <w:bottom w:w="70" w:type="dxa"/>
+              <w:right w:w="70" w:type="dxa"/>
+            </w:tcMar>
+            <w:vAlign w:val="center"/>
+            <w:hideMark/>
+          </w:tcPr>
+          <w:p>
+            <w:pPr>
+              <w:jc w:val="both"/>
+              <w:rPr>
+                <w:rFonts w:ascii="Times New Roman" w:hAnsi="Times New Roman" w:cs="Times New Roman"/>
+                <w:sz w:val="24"/>
+                <w:szCs w:val="24"/>
+              </w:rPr>
+            </w:pPr>
+            <w:r>
+              <w:rPr>
+                <w:rFonts w:ascii="Times New Roman" w:hAnsi="Times New Roman" w:cs="Times New Roman"/>
+                <w:sz w:val="24"/>
+                <w:szCs w:val="24"/>
+              </w:rPr>
+              <w:t>I</w:t>
+            </w:r>
+          </w:p>
+        </w:tc>
+        <w:tc>
+          <w:tcPr>
+            <w:tcW w:w="567" w:type="dxa"/>
+            <w:shd w:val="clear" w:color="auto" w:fill="auto"/>
+            <w:tcMar>
+              <w:top w:w="70" w:type="dxa"/>
+              <w:left w:w="70" w:type="dxa"/>
+              <w:bottom w:w="70" w:type="dxa"/>
+              <w:right w:w="70" w:type="dxa"/>
+            </w:tcMar>
+            <w:vAlign w:val="center"/>
+            <w:hideMark/>
+          </w:tcPr>
+          <w:p>
+            <w:pPr>
+              <w:jc w:val="both"/>
+              <w:rPr>
+                <w:rFonts w:ascii="Times New Roman" w:hAnsi="Times New Roman" w:cs="Times New Roman"/>
+                <w:sz w:val="24"/>
+                <w:szCs w:val="24"/>
+              </w:rPr>
+            </w:pPr>
+            <w:r>
+              <w:rPr>
+                <w:rFonts w:ascii="Times New Roman" w:hAnsi="Times New Roman" w:cs="Times New Roman"/>
+                <w:sz w:val="24"/>
+                <w:szCs w:val="24"/>
+              </w:rPr>
               <w:t>R</w:t>
             </w:r>
           </w:p>
         </w:tc>
         <w:tc>
           <w:tcPr>
-            <w:tcW w:w="668" w:type="dxa"/>
-            <w:shd w:val="clear" w:color="auto" w:fill="auto"/>
-            <w:tcMar>
-              <w:top w:w="70" w:type="dxa"/>
-              <w:left w:w="70" w:type="dxa"/>
-              <w:bottom w:w="70" w:type="dxa"/>
-              <w:right w:w="70" w:type="dxa"/>
-            </w:tcMar>
-            <w:vAlign w:val="center"/>
-            <w:hideMark/>
-          </w:tcPr>
-          <w:p>
-            <w:pPr>
-              <w:jc w:val="both"/>
-              <w:rPr>
-                <w:rFonts w:ascii="Times New Roman" w:hAnsi="Times New Roman" w:cs="Times New Roman"/>
-                <w:sz w:val="24"/>
-                <w:szCs w:val="24"/>
-              </w:rPr>
-            </w:pPr>
-            <w:r>
-              <w:rPr>
-                <w:rFonts w:ascii="Times New Roman" w:hAnsi="Times New Roman" w:cs="Times New Roman"/>
-                <w:sz w:val="24"/>
-                <w:szCs w:val="24"/>
-              </w:rPr>
-              <w:t>C</w:t>
-            </w:r>
-          </w:p>
-        </w:tc>
-        <w:tc>
-          <w:tcPr>
-            <w:tcW w:w="750" w:type="dxa"/>
+            <w:tcW w:w="709" w:type="dxa"/>
             <w:shd w:val="clear" w:color="auto" w:fill="auto"/>
             <w:tcMar>
               <w:top w:w="70" w:type="dxa"/>
@@ -12779,65 +13110,33 @@
         </w:tc>
         <w:tc>
           <w:tcPr>
-            <w:tcW w:w="709" w:type="dxa"/>
-            <w:shd w:val="clear" w:color="auto" w:fill="auto"/>
-            <w:tcMar>
-              <w:top w:w="70" w:type="dxa"/>
-              <w:left w:w="70" w:type="dxa"/>
-              <w:bottom w:w="70" w:type="dxa"/>
-              <w:right w:w="70" w:type="dxa"/>
-            </w:tcMar>
-            <w:vAlign w:val="center"/>
-            <w:hideMark/>
-          </w:tcPr>
-          <w:p>
-            <w:pPr>
-              <w:jc w:val="both"/>
-              <w:rPr>
-                <w:rFonts w:ascii="Times New Roman" w:hAnsi="Times New Roman" w:cs="Times New Roman"/>
-                <w:sz w:val="24"/>
-                <w:szCs w:val="24"/>
-              </w:rPr>
-            </w:pPr>
-            <w:r>
-              <w:rPr>
-                <w:rFonts w:ascii="Times New Roman" w:hAnsi="Times New Roman" w:cs="Times New Roman"/>
-                <w:sz w:val="24"/>
-                <w:szCs w:val="24"/>
-              </w:rPr>
-              <w:t>R</w:t>
-            </w:r>
-          </w:p>
-        </w:tc>
-        <w:tc>
-          <w:tcPr>
-            <w:tcW w:w="850" w:type="dxa"/>
-            <w:shd w:val="clear" w:color="auto" w:fill="auto"/>
-            <w:tcMar>
-              <w:top w:w="70" w:type="dxa"/>
-              <w:left w:w="70" w:type="dxa"/>
-              <w:bottom w:w="70" w:type="dxa"/>
-              <w:right w:w="70" w:type="dxa"/>
-            </w:tcMar>
-            <w:vAlign w:val="center"/>
-            <w:hideMark/>
-          </w:tcPr>
-          <w:p>
-            <w:pPr>
-              <w:jc w:val="both"/>
-              <w:rPr>
-                <w:rFonts w:ascii="Times New Roman" w:hAnsi="Times New Roman" w:cs="Times New Roman"/>
-                <w:sz w:val="24"/>
-                <w:szCs w:val="24"/>
-              </w:rPr>
-            </w:pPr>
-            <w:r>
-              <w:rPr>
-                <w:rFonts w:ascii="Times New Roman" w:hAnsi="Times New Roman" w:cs="Times New Roman"/>
-                <w:sz w:val="24"/>
-                <w:szCs w:val="24"/>
-              </w:rPr>
-              <w:t>I</w:t>
+            <w:tcW w:w="2126" w:type="dxa"/>
+            <w:shd w:val="clear" w:color="auto" w:fill="auto"/>
+            <w:tcMar>
+              <w:top w:w="70" w:type="dxa"/>
+              <w:left w:w="70" w:type="dxa"/>
+              <w:bottom w:w="70" w:type="dxa"/>
+              <w:right w:w="70" w:type="dxa"/>
+            </w:tcMar>
+            <w:vAlign w:val="center"/>
+            <w:hideMark/>
+          </w:tcPr>
+          <w:p>
+            <w:pPr>
+              <w:jc w:val="both"/>
+              <w:rPr>
+                <w:rFonts w:ascii="Times New Roman" w:hAnsi="Times New Roman" w:cs="Times New Roman"/>
+                <w:sz w:val="24"/>
+                <w:szCs w:val="24"/>
+              </w:rPr>
+            </w:pPr>
+            <w:r>
+              <w:rPr>
+                <w:rFonts w:ascii="Times New Roman" w:hAnsi="Times New Roman" w:cs="Times New Roman"/>
+                <w:sz w:val="24"/>
+                <w:szCs w:val="24"/>
+              </w:rPr>
+              <w:t>Исследование аудитории</w:t>
             </w:r>
           </w:p>
         </w:tc>
@@ -12848,7 +13147,7 @@
         </w:trPr>
         <w:tc>
           <w:tcPr>
-            <w:tcW w:w="3539" w:type="dxa"/>
+            <w:tcW w:w="3397" w:type="dxa"/>
             <w:shd w:val="clear" w:color="auto" w:fill="auto"/>
             <w:tcMar>
               <w:top w:w="70" w:type="dxa"/>
@@ -12880,7 +13179,7 @@
         </w:tc>
         <w:tc>
           <w:tcPr>
-            <w:tcW w:w="775" w:type="dxa"/>
+            <w:tcW w:w="917" w:type="dxa"/>
             <w:shd w:val="clear" w:color="auto" w:fill="auto"/>
             <w:tcMar>
               <w:top w:w="70" w:type="dxa"/>
@@ -12938,13 +13237,45 @@
                 <w:sz w:val="24"/>
                 <w:szCs w:val="24"/>
               </w:rPr>
+              <w:t>C</w:t>
+            </w:r>
+          </w:p>
+        </w:tc>
+        <w:tc>
+          <w:tcPr>
+            <w:tcW w:w="851" w:type="dxa"/>
+            <w:shd w:val="clear" w:color="auto" w:fill="auto"/>
+            <w:tcMar>
+              <w:top w:w="70" w:type="dxa"/>
+              <w:left w:w="70" w:type="dxa"/>
+              <w:bottom w:w="70" w:type="dxa"/>
+              <w:right w:w="70" w:type="dxa"/>
+            </w:tcMar>
+            <w:vAlign w:val="center"/>
+            <w:hideMark/>
+          </w:tcPr>
+          <w:p>
+            <w:pPr>
+              <w:jc w:val="both"/>
+              <w:rPr>
+                <w:rFonts w:ascii="Times New Roman" w:hAnsi="Times New Roman" w:cs="Times New Roman"/>
+                <w:sz w:val="24"/>
+                <w:szCs w:val="24"/>
+              </w:rPr>
+            </w:pPr>
+            <w:r>
+              <w:rPr>
+                <w:rFonts w:ascii="Times New Roman" w:hAnsi="Times New Roman" w:cs="Times New Roman"/>
+                <w:sz w:val="24"/>
+                <w:szCs w:val="24"/>
+              </w:rPr>
               <w:t>R</w:t>
             </w:r>
           </w:p>
         </w:tc>
         <w:tc>
           <w:tcPr>
-            <w:tcW w:w="668" w:type="dxa"/>
+            <w:tcW w:w="567" w:type="dxa"/>
             <w:shd w:val="clear" w:color="auto" w:fill="auto"/>
             <w:tcMar>
               <w:top w:w="70" w:type="dxa"/>
@@ -12976,7 +13307,7 @@
         </w:tc>
         <w:tc>
           <w:tcPr>
-            <w:tcW w:w="750" w:type="dxa"/>
+            <w:tcW w:w="709" w:type="dxa"/>
             <w:shd w:val="clear" w:color="auto" w:fill="auto"/>
             <w:tcMar>
               <w:top w:w="70" w:type="dxa"/>
@@ -13008,65 +13339,33 @@
         </w:tc>
         <w:tc>
           <w:tcPr>
-            <w:tcW w:w="709" w:type="dxa"/>
-            <w:shd w:val="clear" w:color="auto" w:fill="auto"/>
-            <w:tcMar>
-              <w:top w:w="70" w:type="dxa"/>
-              <w:left w:w="70" w:type="dxa"/>
-              <w:bottom w:w="70" w:type="dxa"/>
-              <w:right w:w="70" w:type="dxa"/>
-            </w:tcMar>
-            <w:vAlign w:val="center"/>
-            <w:hideMark/>
-          </w:tcPr>
-          <w:p>
-            <w:pPr>
-              <w:jc w:val="both"/>
-              <w:rPr>
-                <w:rFonts w:ascii="Times New Roman" w:hAnsi="Times New Roman" w:cs="Times New Roman"/>
-                <w:sz w:val="24"/>
-                <w:szCs w:val="24"/>
-              </w:rPr>
-            </w:pPr>
-            <w:r>
-              <w:rPr>
-                <w:rFonts w:ascii="Times New Roman" w:hAnsi="Times New Roman" w:cs="Times New Roman"/>
-                <w:sz w:val="24"/>
-                <w:szCs w:val="24"/>
-              </w:rPr>
-              <w:t>C</w:t>
-            </w:r>
-          </w:p>
-        </w:tc>
-        <w:tc>
-          <w:tcPr>
-            <w:tcW w:w="850" w:type="dxa"/>
-            <w:shd w:val="clear" w:color="auto" w:fill="auto"/>
-            <w:tcMar>
-              <w:top w:w="70" w:type="dxa"/>
-              <w:left w:w="70" w:type="dxa"/>
-              <w:bottom w:w="70" w:type="dxa"/>
-              <w:right w:w="70" w:type="dxa"/>
-            </w:tcMar>
-            <w:vAlign w:val="center"/>
-            <w:hideMark/>
-          </w:tcPr>
-          <w:p>
-            <w:pPr>
-              <w:jc w:val="both"/>
-              <w:rPr>
-                <w:rFonts w:ascii="Times New Roman" w:hAnsi="Times New Roman" w:cs="Times New Roman"/>
-                <w:sz w:val="24"/>
-                <w:szCs w:val="24"/>
-              </w:rPr>
-            </w:pPr>
-            <w:r>
-              <w:rPr>
-                <w:rFonts w:ascii="Times New Roman" w:hAnsi="Times New Roman" w:cs="Times New Roman"/>
-                <w:sz w:val="24"/>
-                <w:szCs w:val="24"/>
-              </w:rPr>
-              <w:t>I</w:t>
+            <w:tcW w:w="2126" w:type="dxa"/>
+            <w:shd w:val="clear" w:color="auto" w:fill="auto"/>
+            <w:tcMar>
+              <w:top w:w="70" w:type="dxa"/>
+              <w:left w:w="70" w:type="dxa"/>
+              <w:bottom w:w="70" w:type="dxa"/>
+              <w:right w:w="70" w:type="dxa"/>
+            </w:tcMar>
+            <w:vAlign w:val="center"/>
+            <w:hideMark/>
+          </w:tcPr>
+          <w:p>
+            <w:pPr>
+              <w:jc w:val="both"/>
+              <w:rPr>
+                <w:rFonts w:ascii="Times New Roman" w:hAnsi="Times New Roman" w:cs="Times New Roman"/>
+                <w:sz w:val="24"/>
+                <w:szCs w:val="24"/>
+              </w:rPr>
+            </w:pPr>
+            <w:r>
+              <w:rPr>
+                <w:rFonts w:ascii="Times New Roman" w:hAnsi="Times New Roman" w:cs="Times New Roman"/>
+                <w:sz w:val="24"/>
+                <w:szCs w:val="24"/>
+              </w:rPr>
+              <w:t>Подготовка позиционирования</w:t>
             </w:r>
           </w:p>
         </w:tc>
@@ -13077,39 +13376,49 @@
         </w:trPr>
         <w:tc>
           <w:tcPr>
-            <w:tcW w:w="3539" w:type="dxa"/>
-            <w:shd w:val="clear" w:color="auto" w:fill="auto"/>
-            <w:tcMar>
-              <w:top w:w="70" w:type="dxa"/>
-              <w:left w:w="70" w:type="dxa"/>
-              <w:bottom w:w="70" w:type="dxa"/>
-              <w:right w:w="70" w:type="dxa"/>
-            </w:tcMar>
-            <w:vAlign w:val="center"/>
-            <w:hideMark/>
-          </w:tcPr>
-          <w:p>
-            <w:pPr>
-              <w:jc w:val="both"/>
-              <w:rPr>
-                <w:rFonts w:ascii="Times New Roman" w:hAnsi="Times New Roman" w:cs="Times New Roman"/>
-                <w:sz w:val="24"/>
-                <w:szCs w:val="24"/>
-              </w:rPr>
-            </w:pPr>
-            <w:r>
-              <w:rPr>
-                <w:rFonts w:ascii="Times New Roman" w:hAnsi="Times New Roman" w:cs="Times New Roman"/>
-                <w:sz w:val="24"/>
-                <w:szCs w:val="24"/>
-              </w:rPr>
-              <w:t>Создание лендинга</w:t>
-            </w:r>
-          </w:p>
-        </w:tc>
-        <w:tc>
-          <w:tcPr>
-            <w:tcW w:w="775" w:type="dxa"/>
+            <w:tcW w:w="3397" w:type="dxa"/>
+            <w:shd w:val="clear" w:color="auto" w:fill="auto"/>
+            <w:tcMar>
+              <w:top w:w="70" w:type="dxa"/>
+              <w:left w:w="70" w:type="dxa"/>
+              <w:bottom w:w="70" w:type="dxa"/>
+              <w:right w:w="70" w:type="dxa"/>
+            </w:tcMar>
+            <w:vAlign w:val="center"/>
+            <w:hideMark/>
+          </w:tcPr>
+          <w:p>
+            <w:pPr>
+              <w:jc w:val="both"/>
+              <w:rPr>
+                <w:rFonts w:ascii="Times New Roman" w:hAnsi="Times New Roman" w:cs="Times New Roman"/>
+                <w:sz w:val="24"/>
+                <w:szCs w:val="24"/>
+              </w:rPr>
+            </w:pPr>
+            <w:r>
+              <w:rPr>
+                <w:rFonts w:ascii="Times New Roman" w:hAnsi="Times New Roman" w:cs="Times New Roman"/>
+                <w:sz w:val="24"/>
+                <w:szCs w:val="24"/>
+              </w:rPr>
+              <w:t xml:space="preserve">Создание </w:t>
+            </w:r>
+            <w:proofErr w:type="spellStart"/>
+            <w:r>
+              <w:rPr>
+                <w:rFonts w:ascii="Times New Roman" w:hAnsi="Times New Roman" w:cs="Times New Roman"/>
+                <w:sz w:val="24"/>
+                <w:szCs w:val="24"/>
+              </w:rPr>
+              <w:t>лендинга</w:t>
+            </w:r>
+            <w:proofErr w:type="spellEnd"/>
+          </w:p>
+        </w:tc>
+        <w:tc>
+          <w:tcPr>
+            <w:tcW w:w="917" w:type="dxa"/>
             <w:shd w:val="clear" w:color="auto" w:fill="auto"/>
             <w:tcMar>
               <w:top w:w="70" w:type="dxa"/>
@@ -13167,71 +13476,71 @@
                 <w:sz w:val="24"/>
                 <w:szCs w:val="24"/>
               </w:rPr>
+              <w:t>R</w:t>
+            </w:r>
+          </w:p>
+        </w:tc>
+        <w:tc>
+          <w:tcPr>
+            <w:tcW w:w="851" w:type="dxa"/>
+            <w:shd w:val="clear" w:color="auto" w:fill="auto"/>
+            <w:tcMar>
+              <w:top w:w="70" w:type="dxa"/>
+              <w:left w:w="70" w:type="dxa"/>
+              <w:bottom w:w="70" w:type="dxa"/>
+              <w:right w:w="70" w:type="dxa"/>
+            </w:tcMar>
+            <w:vAlign w:val="center"/>
+            <w:hideMark/>
+          </w:tcPr>
+          <w:p>
+            <w:pPr>
+              <w:jc w:val="both"/>
+              <w:rPr>
+                <w:rFonts w:ascii="Times New Roman" w:hAnsi="Times New Roman" w:cs="Times New Roman"/>
+                <w:sz w:val="24"/>
+                <w:szCs w:val="24"/>
+              </w:rPr>
+            </w:pPr>
+            <w:r>
+              <w:rPr>
+                <w:rFonts w:ascii="Times New Roman" w:hAnsi="Times New Roman" w:cs="Times New Roman"/>
+                <w:sz w:val="24"/>
+                <w:szCs w:val="24"/>
+              </w:rPr>
               <w:t>C</w:t>
             </w:r>
           </w:p>
         </w:tc>
         <w:tc>
           <w:tcPr>
-            <w:tcW w:w="668" w:type="dxa"/>
-            <w:shd w:val="clear" w:color="auto" w:fill="auto"/>
-            <w:tcMar>
-              <w:top w:w="70" w:type="dxa"/>
-              <w:left w:w="70" w:type="dxa"/>
-              <w:bottom w:w="70" w:type="dxa"/>
-              <w:right w:w="70" w:type="dxa"/>
-            </w:tcMar>
-            <w:vAlign w:val="center"/>
-            <w:hideMark/>
-          </w:tcPr>
-          <w:p>
-            <w:pPr>
-              <w:jc w:val="both"/>
-              <w:rPr>
-                <w:rFonts w:ascii="Times New Roman" w:hAnsi="Times New Roman" w:cs="Times New Roman"/>
-                <w:sz w:val="24"/>
-                <w:szCs w:val="24"/>
-              </w:rPr>
-            </w:pPr>
-            <w:r>
-              <w:rPr>
-                <w:rFonts w:ascii="Times New Roman" w:hAnsi="Times New Roman" w:cs="Times New Roman"/>
-                <w:sz w:val="24"/>
-                <w:szCs w:val="24"/>
-              </w:rPr>
-              <w:t>R</w:t>
-            </w:r>
-          </w:p>
-        </w:tc>
-        <w:tc>
-          <w:tcPr>
-            <w:tcW w:w="750" w:type="dxa"/>
-            <w:shd w:val="clear" w:color="auto" w:fill="auto"/>
-            <w:tcMar>
-              <w:top w:w="70" w:type="dxa"/>
-              <w:left w:w="70" w:type="dxa"/>
-              <w:bottom w:w="70" w:type="dxa"/>
-              <w:right w:w="70" w:type="dxa"/>
-            </w:tcMar>
-            <w:vAlign w:val="center"/>
-            <w:hideMark/>
-          </w:tcPr>
-          <w:p>
-            <w:pPr>
-              <w:jc w:val="both"/>
-              <w:rPr>
-                <w:rFonts w:ascii="Times New Roman" w:hAnsi="Times New Roman" w:cs="Times New Roman"/>
-                <w:sz w:val="24"/>
-                <w:szCs w:val="24"/>
-              </w:rPr>
-            </w:pPr>
-            <w:r>
-              <w:rPr>
-                <w:rFonts w:ascii="Times New Roman" w:hAnsi="Times New Roman" w:cs="Times New Roman"/>
-                <w:sz w:val="24"/>
-                <w:szCs w:val="24"/>
-              </w:rPr>
-              <w:t>R</w:t>
+            <w:tcW w:w="567" w:type="dxa"/>
+            <w:shd w:val="clear" w:color="auto" w:fill="auto"/>
+            <w:tcMar>
+              <w:top w:w="70" w:type="dxa"/>
+              <w:left w:w="70" w:type="dxa"/>
+              <w:bottom w:w="70" w:type="dxa"/>
+              <w:right w:w="70" w:type="dxa"/>
+            </w:tcMar>
+            <w:vAlign w:val="center"/>
+            <w:hideMark/>
+          </w:tcPr>
+          <w:p>
+            <w:pPr>
+              <w:jc w:val="both"/>
+              <w:rPr>
+                <w:rFonts w:ascii="Times New Roman" w:hAnsi="Times New Roman" w:cs="Times New Roman"/>
+                <w:sz w:val="24"/>
+                <w:szCs w:val="24"/>
+              </w:rPr>
+            </w:pPr>
+            <w:r>
+              <w:rPr>
+                <w:rFonts w:ascii="Times New Roman" w:hAnsi="Times New Roman" w:cs="Times New Roman"/>
+                <w:sz w:val="24"/>
+                <w:szCs w:val="24"/>
+              </w:rPr>
+              <w:t>C</w:t>
             </w:r>
           </w:p>
         </w:tc>
@@ -13263,40 +13572,50 @@
                 <w:sz w:val="24"/>
                 <w:szCs w:val="24"/>
               </w:rPr>
-              <w:t>C</w:t>
-            </w:r>
-          </w:p>
-        </w:tc>
-        <w:tc>
-          <w:tcPr>
-            <w:tcW w:w="850" w:type="dxa"/>
-            <w:shd w:val="clear" w:color="auto" w:fill="auto"/>
-            <w:tcMar>
-              <w:top w:w="70" w:type="dxa"/>
-              <w:left w:w="70" w:type="dxa"/>
-              <w:bottom w:w="70" w:type="dxa"/>
-              <w:right w:w="70" w:type="dxa"/>
-            </w:tcMar>
-            <w:vAlign w:val="center"/>
-            <w:hideMark/>
-          </w:tcPr>
-          <w:p>
-            <w:pPr>
-              <w:jc w:val="both"/>
-              <w:rPr>
-                <w:rFonts w:ascii="Times New Roman" w:hAnsi="Times New Roman" w:cs="Times New Roman"/>
-                <w:sz w:val="24"/>
-                <w:szCs w:val="24"/>
-              </w:rPr>
-            </w:pPr>
-            <w:r>
-              <w:rPr>
-                <w:rFonts w:ascii="Times New Roman" w:hAnsi="Times New Roman" w:cs="Times New Roman"/>
-                <w:sz w:val="24"/>
-                <w:szCs w:val="24"/>
-              </w:rPr>
               <w:t>I</w:t>
             </w:r>
+          </w:p>
+        </w:tc>
+        <w:tc>
+          <w:tcPr>
+            <w:tcW w:w="2126" w:type="dxa"/>
+            <w:shd w:val="clear" w:color="auto" w:fill="auto"/>
+            <w:tcMar>
+              <w:top w:w="70" w:type="dxa"/>
+              <w:left w:w="70" w:type="dxa"/>
+              <w:bottom w:w="70" w:type="dxa"/>
+              <w:right w:w="70" w:type="dxa"/>
+            </w:tcMar>
+            <w:vAlign w:val="center"/>
+            <w:hideMark/>
+          </w:tcPr>
+          <w:p>
+            <w:pPr>
+              <w:jc w:val="both"/>
+              <w:rPr>
+                <w:rFonts w:ascii="Times New Roman" w:hAnsi="Times New Roman" w:cs="Times New Roman"/>
+                <w:sz w:val="24"/>
+                <w:szCs w:val="24"/>
+              </w:rPr>
+            </w:pPr>
+            <w:r>
+              <w:rPr>
+                <w:rFonts w:ascii="Times New Roman" w:hAnsi="Times New Roman" w:cs="Times New Roman"/>
+                <w:sz w:val="24"/>
+                <w:szCs w:val="24"/>
+              </w:rPr>
+              <w:t xml:space="preserve">Создание </w:t>
+            </w:r>
+            <w:proofErr w:type="spellStart"/>
+            <w:r>
+              <w:rPr>
+                <w:rFonts w:ascii="Times New Roman" w:hAnsi="Times New Roman" w:cs="Times New Roman"/>
+                <w:sz w:val="24"/>
+                <w:szCs w:val="24"/>
+              </w:rPr>
+              <w:t>лендинга</w:t>
+            </w:r>
+            <w:proofErr w:type="spellEnd"/>
           </w:p>
         </w:tc>
       </w:tr>
@@ -13306,7 +13625,7 @@
         </w:trPr>
         <w:tc>
           <w:tcPr>
-            <w:tcW w:w="3539" w:type="dxa"/>
+            <w:tcW w:w="3397" w:type="dxa"/>
             <w:shd w:val="clear" w:color="auto" w:fill="auto"/>
             <w:tcMar>
               <w:top w:w="70" w:type="dxa"/>
@@ -13338,7 +13657,7 @@
         </w:tc>
         <w:tc>
           <w:tcPr>
-            <w:tcW w:w="775" w:type="dxa"/>
+            <w:tcW w:w="917" w:type="dxa"/>
             <w:shd w:val="clear" w:color="auto" w:fill="auto"/>
             <w:tcMar>
               <w:top w:w="70" w:type="dxa"/>
@@ -13396,45 +13715,77 @@
                 <w:sz w:val="24"/>
                 <w:szCs w:val="24"/>
               </w:rPr>
+              <w:t>C</w:t>
+            </w:r>
+          </w:p>
+        </w:tc>
+        <w:tc>
+          <w:tcPr>
+            <w:tcW w:w="851" w:type="dxa"/>
+            <w:shd w:val="clear" w:color="auto" w:fill="auto"/>
+            <w:tcMar>
+              <w:top w:w="70" w:type="dxa"/>
+              <w:left w:w="70" w:type="dxa"/>
+              <w:bottom w:w="70" w:type="dxa"/>
+              <w:right w:w="70" w:type="dxa"/>
+            </w:tcMar>
+            <w:vAlign w:val="center"/>
+            <w:hideMark/>
+          </w:tcPr>
+          <w:p>
+            <w:pPr>
+              <w:jc w:val="both"/>
+              <w:rPr>
+                <w:rFonts w:ascii="Times New Roman" w:hAnsi="Times New Roman" w:cs="Times New Roman"/>
+                <w:sz w:val="24"/>
+                <w:szCs w:val="24"/>
+              </w:rPr>
+            </w:pPr>
+            <w:r>
+              <w:rPr>
+                <w:rFonts w:ascii="Times New Roman" w:hAnsi="Times New Roman" w:cs="Times New Roman"/>
+                <w:sz w:val="24"/>
+                <w:szCs w:val="24"/>
+              </w:rPr>
+              <w:t>C</w:t>
+            </w:r>
+          </w:p>
+        </w:tc>
+        <w:tc>
+          <w:tcPr>
+            <w:tcW w:w="567" w:type="dxa"/>
+            <w:shd w:val="clear" w:color="auto" w:fill="auto"/>
+            <w:tcMar>
+              <w:top w:w="70" w:type="dxa"/>
+              <w:left w:w="70" w:type="dxa"/>
+              <w:bottom w:w="70" w:type="dxa"/>
+              <w:right w:w="70" w:type="dxa"/>
+            </w:tcMar>
+            <w:vAlign w:val="center"/>
+            <w:hideMark/>
+          </w:tcPr>
+          <w:p>
+            <w:pPr>
+              <w:jc w:val="both"/>
+              <w:rPr>
+                <w:rFonts w:ascii="Times New Roman" w:hAnsi="Times New Roman" w:cs="Times New Roman"/>
+                <w:sz w:val="24"/>
+                <w:szCs w:val="24"/>
+              </w:rPr>
+            </w:pPr>
+            <w:r>
+              <w:rPr>
+                <w:rFonts w:ascii="Times New Roman" w:hAnsi="Times New Roman" w:cs="Times New Roman"/>
+                <w:sz w:val="24"/>
+                <w:szCs w:val="24"/>
+              </w:rPr>
               <w:t>R</w:t>
             </w:r>
           </w:p>
         </w:tc>
         <w:tc>
           <w:tcPr>
-            <w:tcW w:w="668" w:type="dxa"/>
-            <w:shd w:val="clear" w:color="auto" w:fill="auto"/>
-            <w:tcMar>
-              <w:top w:w="70" w:type="dxa"/>
-              <w:left w:w="70" w:type="dxa"/>
-              <w:bottom w:w="70" w:type="dxa"/>
-              <w:right w:w="70" w:type="dxa"/>
-            </w:tcMar>
-            <w:vAlign w:val="center"/>
-            <w:hideMark/>
-          </w:tcPr>
-          <w:p>
-            <w:pPr>
-              <w:jc w:val="both"/>
-              <w:rPr>
-                <w:rFonts w:ascii="Times New Roman" w:hAnsi="Times New Roman" w:cs="Times New Roman"/>
-                <w:sz w:val="24"/>
-                <w:szCs w:val="24"/>
-              </w:rPr>
-            </w:pPr>
-            <w:r>
-              <w:rPr>
-                <w:rFonts w:ascii="Times New Roman" w:hAnsi="Times New Roman" w:cs="Times New Roman"/>
-                <w:sz w:val="24"/>
-                <w:szCs w:val="24"/>
-              </w:rPr>
-              <w:t>C</w:t>
-            </w:r>
-          </w:p>
-        </w:tc>
-        <w:tc>
-          <w:tcPr>
-            <w:tcW w:w="750" w:type="dxa"/>
+            <w:tcW w:w="709" w:type="dxa"/>
             <w:shd w:val="clear" w:color="auto" w:fill="auto"/>
             <w:tcMar>
               <w:top w:w="70" w:type="dxa"/>
@@ -13466,65 +13817,33 @@
         </w:tc>
         <w:tc>
           <w:tcPr>
-            <w:tcW w:w="709" w:type="dxa"/>
-            <w:shd w:val="clear" w:color="auto" w:fill="auto"/>
-            <w:tcMar>
-              <w:top w:w="70" w:type="dxa"/>
-              <w:left w:w="70" w:type="dxa"/>
-              <w:bottom w:w="70" w:type="dxa"/>
-              <w:right w:w="70" w:type="dxa"/>
-            </w:tcMar>
-            <w:vAlign w:val="center"/>
-            <w:hideMark/>
-          </w:tcPr>
-          <w:p>
-            <w:pPr>
-              <w:jc w:val="both"/>
-              <w:rPr>
-                <w:rFonts w:ascii="Times New Roman" w:hAnsi="Times New Roman" w:cs="Times New Roman"/>
-                <w:sz w:val="24"/>
-                <w:szCs w:val="24"/>
-              </w:rPr>
-            </w:pPr>
-            <w:r>
-              <w:rPr>
-                <w:rFonts w:ascii="Times New Roman" w:hAnsi="Times New Roman" w:cs="Times New Roman"/>
-                <w:sz w:val="24"/>
-                <w:szCs w:val="24"/>
-              </w:rPr>
-              <w:t>C</w:t>
-            </w:r>
-          </w:p>
-        </w:tc>
-        <w:tc>
-          <w:tcPr>
-            <w:tcW w:w="850" w:type="dxa"/>
-            <w:shd w:val="clear" w:color="auto" w:fill="auto"/>
-            <w:tcMar>
-              <w:top w:w="70" w:type="dxa"/>
-              <w:left w:w="70" w:type="dxa"/>
-              <w:bottom w:w="70" w:type="dxa"/>
-              <w:right w:w="70" w:type="dxa"/>
-            </w:tcMar>
-            <w:vAlign w:val="center"/>
-            <w:hideMark/>
-          </w:tcPr>
-          <w:p>
-            <w:pPr>
-              <w:jc w:val="both"/>
-              <w:rPr>
-                <w:rFonts w:ascii="Times New Roman" w:hAnsi="Times New Roman" w:cs="Times New Roman"/>
-                <w:sz w:val="24"/>
-                <w:szCs w:val="24"/>
-              </w:rPr>
-            </w:pPr>
-            <w:r>
-              <w:rPr>
-                <w:rFonts w:ascii="Times New Roman" w:hAnsi="Times New Roman" w:cs="Times New Roman"/>
-                <w:sz w:val="24"/>
-                <w:szCs w:val="24"/>
-              </w:rPr>
-              <w:t>I</w:t>
+            <w:tcW w:w="2126" w:type="dxa"/>
+            <w:shd w:val="clear" w:color="auto" w:fill="auto"/>
+            <w:tcMar>
+              <w:top w:w="70" w:type="dxa"/>
+              <w:left w:w="70" w:type="dxa"/>
+              <w:bottom w:w="70" w:type="dxa"/>
+              <w:right w:w="70" w:type="dxa"/>
+            </w:tcMar>
+            <w:vAlign w:val="center"/>
+            <w:hideMark/>
+          </w:tcPr>
+          <w:p>
+            <w:pPr>
+              <w:jc w:val="both"/>
+              <w:rPr>
+                <w:rFonts w:ascii="Times New Roman" w:hAnsi="Times New Roman" w:cs="Times New Roman"/>
+                <w:sz w:val="24"/>
+                <w:szCs w:val="24"/>
+              </w:rPr>
+            </w:pPr>
+            <w:r>
+              <w:rPr>
+                <w:rFonts w:ascii="Times New Roman" w:hAnsi="Times New Roman" w:cs="Times New Roman"/>
+                <w:sz w:val="24"/>
+                <w:szCs w:val="24"/>
+              </w:rPr>
+              <w:t>Запуск рекламы</w:t>
             </w:r>
           </w:p>
         </w:tc>
@@ -13535,7 +13854,7 @@
         </w:trPr>
         <w:tc>
           <w:tcPr>
-            <w:tcW w:w="3539" w:type="dxa"/>
+            <w:tcW w:w="3397" w:type="dxa"/>
             <w:shd w:val="clear" w:color="auto" w:fill="auto"/>
             <w:tcMar>
               <w:top w:w="70" w:type="dxa"/>
@@ -13567,7 +13886,7 @@
         </w:tc>
         <w:tc>
           <w:tcPr>
-            <w:tcW w:w="775" w:type="dxa"/>
+            <w:tcW w:w="917" w:type="dxa"/>
             <w:shd w:val="clear" w:color="auto" w:fill="auto"/>
             <w:tcMar>
               <w:top w:w="70" w:type="dxa"/>
@@ -13625,13 +13944,45 @@
                 <w:sz w:val="24"/>
                 <w:szCs w:val="24"/>
               </w:rPr>
+              <w:t>C</w:t>
+            </w:r>
+          </w:p>
+        </w:tc>
+        <w:tc>
+          <w:tcPr>
+            <w:tcW w:w="851" w:type="dxa"/>
+            <w:shd w:val="clear" w:color="auto" w:fill="auto"/>
+            <w:tcMar>
+              <w:top w:w="70" w:type="dxa"/>
+              <w:left w:w="70" w:type="dxa"/>
+              <w:bottom w:w="70" w:type="dxa"/>
+              <w:right w:w="70" w:type="dxa"/>
+            </w:tcMar>
+            <w:vAlign w:val="center"/>
+            <w:hideMark/>
+          </w:tcPr>
+          <w:p>
+            <w:pPr>
+              <w:jc w:val="both"/>
+              <w:rPr>
+                <w:rFonts w:ascii="Times New Roman" w:hAnsi="Times New Roman" w:cs="Times New Roman"/>
+                <w:sz w:val="24"/>
+                <w:szCs w:val="24"/>
+              </w:rPr>
+            </w:pPr>
+            <w:r>
+              <w:rPr>
+                <w:rFonts w:ascii="Times New Roman" w:hAnsi="Times New Roman" w:cs="Times New Roman"/>
+                <w:sz w:val="24"/>
+                <w:szCs w:val="24"/>
+              </w:rPr>
               <w:t>R</w:t>
             </w:r>
           </w:p>
         </w:tc>
         <w:tc>
           <w:tcPr>
-            <w:tcW w:w="668" w:type="dxa"/>
+            <w:tcW w:w="567" w:type="dxa"/>
             <w:shd w:val="clear" w:color="auto" w:fill="auto"/>
             <w:tcMar>
               <w:top w:w="70" w:type="dxa"/>
@@ -13663,38 +14014,6 @@
         </w:tc>
         <w:tc>
           <w:tcPr>
-            <w:tcW w:w="750" w:type="dxa"/>
-            <w:shd w:val="clear" w:color="auto" w:fill="auto"/>
-            <w:tcMar>
-              <w:top w:w="70" w:type="dxa"/>
-              <w:left w:w="70" w:type="dxa"/>
-              <w:bottom w:w="70" w:type="dxa"/>
-              <w:right w:w="70" w:type="dxa"/>
-            </w:tcMar>
-            <w:vAlign w:val="center"/>
-            <w:hideMark/>
-          </w:tcPr>
-          <w:p>
-            <w:pPr>
-              <w:jc w:val="both"/>
-              <w:rPr>
-                <w:rFonts w:ascii="Times New Roman" w:hAnsi="Times New Roman" w:cs="Times New Roman"/>
-                <w:sz w:val="24"/>
-                <w:szCs w:val="24"/>
-              </w:rPr>
-            </w:pPr>
-            <w:r>
-              <w:rPr>
-                <w:rFonts w:ascii="Times New Roman" w:hAnsi="Times New Roman" w:cs="Times New Roman"/>
-                <w:sz w:val="24"/>
-                <w:szCs w:val="24"/>
-              </w:rPr>
-              <w:t>I</w:t>
-            </w:r>
-          </w:p>
-        </w:tc>
-        <w:tc>
-          <w:tcPr>
             <w:tcW w:w="709" w:type="dxa"/>
             <w:shd w:val="clear" w:color="auto" w:fill="auto"/>
             <w:tcMar>
@@ -13721,39 +14040,39 @@
                 <w:sz w:val="24"/>
                 <w:szCs w:val="24"/>
               </w:rPr>
-              <w:t>C</w:t>
-            </w:r>
-          </w:p>
-        </w:tc>
-        <w:tc>
-          <w:tcPr>
-            <w:tcW w:w="850" w:type="dxa"/>
-            <w:shd w:val="clear" w:color="auto" w:fill="auto"/>
-            <w:tcMar>
-              <w:top w:w="70" w:type="dxa"/>
-              <w:left w:w="70" w:type="dxa"/>
-              <w:bottom w:w="70" w:type="dxa"/>
-              <w:right w:w="70" w:type="dxa"/>
-            </w:tcMar>
-            <w:vAlign w:val="center"/>
-            <w:hideMark/>
-          </w:tcPr>
-          <w:p>
-            <w:pPr>
-              <w:jc w:val="both"/>
-              <w:rPr>
-                <w:rFonts w:ascii="Times New Roman" w:hAnsi="Times New Roman" w:cs="Times New Roman"/>
-                <w:sz w:val="24"/>
-                <w:szCs w:val="24"/>
-              </w:rPr>
-            </w:pPr>
-            <w:r>
-              <w:rPr>
-                <w:rFonts w:ascii="Times New Roman" w:hAnsi="Times New Roman" w:cs="Times New Roman"/>
-                <w:sz w:val="24"/>
-                <w:szCs w:val="24"/>
-              </w:rPr>
-              <w:t>C</w:t>
+              <w:t>R</w:t>
+            </w:r>
+          </w:p>
+        </w:tc>
+        <w:tc>
+          <w:tcPr>
+            <w:tcW w:w="2126" w:type="dxa"/>
+            <w:shd w:val="clear" w:color="auto" w:fill="auto"/>
+            <w:tcMar>
+              <w:top w:w="70" w:type="dxa"/>
+              <w:left w:w="70" w:type="dxa"/>
+              <w:bottom w:w="70" w:type="dxa"/>
+              <w:right w:w="70" w:type="dxa"/>
+            </w:tcMar>
+            <w:vAlign w:val="center"/>
+            <w:hideMark/>
+          </w:tcPr>
+          <w:p>
+            <w:pPr>
+              <w:jc w:val="both"/>
+              <w:rPr>
+                <w:rFonts w:ascii="Times New Roman" w:hAnsi="Times New Roman" w:cs="Times New Roman"/>
+                <w:sz w:val="24"/>
+                <w:szCs w:val="24"/>
+              </w:rPr>
+            </w:pPr>
+            <w:r>
+              <w:rPr>
+                <w:rFonts w:ascii="Times New Roman" w:hAnsi="Times New Roman" w:cs="Times New Roman"/>
+                <w:sz w:val="24"/>
+                <w:szCs w:val="24"/>
+              </w:rPr>
+              <w:t>Контент-план и соцсети</w:t>
             </w:r>
           </w:p>
         </w:tc>
@@ -13764,39 +14083,49 @@
         </w:trPr>
         <w:tc>
           <w:tcPr>
-            <w:tcW w:w="3539" w:type="dxa"/>
-            <w:shd w:val="clear" w:color="auto" w:fill="auto"/>
-            <w:tcMar>
-              <w:top w:w="70" w:type="dxa"/>
-              <w:left w:w="70" w:type="dxa"/>
-              <w:bottom w:w="70" w:type="dxa"/>
-              <w:right w:w="70" w:type="dxa"/>
-            </w:tcMar>
-            <w:vAlign w:val="center"/>
-            <w:hideMark/>
-          </w:tcPr>
-          <w:p>
-            <w:pPr>
-              <w:jc w:val="both"/>
-              <w:rPr>
-                <w:rFonts w:ascii="Times New Roman" w:hAnsi="Times New Roman" w:cs="Times New Roman"/>
-                <w:sz w:val="24"/>
-                <w:szCs w:val="24"/>
-              </w:rPr>
-            </w:pPr>
-            <w:r>
-              <w:rPr>
-                <w:rFonts w:ascii="Times New Roman" w:hAnsi="Times New Roman" w:cs="Times New Roman"/>
-                <w:sz w:val="24"/>
-                <w:szCs w:val="24"/>
-              </w:rPr>
-              <w:t>Амбассадорская программа</w:t>
-            </w:r>
-          </w:p>
-        </w:tc>
-        <w:tc>
-          <w:tcPr>
-            <w:tcW w:w="775" w:type="dxa"/>
+            <w:tcW w:w="3397" w:type="dxa"/>
+            <w:shd w:val="clear" w:color="auto" w:fill="auto"/>
+            <w:tcMar>
+              <w:top w:w="70" w:type="dxa"/>
+              <w:left w:w="70" w:type="dxa"/>
+              <w:bottom w:w="70" w:type="dxa"/>
+              <w:right w:w="70" w:type="dxa"/>
+            </w:tcMar>
+            <w:vAlign w:val="center"/>
+            <w:hideMark/>
+          </w:tcPr>
+          <w:p>
+            <w:pPr>
+              <w:jc w:val="both"/>
+              <w:rPr>
+                <w:rFonts w:ascii="Times New Roman" w:hAnsi="Times New Roman" w:cs="Times New Roman"/>
+                <w:sz w:val="24"/>
+                <w:szCs w:val="24"/>
+              </w:rPr>
+            </w:pPr>
+            <w:proofErr w:type="spellStart"/>
+            <w:r>
+              <w:rPr>
+                <w:rFonts w:ascii="Times New Roman" w:hAnsi="Times New Roman" w:cs="Times New Roman"/>
+                <w:sz w:val="24"/>
+                <w:szCs w:val="24"/>
+              </w:rPr>
+              <w:t>Амбассадорская</w:t>
+            </w:r>
+            <w:proofErr w:type="spellEnd"/>
+            <w:r>
+              <w:rPr>
+                <w:rFonts w:ascii="Times New Roman" w:hAnsi="Times New Roman" w:cs="Times New Roman"/>
+                <w:sz w:val="24"/>
+                <w:szCs w:val="24"/>
+              </w:rPr>
+              <w:t xml:space="preserve"> программа</w:t>
+            </w:r>
+          </w:p>
+        </w:tc>
+        <w:tc>
+          <w:tcPr>
+            <w:tcW w:w="917" w:type="dxa"/>
             <w:shd w:val="clear" w:color="auto" w:fill="auto"/>
             <w:tcMar>
               <w:top w:w="70" w:type="dxa"/>
@@ -13854,135 +14183,145 @@
                 <w:sz w:val="24"/>
                 <w:szCs w:val="24"/>
               </w:rPr>
+              <w:t>I</w:t>
+            </w:r>
+          </w:p>
+        </w:tc>
+        <w:tc>
+          <w:tcPr>
+            <w:tcW w:w="851" w:type="dxa"/>
+            <w:shd w:val="clear" w:color="auto" w:fill="auto"/>
+            <w:tcMar>
+              <w:top w:w="70" w:type="dxa"/>
+              <w:left w:w="70" w:type="dxa"/>
+              <w:bottom w:w="70" w:type="dxa"/>
+              <w:right w:w="70" w:type="dxa"/>
+            </w:tcMar>
+            <w:vAlign w:val="center"/>
+            <w:hideMark/>
+          </w:tcPr>
+          <w:p>
+            <w:pPr>
+              <w:jc w:val="both"/>
+              <w:rPr>
+                <w:rFonts w:ascii="Times New Roman" w:hAnsi="Times New Roman" w:cs="Times New Roman"/>
+                <w:sz w:val="24"/>
+                <w:szCs w:val="24"/>
+              </w:rPr>
+            </w:pPr>
+            <w:r>
+              <w:rPr>
+                <w:rFonts w:ascii="Times New Roman" w:hAnsi="Times New Roman" w:cs="Times New Roman"/>
+                <w:sz w:val="24"/>
+                <w:szCs w:val="24"/>
+              </w:rPr>
+              <w:t>C</w:t>
+            </w:r>
+          </w:p>
+        </w:tc>
+        <w:tc>
+          <w:tcPr>
+            <w:tcW w:w="567" w:type="dxa"/>
+            <w:shd w:val="clear" w:color="auto" w:fill="auto"/>
+            <w:tcMar>
+              <w:top w:w="70" w:type="dxa"/>
+              <w:left w:w="70" w:type="dxa"/>
+              <w:bottom w:w="70" w:type="dxa"/>
+              <w:right w:w="70" w:type="dxa"/>
+            </w:tcMar>
+            <w:vAlign w:val="center"/>
+            <w:hideMark/>
+          </w:tcPr>
+          <w:p>
+            <w:pPr>
+              <w:jc w:val="both"/>
+              <w:rPr>
+                <w:rFonts w:ascii="Times New Roman" w:hAnsi="Times New Roman" w:cs="Times New Roman"/>
+                <w:sz w:val="24"/>
+                <w:szCs w:val="24"/>
+              </w:rPr>
+            </w:pPr>
+            <w:r>
+              <w:rPr>
+                <w:rFonts w:ascii="Times New Roman" w:hAnsi="Times New Roman" w:cs="Times New Roman"/>
+                <w:sz w:val="24"/>
+                <w:szCs w:val="24"/>
+              </w:rPr>
+              <w:t>I</w:t>
+            </w:r>
+          </w:p>
+        </w:tc>
+        <w:tc>
+          <w:tcPr>
+            <w:tcW w:w="709" w:type="dxa"/>
+            <w:shd w:val="clear" w:color="auto" w:fill="auto"/>
+            <w:tcMar>
+              <w:top w:w="70" w:type="dxa"/>
+              <w:left w:w="70" w:type="dxa"/>
+              <w:bottom w:w="70" w:type="dxa"/>
+              <w:right w:w="70" w:type="dxa"/>
+            </w:tcMar>
+            <w:vAlign w:val="center"/>
+            <w:hideMark/>
+          </w:tcPr>
+          <w:p>
+            <w:pPr>
+              <w:jc w:val="both"/>
+              <w:rPr>
+                <w:rFonts w:ascii="Times New Roman" w:hAnsi="Times New Roman" w:cs="Times New Roman"/>
+                <w:sz w:val="24"/>
+                <w:szCs w:val="24"/>
+              </w:rPr>
+            </w:pPr>
+            <w:r>
+              <w:rPr>
+                <w:rFonts w:ascii="Times New Roman" w:hAnsi="Times New Roman" w:cs="Times New Roman"/>
+                <w:sz w:val="24"/>
+                <w:szCs w:val="24"/>
+              </w:rPr>
               <w:t>R</w:t>
             </w:r>
           </w:p>
         </w:tc>
         <w:tc>
           <w:tcPr>
-            <w:tcW w:w="668" w:type="dxa"/>
-            <w:shd w:val="clear" w:color="auto" w:fill="auto"/>
-            <w:tcMar>
-              <w:top w:w="70" w:type="dxa"/>
-              <w:left w:w="70" w:type="dxa"/>
-              <w:bottom w:w="70" w:type="dxa"/>
-              <w:right w:w="70" w:type="dxa"/>
-            </w:tcMar>
-            <w:vAlign w:val="center"/>
-            <w:hideMark/>
-          </w:tcPr>
-          <w:p>
-            <w:pPr>
-              <w:jc w:val="both"/>
-              <w:rPr>
-                <w:rFonts w:ascii="Times New Roman" w:hAnsi="Times New Roman" w:cs="Times New Roman"/>
-                <w:sz w:val="24"/>
-                <w:szCs w:val="24"/>
-              </w:rPr>
-            </w:pPr>
-            <w:r>
-              <w:rPr>
-                <w:rFonts w:ascii="Times New Roman" w:hAnsi="Times New Roman" w:cs="Times New Roman"/>
-                <w:sz w:val="24"/>
-                <w:szCs w:val="24"/>
-              </w:rPr>
-              <w:t>C</w:t>
-            </w:r>
-          </w:p>
-        </w:tc>
-        <w:tc>
-          <w:tcPr>
-            <w:tcW w:w="750" w:type="dxa"/>
-            <w:shd w:val="clear" w:color="auto" w:fill="auto"/>
-            <w:tcMar>
-              <w:top w:w="70" w:type="dxa"/>
-              <w:left w:w="70" w:type="dxa"/>
-              <w:bottom w:w="70" w:type="dxa"/>
-              <w:right w:w="70" w:type="dxa"/>
-            </w:tcMar>
-            <w:vAlign w:val="center"/>
-            <w:hideMark/>
-          </w:tcPr>
-          <w:p>
-            <w:pPr>
-              <w:jc w:val="both"/>
-              <w:rPr>
-                <w:rFonts w:ascii="Times New Roman" w:hAnsi="Times New Roman" w:cs="Times New Roman"/>
-                <w:sz w:val="24"/>
-                <w:szCs w:val="24"/>
-              </w:rPr>
-            </w:pPr>
-            <w:r>
-              <w:rPr>
-                <w:rFonts w:ascii="Times New Roman" w:hAnsi="Times New Roman" w:cs="Times New Roman"/>
-                <w:sz w:val="24"/>
-                <w:szCs w:val="24"/>
-              </w:rPr>
-              <w:t>I</w:t>
-            </w:r>
-          </w:p>
-        </w:tc>
-        <w:tc>
-          <w:tcPr>
-            <w:tcW w:w="709" w:type="dxa"/>
-            <w:shd w:val="clear" w:color="auto" w:fill="auto"/>
-            <w:tcMar>
-              <w:top w:w="70" w:type="dxa"/>
-              <w:left w:w="70" w:type="dxa"/>
-              <w:bottom w:w="70" w:type="dxa"/>
-              <w:right w:w="70" w:type="dxa"/>
-            </w:tcMar>
-            <w:vAlign w:val="center"/>
-            <w:hideMark/>
-          </w:tcPr>
-          <w:p>
-            <w:pPr>
-              <w:jc w:val="both"/>
-              <w:rPr>
-                <w:rFonts w:ascii="Times New Roman" w:hAnsi="Times New Roman" w:cs="Times New Roman"/>
-                <w:sz w:val="24"/>
-                <w:szCs w:val="24"/>
-              </w:rPr>
-            </w:pPr>
-            <w:r>
-              <w:rPr>
-                <w:rFonts w:ascii="Times New Roman" w:hAnsi="Times New Roman" w:cs="Times New Roman"/>
-                <w:sz w:val="24"/>
-                <w:szCs w:val="24"/>
-              </w:rPr>
-              <w:t>I</w:t>
-            </w:r>
-          </w:p>
-        </w:tc>
-        <w:tc>
-          <w:tcPr>
-            <w:tcW w:w="850" w:type="dxa"/>
-            <w:shd w:val="clear" w:color="auto" w:fill="auto"/>
-            <w:tcMar>
-              <w:top w:w="70" w:type="dxa"/>
-              <w:left w:w="70" w:type="dxa"/>
-              <w:bottom w:w="70" w:type="dxa"/>
-              <w:right w:w="70" w:type="dxa"/>
-            </w:tcMar>
-            <w:vAlign w:val="center"/>
-            <w:hideMark/>
-          </w:tcPr>
-          <w:p>
-            <w:pPr>
-              <w:jc w:val="both"/>
-              <w:rPr>
-                <w:rFonts w:ascii="Times New Roman" w:hAnsi="Times New Roman" w:cs="Times New Roman"/>
-                <w:sz w:val="24"/>
-                <w:szCs w:val="24"/>
-              </w:rPr>
-            </w:pPr>
-            <w:r>
-              <w:rPr>
-                <w:rFonts w:ascii="Times New Roman" w:hAnsi="Times New Roman" w:cs="Times New Roman"/>
-                <w:sz w:val="24"/>
-                <w:szCs w:val="24"/>
-              </w:rPr>
-              <w:t>R</w:t>
+            <w:tcW w:w="2126" w:type="dxa"/>
+            <w:shd w:val="clear" w:color="auto" w:fill="auto"/>
+            <w:tcMar>
+              <w:top w:w="70" w:type="dxa"/>
+              <w:left w:w="70" w:type="dxa"/>
+              <w:bottom w:w="70" w:type="dxa"/>
+              <w:right w:w="70" w:type="dxa"/>
+            </w:tcMar>
+            <w:vAlign w:val="center"/>
+            <w:hideMark/>
+          </w:tcPr>
+          <w:p>
+            <w:pPr>
+              <w:jc w:val="both"/>
+              <w:rPr>
+                <w:rFonts w:ascii="Times New Roman" w:hAnsi="Times New Roman" w:cs="Times New Roman"/>
+                <w:sz w:val="24"/>
+                <w:szCs w:val="24"/>
+              </w:rPr>
+            </w:pPr>
+            <w:proofErr w:type="spellStart"/>
+            <w:r>
+              <w:rPr>
+                <w:rFonts w:ascii="Times New Roman" w:hAnsi="Times New Roman" w:cs="Times New Roman"/>
+                <w:sz w:val="24"/>
+                <w:szCs w:val="24"/>
+              </w:rPr>
+              <w:t>Амбассадорская</w:t>
+            </w:r>
+            <w:proofErr w:type="spellEnd"/>
+            <w:r>
+              <w:rPr>
+                <w:rFonts w:ascii="Times New Roman" w:hAnsi="Times New Roman" w:cs="Times New Roman"/>
+                <w:sz w:val="24"/>
+                <w:szCs w:val="24"/>
+              </w:rPr>
+              <w:t xml:space="preserve"> программа</w:t>
             </w:r>
           </w:p>
         </w:tc>
@@ -13993,7 +14332,7 @@
         </w:trPr>
         <w:tc>
           <w:tcPr>
-            <w:tcW w:w="3539" w:type="dxa"/>
+            <w:tcW w:w="3397" w:type="dxa"/>
             <w:shd w:val="clear" w:color="auto" w:fill="auto"/>
             <w:tcMar>
               <w:top w:w="70" w:type="dxa"/>
@@ -14025,33 +14364,33 @@
         </w:tc>
         <w:tc>
           <w:tcPr>
-            <w:tcW w:w="775" w:type="dxa"/>
-            <w:shd w:val="clear" w:color="auto" w:fill="auto"/>
-            <w:tcMar>
-              <w:top w:w="70" w:type="dxa"/>
-              <w:left w:w="70" w:type="dxa"/>
-              <w:bottom w:w="70" w:type="dxa"/>
-              <w:right w:w="70" w:type="dxa"/>
-            </w:tcMar>
-            <w:vAlign w:val="center"/>
-            <w:hideMark/>
-          </w:tcPr>
-          <w:p>
-            <w:pPr>
-              <w:jc w:val="both"/>
-              <w:rPr>
-                <w:rFonts w:ascii="Times New Roman" w:hAnsi="Times New Roman" w:cs="Times New Roman"/>
-                <w:sz w:val="24"/>
-                <w:szCs w:val="24"/>
-              </w:rPr>
-            </w:pPr>
-            <w:r>
-              <w:rPr>
-                <w:rFonts w:ascii="Times New Roman" w:hAnsi="Times New Roman" w:cs="Times New Roman"/>
-                <w:sz w:val="24"/>
-                <w:szCs w:val="24"/>
-              </w:rPr>
-              <w:t>A</w:t>
+            <w:tcW w:w="917" w:type="dxa"/>
+            <w:shd w:val="clear" w:color="auto" w:fill="auto"/>
+            <w:tcMar>
+              <w:top w:w="70" w:type="dxa"/>
+              <w:left w:w="70" w:type="dxa"/>
+              <w:bottom w:w="70" w:type="dxa"/>
+              <w:right w:w="70" w:type="dxa"/>
+            </w:tcMar>
+            <w:vAlign w:val="center"/>
+            <w:hideMark/>
+          </w:tcPr>
+          <w:p>
+            <w:pPr>
+              <w:jc w:val="both"/>
+              <w:rPr>
+                <w:rFonts w:ascii="Times New Roman" w:hAnsi="Times New Roman" w:cs="Times New Roman"/>
+                <w:sz w:val="24"/>
+                <w:szCs w:val="24"/>
+              </w:rPr>
+            </w:pPr>
+            <w:r>
+              <w:rPr>
+                <w:rFonts w:ascii="Times New Roman" w:hAnsi="Times New Roman" w:cs="Times New Roman"/>
+                <w:sz w:val="24"/>
+                <w:szCs w:val="24"/>
+              </w:rPr>
+              <w:t>C</w:t>
             </w:r>
           </w:p>
         </w:tc>
@@ -14083,135 +14422,135 @@
                 <w:sz w:val="24"/>
                 <w:szCs w:val="24"/>
               </w:rPr>
+              <w:t>I</w:t>
+            </w:r>
+          </w:p>
+        </w:tc>
+        <w:tc>
+          <w:tcPr>
+            <w:tcW w:w="851" w:type="dxa"/>
+            <w:shd w:val="clear" w:color="auto" w:fill="auto"/>
+            <w:tcMar>
+              <w:top w:w="70" w:type="dxa"/>
+              <w:left w:w="70" w:type="dxa"/>
+              <w:bottom w:w="70" w:type="dxa"/>
+              <w:right w:w="70" w:type="dxa"/>
+            </w:tcMar>
+            <w:vAlign w:val="center"/>
+            <w:hideMark/>
+          </w:tcPr>
+          <w:p>
+            <w:pPr>
+              <w:jc w:val="both"/>
+              <w:rPr>
+                <w:rFonts w:ascii="Times New Roman" w:hAnsi="Times New Roman" w:cs="Times New Roman"/>
+                <w:sz w:val="24"/>
+                <w:szCs w:val="24"/>
+              </w:rPr>
+            </w:pPr>
+            <w:r>
+              <w:rPr>
+                <w:rFonts w:ascii="Times New Roman" w:hAnsi="Times New Roman" w:cs="Times New Roman"/>
+                <w:sz w:val="24"/>
+                <w:szCs w:val="24"/>
+              </w:rPr>
+              <w:t>I</w:t>
+            </w:r>
+          </w:p>
+        </w:tc>
+        <w:tc>
+          <w:tcPr>
+            <w:tcW w:w="567" w:type="dxa"/>
+            <w:shd w:val="clear" w:color="auto" w:fill="auto"/>
+            <w:tcMar>
+              <w:top w:w="70" w:type="dxa"/>
+              <w:left w:w="70" w:type="dxa"/>
+              <w:bottom w:w="70" w:type="dxa"/>
+              <w:right w:w="70" w:type="dxa"/>
+            </w:tcMar>
+            <w:vAlign w:val="center"/>
+            <w:hideMark/>
+          </w:tcPr>
+          <w:p>
+            <w:pPr>
+              <w:jc w:val="both"/>
+              <w:rPr>
+                <w:rFonts w:ascii="Times New Roman" w:hAnsi="Times New Roman" w:cs="Times New Roman"/>
+                <w:sz w:val="24"/>
+                <w:szCs w:val="24"/>
+              </w:rPr>
+            </w:pPr>
+            <w:r>
+              <w:rPr>
+                <w:rFonts w:ascii="Times New Roman" w:hAnsi="Times New Roman" w:cs="Times New Roman"/>
+                <w:sz w:val="24"/>
+                <w:szCs w:val="24"/>
+              </w:rPr>
+              <w:t>R</w:t>
+            </w:r>
+          </w:p>
+        </w:tc>
+        <w:tc>
+          <w:tcPr>
+            <w:tcW w:w="709" w:type="dxa"/>
+            <w:shd w:val="clear" w:color="auto" w:fill="auto"/>
+            <w:tcMar>
+              <w:top w:w="70" w:type="dxa"/>
+              <w:left w:w="70" w:type="dxa"/>
+              <w:bottom w:w="70" w:type="dxa"/>
+              <w:right w:w="70" w:type="dxa"/>
+            </w:tcMar>
+            <w:vAlign w:val="center"/>
+            <w:hideMark/>
+          </w:tcPr>
+          <w:p>
+            <w:pPr>
+              <w:jc w:val="both"/>
+              <w:rPr>
+                <w:rFonts w:ascii="Times New Roman" w:hAnsi="Times New Roman" w:cs="Times New Roman"/>
+                <w:sz w:val="24"/>
+                <w:szCs w:val="24"/>
+              </w:rPr>
+            </w:pPr>
+            <w:r>
+              <w:rPr>
+                <w:rFonts w:ascii="Times New Roman" w:hAnsi="Times New Roman" w:cs="Times New Roman"/>
+                <w:sz w:val="24"/>
+                <w:szCs w:val="24"/>
+              </w:rPr>
               <w:t>C</w:t>
             </w:r>
           </w:p>
         </w:tc>
         <w:tc>
           <w:tcPr>
-            <w:tcW w:w="668" w:type="dxa"/>
-            <w:shd w:val="clear" w:color="auto" w:fill="auto"/>
-            <w:tcMar>
-              <w:top w:w="70" w:type="dxa"/>
-              <w:left w:w="70" w:type="dxa"/>
-              <w:bottom w:w="70" w:type="dxa"/>
-              <w:right w:w="70" w:type="dxa"/>
-            </w:tcMar>
-            <w:vAlign w:val="center"/>
-            <w:hideMark/>
-          </w:tcPr>
-          <w:p>
-            <w:pPr>
-              <w:jc w:val="both"/>
-              <w:rPr>
-                <w:rFonts w:ascii="Times New Roman" w:hAnsi="Times New Roman" w:cs="Times New Roman"/>
-                <w:sz w:val="24"/>
-                <w:szCs w:val="24"/>
-              </w:rPr>
-            </w:pPr>
-            <w:r>
-              <w:rPr>
-                <w:rFonts w:ascii="Times New Roman" w:hAnsi="Times New Roman" w:cs="Times New Roman"/>
-                <w:sz w:val="24"/>
-                <w:szCs w:val="24"/>
-              </w:rPr>
-              <w:t>I</w:t>
-            </w:r>
-          </w:p>
-        </w:tc>
-        <w:tc>
-          <w:tcPr>
-            <w:tcW w:w="750" w:type="dxa"/>
-            <w:shd w:val="clear" w:color="auto" w:fill="auto"/>
-            <w:tcMar>
-              <w:top w:w="70" w:type="dxa"/>
-              <w:left w:w="70" w:type="dxa"/>
-              <w:bottom w:w="70" w:type="dxa"/>
-              <w:right w:w="70" w:type="dxa"/>
-            </w:tcMar>
-            <w:vAlign w:val="center"/>
-            <w:hideMark/>
-          </w:tcPr>
-          <w:p>
-            <w:pPr>
-              <w:jc w:val="both"/>
-              <w:rPr>
-                <w:rFonts w:ascii="Times New Roman" w:hAnsi="Times New Roman" w:cs="Times New Roman"/>
-                <w:sz w:val="24"/>
-                <w:szCs w:val="24"/>
-              </w:rPr>
-            </w:pPr>
-            <w:r>
-              <w:rPr>
-                <w:rFonts w:ascii="Times New Roman" w:hAnsi="Times New Roman" w:cs="Times New Roman"/>
-                <w:sz w:val="24"/>
-                <w:szCs w:val="24"/>
-              </w:rPr>
-              <w:t>I</w:t>
-            </w:r>
-          </w:p>
-        </w:tc>
-        <w:tc>
-          <w:tcPr>
-            <w:tcW w:w="709" w:type="dxa"/>
-            <w:shd w:val="clear" w:color="auto" w:fill="auto"/>
-            <w:tcMar>
-              <w:top w:w="70" w:type="dxa"/>
-              <w:left w:w="70" w:type="dxa"/>
-              <w:bottom w:w="70" w:type="dxa"/>
-              <w:right w:w="70" w:type="dxa"/>
-            </w:tcMar>
-            <w:vAlign w:val="center"/>
-            <w:hideMark/>
-          </w:tcPr>
-          <w:p>
-            <w:pPr>
-              <w:jc w:val="both"/>
-              <w:rPr>
-                <w:rFonts w:ascii="Times New Roman" w:hAnsi="Times New Roman" w:cs="Times New Roman"/>
-                <w:sz w:val="24"/>
-                <w:szCs w:val="24"/>
-              </w:rPr>
-            </w:pPr>
-            <w:r>
-              <w:rPr>
-                <w:rFonts w:ascii="Times New Roman" w:hAnsi="Times New Roman" w:cs="Times New Roman"/>
-                <w:sz w:val="24"/>
-                <w:szCs w:val="24"/>
-              </w:rPr>
-              <w:t>R</w:t>
-            </w:r>
-          </w:p>
-        </w:tc>
-        <w:tc>
-          <w:tcPr>
-            <w:tcW w:w="850" w:type="dxa"/>
-            <w:shd w:val="clear" w:color="auto" w:fill="auto"/>
-            <w:tcMar>
-              <w:top w:w="70" w:type="dxa"/>
-              <w:left w:w="70" w:type="dxa"/>
-              <w:bottom w:w="70" w:type="dxa"/>
-              <w:right w:w="70" w:type="dxa"/>
-            </w:tcMar>
-            <w:vAlign w:val="center"/>
-            <w:hideMark/>
-          </w:tcPr>
-          <w:p>
-            <w:pPr>
-              <w:jc w:val="both"/>
-              <w:rPr>
-                <w:rFonts w:ascii="Times New Roman" w:hAnsi="Times New Roman" w:cs="Times New Roman"/>
-                <w:sz w:val="24"/>
-                <w:szCs w:val="24"/>
-              </w:rPr>
-            </w:pPr>
-            <w:r>
-              <w:rPr>
-                <w:rFonts w:ascii="Times New Roman" w:hAnsi="Times New Roman" w:cs="Times New Roman"/>
-                <w:sz w:val="24"/>
-                <w:szCs w:val="24"/>
-              </w:rPr>
-              <w:t>I</w:t>
+            <w:tcW w:w="2126" w:type="dxa"/>
+            <w:shd w:val="clear" w:color="auto" w:fill="auto"/>
+            <w:tcMar>
+              <w:top w:w="70" w:type="dxa"/>
+              <w:left w:w="70" w:type="dxa"/>
+              <w:bottom w:w="70" w:type="dxa"/>
+              <w:right w:w="70" w:type="dxa"/>
+            </w:tcMar>
+            <w:vAlign w:val="center"/>
+            <w:hideMark/>
+          </w:tcPr>
+          <w:p>
+            <w:pPr>
+              <w:jc w:val="both"/>
+              <w:rPr>
+                <w:rFonts w:ascii="Times New Roman" w:hAnsi="Times New Roman" w:cs="Times New Roman"/>
+                <w:sz w:val="24"/>
+                <w:szCs w:val="24"/>
+              </w:rPr>
+            </w:pPr>
+            <w:r>
+              <w:rPr>
+                <w:rFonts w:ascii="Times New Roman" w:hAnsi="Times New Roman" w:cs="Times New Roman"/>
+                <w:sz w:val="24"/>
+                <w:szCs w:val="24"/>
+              </w:rPr>
+              <w:t>Отчётность и аналитика</w:t>
             </w:r>
           </w:p>
         </w:tc>
@@ -14236,125 +14575,287 @@
     </w:p>
     <w:p>
       <w:pPr>
-        <w:pStyle w:val="a4"/>
-      </w:pPr>
-      <w:r>
-        <w:t>PM (Project Manager) — руководитель проекта</w:t>
+        <w:pStyle w:val="aa"/>
+        <w:numPr>
+          <w:ilvl w:val="0"/>
+          <w:numId w:val="51"/>
+        </w:numPr>
+        <w:spacing w:after="0" w:line="360" w:lineRule="auto"/>
+        <w:ind w:left="0" w:firstLine="709"/>
+        <w:jc w:val="both"/>
+        <w:rPr>
+          <w:rFonts w:ascii="Times New Roman" w:eastAsiaTheme="minorEastAsia" w:hAnsi="Times New Roman" w:cs="Times New Roman"/>
+          <w:iCs/>
+          <w:sz w:val="24"/>
+          <w:szCs w:val="24"/>
+        </w:rPr>
+      </w:pPr>
+      <w:r>
+        <w:rPr>
+          <w:rFonts w:ascii="Times New Roman" w:eastAsiaTheme="minorEastAsia" w:hAnsi="Times New Roman" w:cs="Times New Roman"/>
+          <w:iCs/>
+          <w:sz w:val="24"/>
+          <w:szCs w:val="24"/>
+        </w:rPr>
+        <w:t xml:space="preserve">Марк. </w:t>
+      </w:r>
+      <w:r>
+        <w:rPr>
+          <w:rFonts w:ascii="Times New Roman" w:eastAsiaTheme="minorEastAsia" w:hAnsi="Times New Roman" w:cs="Times New Roman"/>
+          <w:iCs/>
+          <w:sz w:val="24"/>
+          <w:szCs w:val="24"/>
+        </w:rPr>
+        <w:t xml:space="preserve">(Маркетолог) </w:t>
+      </w:r>
+      <w:r>
+        <w:rPr>
+          <w:rFonts w:ascii="Times New Roman" w:eastAsiaTheme="minorEastAsia" w:hAnsi="Times New Roman" w:cs="Times New Roman"/>
+          <w:iCs/>
+          <w:sz w:val="24"/>
+          <w:szCs w:val="24"/>
+        </w:rPr>
+        <w:t>отвечает за общую маркетинговую стратегию, выбор каналов, медиаплан и KPI;</w:t>
       </w:r>
     </w:p>
     <w:p>
       <w:pPr>
-        <w:pStyle w:val="a4"/>
-      </w:pPr>
-      <w:r>
-        <w:t>Отвечает за общее управление, сроки, координацию команды</w:t>
+        <w:pStyle w:val="aa"/>
+        <w:numPr>
+          <w:ilvl w:val="0"/>
+          <w:numId w:val="51"/>
+        </w:numPr>
+        <w:spacing w:after="0" w:line="360" w:lineRule="auto"/>
+        <w:ind w:left="0" w:firstLine="709"/>
+        <w:jc w:val="both"/>
+        <w:rPr>
+          <w:rFonts w:ascii="Times New Roman" w:eastAsiaTheme="minorEastAsia" w:hAnsi="Times New Roman" w:cs="Times New Roman"/>
+          <w:iCs/>
+          <w:sz w:val="24"/>
+          <w:szCs w:val="24"/>
+        </w:rPr>
+      </w:pPr>
+      <w:proofErr w:type="spellStart"/>
+      <w:r>
+        <w:rPr>
+          <w:rFonts w:ascii="Times New Roman" w:eastAsiaTheme="minorEastAsia" w:hAnsi="Times New Roman" w:cs="Times New Roman"/>
+          <w:iCs/>
+          <w:sz w:val="24"/>
+          <w:szCs w:val="24"/>
+        </w:rPr>
+        <w:t>Диз</w:t>
+      </w:r>
+      <w:proofErr w:type="spellEnd"/>
+      <w:r>
+        <w:rPr>
+          <w:rFonts w:ascii="Times New Roman" w:eastAsiaTheme="minorEastAsia" w:hAnsi="Times New Roman" w:cs="Times New Roman"/>
+          <w:iCs/>
+          <w:sz w:val="24"/>
+          <w:szCs w:val="24"/>
+        </w:rPr>
+        <w:t>.</w:t>
+      </w:r>
+      <w:r>
+        <w:rPr>
+          <w:rFonts w:ascii="Times New Roman" w:eastAsiaTheme="minorEastAsia" w:hAnsi="Times New Roman" w:cs="Times New Roman"/>
+          <w:iCs/>
+          <w:sz w:val="24"/>
+          <w:szCs w:val="24"/>
+        </w:rPr>
+        <w:t xml:space="preserve"> (Дизайнер)</w:t>
+      </w:r>
+      <w:r>
+        <w:rPr>
+          <w:rFonts w:ascii="Times New Roman" w:eastAsiaTheme="minorEastAsia" w:hAnsi="Times New Roman" w:cs="Times New Roman"/>
+          <w:iCs/>
+          <w:sz w:val="24"/>
+          <w:szCs w:val="24"/>
+        </w:rPr>
+        <w:t xml:space="preserve"> создаёт визуальные материалы, баннеры, оформление </w:t>
+      </w:r>
+      <w:proofErr w:type="spellStart"/>
+      <w:r>
+        <w:rPr>
+          <w:rFonts w:ascii="Times New Roman" w:eastAsiaTheme="minorEastAsia" w:hAnsi="Times New Roman" w:cs="Times New Roman"/>
+          <w:iCs/>
+          <w:sz w:val="24"/>
+          <w:szCs w:val="24"/>
+        </w:rPr>
+        <w:t>лендинга</w:t>
+      </w:r>
+      <w:proofErr w:type="spellEnd"/>
+      <w:r>
+        <w:rPr>
+          <w:rFonts w:ascii="Times New Roman" w:eastAsiaTheme="minorEastAsia" w:hAnsi="Times New Roman" w:cs="Times New Roman"/>
+          <w:iCs/>
+          <w:sz w:val="24"/>
+          <w:szCs w:val="24"/>
+        </w:rPr>
+        <w:t xml:space="preserve"> и креативы;</w:t>
       </w:r>
     </w:p>
     <w:p>
       <w:pPr>
-        <w:pStyle w:val="a4"/>
-      </w:pPr>
-      <w:r>
-        <w:t>MKT (Marketing) — маркетолог</w:t>
+        <w:pStyle w:val="aa"/>
+        <w:numPr>
+          <w:ilvl w:val="0"/>
+          <w:numId w:val="51"/>
+        </w:numPr>
+        <w:spacing w:after="0" w:line="360" w:lineRule="auto"/>
+        <w:ind w:left="0" w:firstLine="709"/>
+        <w:jc w:val="both"/>
+        <w:rPr>
+          <w:rFonts w:ascii="Times New Roman" w:eastAsiaTheme="minorEastAsia" w:hAnsi="Times New Roman" w:cs="Times New Roman"/>
+          <w:iCs/>
+          <w:sz w:val="24"/>
+          <w:szCs w:val="24"/>
+        </w:rPr>
+      </w:pPr>
+      <w:r>
+        <w:rPr>
+          <w:rFonts w:ascii="Times New Roman" w:eastAsiaTheme="minorEastAsia" w:hAnsi="Times New Roman" w:cs="Times New Roman"/>
+          <w:iCs/>
+          <w:sz w:val="24"/>
+          <w:szCs w:val="24"/>
+        </w:rPr>
+        <w:t>Конт.</w:t>
+      </w:r>
+      <w:r>
+        <w:rPr>
+          <w:rFonts w:ascii="Times New Roman" w:eastAsiaTheme="minorEastAsia" w:hAnsi="Times New Roman" w:cs="Times New Roman"/>
+          <w:iCs/>
+          <w:sz w:val="24"/>
+          <w:szCs w:val="24"/>
+        </w:rPr>
+        <w:t xml:space="preserve"> (Контент-Специалист)</w:t>
+      </w:r>
+      <w:r>
+        <w:rPr>
+          <w:rFonts w:ascii="Times New Roman" w:eastAsiaTheme="minorEastAsia" w:hAnsi="Times New Roman" w:cs="Times New Roman"/>
+          <w:iCs/>
+          <w:sz w:val="24"/>
+          <w:szCs w:val="24"/>
+        </w:rPr>
+        <w:t xml:space="preserve"> подготавливает тексты, посты, статьи, сценарии и </w:t>
+      </w:r>
+      <w:proofErr w:type="spellStart"/>
+      <w:r>
+        <w:rPr>
+          <w:rFonts w:ascii="Times New Roman" w:eastAsiaTheme="minorEastAsia" w:hAnsi="Times New Roman" w:cs="Times New Roman"/>
+          <w:iCs/>
+          <w:sz w:val="24"/>
+          <w:szCs w:val="24"/>
+        </w:rPr>
+        <w:t>email</w:t>
+      </w:r>
+      <w:proofErr w:type="spellEnd"/>
+      <w:r>
+        <w:rPr>
+          <w:rFonts w:ascii="Times New Roman" w:eastAsiaTheme="minorEastAsia" w:hAnsi="Times New Roman" w:cs="Times New Roman"/>
+          <w:iCs/>
+          <w:sz w:val="24"/>
+          <w:szCs w:val="24"/>
+        </w:rPr>
+        <w:t>-цепочки;</w:t>
       </w:r>
     </w:p>
     <w:p>
       <w:pPr>
-        <w:pStyle w:val="a4"/>
-      </w:pPr>
-      <w:r>
-        <w:t>Занимается продвижением, рекламой, стратегией привлечения пользователей</w:t>
+        <w:pStyle w:val="aa"/>
+        <w:numPr>
+          <w:ilvl w:val="0"/>
+          <w:numId w:val="51"/>
+        </w:numPr>
+        <w:spacing w:after="0" w:line="360" w:lineRule="auto"/>
+        <w:ind w:left="0" w:firstLine="709"/>
+        <w:jc w:val="both"/>
+        <w:rPr>
+          <w:rFonts w:ascii="Times New Roman" w:eastAsiaTheme="minorEastAsia" w:hAnsi="Times New Roman" w:cs="Times New Roman"/>
+          <w:iCs/>
+          <w:sz w:val="24"/>
+          <w:szCs w:val="24"/>
+        </w:rPr>
+      </w:pPr>
+      <w:r>
+        <w:rPr>
+          <w:rFonts w:ascii="Times New Roman" w:eastAsiaTheme="minorEastAsia" w:hAnsi="Times New Roman" w:cs="Times New Roman"/>
+          <w:iCs/>
+          <w:sz w:val="24"/>
+          <w:szCs w:val="24"/>
+        </w:rPr>
+        <w:t>Ан.</w:t>
+      </w:r>
+      <w:r>
+        <w:rPr>
+          <w:rFonts w:ascii="Times New Roman" w:eastAsiaTheme="minorEastAsia" w:hAnsi="Times New Roman" w:cs="Times New Roman"/>
+          <w:iCs/>
+          <w:sz w:val="24"/>
+          <w:szCs w:val="24"/>
+        </w:rPr>
+        <w:t xml:space="preserve"> (Аналитик)</w:t>
+      </w:r>
+      <w:r>
+        <w:rPr>
+          <w:rFonts w:ascii="Times New Roman" w:eastAsiaTheme="minorEastAsia" w:hAnsi="Times New Roman" w:cs="Times New Roman"/>
+          <w:iCs/>
+          <w:sz w:val="24"/>
+          <w:szCs w:val="24"/>
+        </w:rPr>
+        <w:t xml:space="preserve"> собирает и анализирует данные, ведёт отчётность и оценивает эффективность действий;</w:t>
       </w:r>
     </w:p>
     <w:p>
       <w:pPr>
-        <w:pStyle w:val="a4"/>
-      </w:pPr>
-      <w:r>
-        <w:t>DES (Designer) — дизайнер</w:t>
-      </w:r>
-    </w:p>
-    <w:p>
-      <w:pPr>
-        <w:pStyle w:val="a4"/>
-      </w:pPr>
-      <w:r>
-        <w:t>Отвечает за визуал: интерфейс, баннеры, лендинг, креативы</w:t>
-      </w:r>
-    </w:p>
-    <w:p>
-      <w:pPr>
-        <w:pStyle w:val="a4"/>
-      </w:pPr>
-      <w:r>
-        <w:t>DEV (Developer) — разработчик</w:t>
-      </w:r>
-    </w:p>
-    <w:p>
-      <w:pPr>
-        <w:pStyle w:val="a4"/>
-      </w:pPr>
-      <w:r>
-        <w:t>Программирует продукт (мобильное приложение, сайт, backend)</w:t>
-      </w:r>
-    </w:p>
-    <w:p>
-      <w:pPr>
-        <w:pStyle w:val="a4"/>
-      </w:pPr>
-      <w:r>
-        <w:t>ANA (Analyst) — аналитик</w:t>
-      </w:r>
-    </w:p>
-    <w:p>
-      <w:pPr>
-        <w:pStyle w:val="a4"/>
-      </w:pPr>
-      <w:r>
-        <w:t>Анализирует данные, метрики, эффективность кампаний</w:t>
-      </w:r>
-    </w:p>
-    <w:p>
-      <w:pPr>
-        <w:pStyle w:val="a4"/>
+        <w:pStyle w:val="aa"/>
+        <w:numPr>
+          <w:ilvl w:val="0"/>
+          <w:numId w:val="51"/>
+        </w:numPr>
+        <w:spacing w:after="0" w:line="360" w:lineRule="auto"/>
+        <w:ind w:left="0" w:firstLine="709"/>
+        <w:jc w:val="both"/>
         <w:rPr>
-          <w:lang w:val="en-US"/>
+          <w:rFonts w:ascii="Times New Roman" w:eastAsiaTheme="minorEastAsia" w:hAnsi="Times New Roman" w:cs="Times New Roman"/>
+          <w:iCs/>
+          <w:sz w:val="24"/>
+          <w:szCs w:val="24"/>
         </w:rPr>
       </w:pPr>
       <w:r>
         <w:rPr>
-          <w:lang w:val="en-US"/>
+          <w:rFonts w:ascii="Times New Roman" w:eastAsiaTheme="minorEastAsia" w:hAnsi="Times New Roman" w:cs="Times New Roman"/>
+          <w:iCs/>
+          <w:sz w:val="24"/>
+          <w:szCs w:val="24"/>
         </w:rPr>
-        <w:t xml:space="preserve">MOD (Moderator / Community Manager) — </w:t>
-      </w:r>
-      <w:r>
-        <w:t>модератор</w:t>
+        <w:t>Ком.</w:t>
       </w:r>
       <w:r>
         <w:rPr>
-          <w:lang w:val="en-US"/>
+          <w:rFonts w:ascii="Times New Roman" w:eastAsiaTheme="minorEastAsia" w:hAnsi="Times New Roman" w:cs="Times New Roman"/>
+          <w:iCs/>
+          <w:sz w:val="24"/>
+          <w:szCs w:val="24"/>
         </w:rPr>
-        <w:t xml:space="preserve"> / </w:t>
-      </w:r>
-      <w:r>
-        <w:t>менеджер</w:t>
+        <w:t xml:space="preserve"> (Менеджер сообщества)</w:t>
       </w:r>
       <w:r>
         <w:rPr>
-          <w:lang w:val="en-US"/>
+          <w:rFonts w:ascii="Times New Roman" w:eastAsiaTheme="minorEastAsia" w:hAnsi="Times New Roman" w:cs="Times New Roman"/>
+          <w:iCs/>
+          <w:sz w:val="24"/>
+          <w:szCs w:val="24"/>
+        </w:rPr>
+        <w:t xml:space="preserve"> взаимодействует со студентами, амбассадорами и участниками сообщества, поддерживает вовлечённость.</w:t>
+      </w:r>
+      <w:r>
+        <w:rPr>
+          <w:rFonts w:ascii="Times New Roman" w:eastAsiaTheme="minorEastAsia" w:hAnsi="Times New Roman" w:cs="Times New Roman"/>
+          <w:iCs/>
+          <w:sz w:val="24"/>
+          <w:szCs w:val="24"/>
         </w:rPr>
         <w:t xml:space="preserve"> </w:t>
-      </w:r>
-      <w:r>
-        <w:t>сообщества</w:t>
-      </w:r>
-    </w:p>
-    <w:p>
-      <w:pPr>
-        <w:pStyle w:val="a4"/>
-      </w:pPr>
-      <w:r>
-        <w:t>Следит за контентом, работает с пользователями, поддерживает активность</w:t>
       </w:r>
     </w:p>
     <w:p>
@@ -14817,8 +15318,18 @@
                 <w:sz w:val="24"/>
                 <w:szCs w:val="24"/>
               </w:rPr>
-              <w:t>SMM, PR, таргет</w:t>
-            </w:r>
+              <w:t xml:space="preserve">SMM, PR, </w:t>
+            </w:r>
+            <w:proofErr w:type="spellStart"/>
+            <w:r>
+              <w:rPr>
+                <w:rFonts w:ascii="Times New Roman" w:hAnsi="Times New Roman" w:cs="Times New Roman"/>
+                <w:sz w:val="24"/>
+                <w:szCs w:val="24"/>
+              </w:rPr>
+              <w:t>таргет</w:t>
+            </w:r>
+            <w:proofErr w:type="spellEnd"/>
           </w:p>
         </w:tc>
         <w:tc>
@@ -14918,7 +15429,25 @@
                 <w:sz w:val="24"/>
                 <w:szCs w:val="24"/>
               </w:rPr>
-              <w:t>Переходит на лендинг и изучает пользу</w:t>
+              <w:t xml:space="preserve">Переходит на </w:t>
+            </w:r>
+            <w:proofErr w:type="spellStart"/>
+            <w:r>
+              <w:rPr>
+                <w:rFonts w:ascii="Times New Roman" w:hAnsi="Times New Roman" w:cs="Times New Roman"/>
+                <w:sz w:val="24"/>
+                <w:szCs w:val="24"/>
+              </w:rPr>
+              <w:t>лендинг</w:t>
+            </w:r>
+            <w:proofErr w:type="spellEnd"/>
+            <w:r>
+              <w:rPr>
+                <w:rFonts w:ascii="Times New Roman" w:hAnsi="Times New Roman" w:cs="Times New Roman"/>
+                <w:sz w:val="24"/>
+                <w:szCs w:val="24"/>
+              </w:rPr>
+              <w:t xml:space="preserve"> и изучает пользу</w:t>
             </w:r>
           </w:p>
         </w:tc>
@@ -14944,13 +15473,23 @@
                 <w:szCs w:val="24"/>
               </w:rPr>
             </w:pPr>
-            <w:r>
-              <w:rPr>
-                <w:rFonts w:ascii="Times New Roman" w:hAnsi="Times New Roman" w:cs="Times New Roman"/>
-                <w:sz w:val="24"/>
-                <w:szCs w:val="24"/>
-              </w:rPr>
-              <w:t>Лендинг, видео, отзывы</w:t>
+            <w:proofErr w:type="spellStart"/>
+            <w:r>
+              <w:rPr>
+                <w:rFonts w:ascii="Times New Roman" w:hAnsi="Times New Roman" w:cs="Times New Roman"/>
+                <w:sz w:val="24"/>
+                <w:szCs w:val="24"/>
+              </w:rPr>
+              <w:t>Лендинг</w:t>
+            </w:r>
+            <w:proofErr w:type="spellEnd"/>
+            <w:r>
+              <w:rPr>
+                <w:rFonts w:ascii="Times New Roman" w:hAnsi="Times New Roman" w:cs="Times New Roman"/>
+                <w:sz w:val="24"/>
+                <w:szCs w:val="24"/>
+              </w:rPr>
+              <w:t>, видео, отзывы</w:t>
             </w:r>
           </w:p>
         </w:tc>
@@ -15115,8 +15654,18 @@
                 <w:sz w:val="24"/>
                 <w:szCs w:val="24"/>
               </w:rPr>
-              <w:t>Форма регистрации, onboarding</w:t>
-            </w:r>
+              <w:t xml:space="preserve">Форма регистрации, </w:t>
+            </w:r>
+            <w:proofErr w:type="spellStart"/>
+            <w:r>
+              <w:rPr>
+                <w:rFonts w:ascii="Times New Roman" w:hAnsi="Times New Roman" w:cs="Times New Roman"/>
+                <w:sz w:val="24"/>
+                <w:szCs w:val="24"/>
+              </w:rPr>
+              <w:t>onboarding</w:t>
+            </w:r>
+            <w:proofErr w:type="spellEnd"/>
           </w:p>
         </w:tc>
         <w:tc>
@@ -15141,13 +15690,23 @@
                 <w:szCs w:val="24"/>
               </w:rPr>
             </w:pPr>
-            <w:r>
-              <w:rPr>
-                <w:rFonts w:ascii="Times New Roman" w:hAnsi="Times New Roman" w:cs="Times New Roman"/>
-                <w:sz w:val="24"/>
-                <w:szCs w:val="24"/>
-              </w:rPr>
-              <w:t>Email, подсказки, чат-поддержка</w:t>
+            <w:proofErr w:type="spellStart"/>
+            <w:r>
+              <w:rPr>
+                <w:rFonts w:ascii="Times New Roman" w:hAnsi="Times New Roman" w:cs="Times New Roman"/>
+                <w:sz w:val="24"/>
+                <w:szCs w:val="24"/>
+              </w:rPr>
+              <w:t>Email</w:t>
+            </w:r>
+            <w:proofErr w:type="spellEnd"/>
+            <w:r>
+              <w:rPr>
+                <w:rFonts w:ascii="Times New Roman" w:hAnsi="Times New Roman" w:cs="Times New Roman"/>
+                <w:sz w:val="24"/>
+                <w:szCs w:val="24"/>
+              </w:rPr>
+              <w:t>, подсказки, чат-поддержка</w:t>
             </w:r>
           </w:p>
         </w:tc>
@@ -15274,13 +15833,23 @@
                 <w:szCs w:val="24"/>
               </w:rPr>
             </w:pPr>
-            <w:r>
-              <w:rPr>
-                <w:rFonts w:ascii="Times New Roman" w:hAnsi="Times New Roman" w:cs="Times New Roman"/>
-                <w:sz w:val="24"/>
-                <w:szCs w:val="24"/>
-              </w:rPr>
-              <w:t>Push, подсказки, избранное</w:t>
+            <w:proofErr w:type="spellStart"/>
+            <w:r>
+              <w:rPr>
+                <w:rFonts w:ascii="Times New Roman" w:hAnsi="Times New Roman" w:cs="Times New Roman"/>
+                <w:sz w:val="24"/>
+                <w:szCs w:val="24"/>
+              </w:rPr>
+              <w:t>Push</w:t>
+            </w:r>
+            <w:proofErr w:type="spellEnd"/>
+            <w:r>
+              <w:rPr>
+                <w:rFonts w:ascii="Times New Roman" w:hAnsi="Times New Roman" w:cs="Times New Roman"/>
+                <w:sz w:val="24"/>
+                <w:szCs w:val="24"/>
+              </w:rPr>
+              <w:t>, подсказки, избранное</w:t>
             </w:r>
           </w:p>
         </w:tc>
@@ -15344,8 +15913,36 @@
                 <w:sz w:val="24"/>
                 <w:szCs w:val="24"/>
               </w:rPr>
-              <w:t>Time-to-first-action</w:t>
-            </w:r>
+              <w:t>Time-</w:t>
+            </w:r>
+            <w:proofErr w:type="spellStart"/>
+            <w:r>
+              <w:rPr>
+                <w:rFonts w:ascii="Times New Roman" w:hAnsi="Times New Roman" w:cs="Times New Roman"/>
+                <w:sz w:val="24"/>
+                <w:szCs w:val="24"/>
+              </w:rPr>
+              <w:t>to</w:t>
+            </w:r>
+            <w:proofErr w:type="spellEnd"/>
+            <w:r>
+              <w:rPr>
+                <w:rFonts w:ascii="Times New Roman" w:hAnsi="Times New Roman" w:cs="Times New Roman"/>
+                <w:sz w:val="24"/>
+                <w:szCs w:val="24"/>
+              </w:rPr>
+              <w:t>-</w:t>
+            </w:r>
+            <w:proofErr w:type="spellStart"/>
+            <w:r>
+              <w:rPr>
+                <w:rFonts w:ascii="Times New Roman" w:hAnsi="Times New Roman" w:cs="Times New Roman"/>
+                <w:sz w:val="24"/>
+                <w:szCs w:val="24"/>
+              </w:rPr>
+              <w:t>first-action</w:t>
+            </w:r>
+            <w:proofErr w:type="spellEnd"/>
           </w:p>
         </w:tc>
       </w:tr>
@@ -15471,13 +16068,41 @@
                 <w:szCs w:val="24"/>
               </w:rPr>
             </w:pPr>
-            <w:r>
-              <w:rPr>
-                <w:rFonts w:ascii="Times New Roman" w:hAnsi="Times New Roman" w:cs="Times New Roman"/>
-                <w:sz w:val="24"/>
-                <w:szCs w:val="24"/>
-              </w:rPr>
-              <w:t>Email/push-триггеры</w:t>
+            <w:proofErr w:type="spellStart"/>
+            <w:r>
+              <w:rPr>
+                <w:rFonts w:ascii="Times New Roman" w:hAnsi="Times New Roman" w:cs="Times New Roman"/>
+                <w:sz w:val="24"/>
+                <w:szCs w:val="24"/>
+              </w:rPr>
+              <w:t>Email</w:t>
+            </w:r>
+            <w:proofErr w:type="spellEnd"/>
+            <w:r>
+              <w:rPr>
+                <w:rFonts w:ascii="Times New Roman" w:hAnsi="Times New Roman" w:cs="Times New Roman"/>
+                <w:sz w:val="24"/>
+                <w:szCs w:val="24"/>
+              </w:rPr>
+              <w:t>/</w:t>
+            </w:r>
+            <w:proofErr w:type="spellStart"/>
+            <w:r>
+              <w:rPr>
+                <w:rFonts w:ascii="Times New Roman" w:hAnsi="Times New Roman" w:cs="Times New Roman"/>
+                <w:sz w:val="24"/>
+                <w:szCs w:val="24"/>
+              </w:rPr>
+              <w:t>push</w:t>
+            </w:r>
+            <w:proofErr w:type="spellEnd"/>
+            <w:r>
+              <w:rPr>
+                <w:rFonts w:ascii="Times New Roman" w:hAnsi="Times New Roman" w:cs="Times New Roman"/>
+                <w:sz w:val="24"/>
+                <w:szCs w:val="24"/>
+              </w:rPr>
+              <w:t>-триггеры</w:t>
             </w:r>
           </w:p>
         </w:tc>
@@ -15503,13 +16128,23 @@
                 <w:szCs w:val="24"/>
               </w:rPr>
             </w:pPr>
-            <w:r>
-              <w:rPr>
-                <w:rFonts w:ascii="Times New Roman" w:hAnsi="Times New Roman" w:cs="Times New Roman"/>
-                <w:sz w:val="24"/>
-                <w:szCs w:val="24"/>
-              </w:rPr>
-              <w:t>Retention 7/30</w:t>
+            <w:proofErr w:type="spellStart"/>
+            <w:r>
+              <w:rPr>
+                <w:rFonts w:ascii="Times New Roman" w:hAnsi="Times New Roman" w:cs="Times New Roman"/>
+                <w:sz w:val="24"/>
+                <w:szCs w:val="24"/>
+              </w:rPr>
+              <w:t>Retention</w:t>
+            </w:r>
+            <w:proofErr w:type="spellEnd"/>
+            <w:r>
+              <w:rPr>
+                <w:rFonts w:ascii="Times New Roman" w:hAnsi="Times New Roman" w:cs="Times New Roman"/>
+                <w:sz w:val="24"/>
+                <w:szCs w:val="24"/>
+              </w:rPr>
+              <w:t xml:space="preserve"> 7/30</w:t>
             </w:r>
           </w:p>
         </w:tc>
@@ -15977,8 +16612,18 @@
                 <w:sz w:val="24"/>
                 <w:szCs w:val="24"/>
               </w:rPr>
-              <w:t>Сайт/лендинг</w:t>
-            </w:r>
+              <w:t>Сайт/</w:t>
+            </w:r>
+            <w:proofErr w:type="spellStart"/>
+            <w:r>
+              <w:rPr>
+                <w:rFonts w:ascii="Times New Roman" w:hAnsi="Times New Roman" w:cs="Times New Roman"/>
+                <w:sz w:val="24"/>
+                <w:szCs w:val="24"/>
+              </w:rPr>
+              <w:t>лендинг</w:t>
+            </w:r>
+            <w:proofErr w:type="spellEnd"/>
           </w:p>
         </w:tc>
         <w:tc>
@@ -16307,7 +16952,25 @@
                 <w:sz w:val="24"/>
                 <w:szCs w:val="24"/>
               </w:rPr>
-              <w:t>Студенческие лайфхаки, обновления, кейсы</w:t>
+              <w:t xml:space="preserve">Студенческие </w:t>
+            </w:r>
+            <w:proofErr w:type="spellStart"/>
+            <w:r>
+              <w:rPr>
+                <w:rFonts w:ascii="Times New Roman" w:hAnsi="Times New Roman" w:cs="Times New Roman"/>
+                <w:sz w:val="24"/>
+                <w:szCs w:val="24"/>
+              </w:rPr>
+              <w:t>лайфхаки</w:t>
+            </w:r>
+            <w:proofErr w:type="spellEnd"/>
+            <w:r>
+              <w:rPr>
+                <w:rFonts w:ascii="Times New Roman" w:hAnsi="Times New Roman" w:cs="Times New Roman"/>
+                <w:sz w:val="24"/>
+                <w:szCs w:val="24"/>
+              </w:rPr>
+              <w:t>, обновления, кейсы</w:t>
             </w:r>
           </w:p>
         </w:tc>
@@ -16370,6 +17033,7 @@
                 <w:szCs w:val="24"/>
               </w:rPr>
             </w:pPr>
+            <w:proofErr w:type="spellStart"/>
             <w:r>
               <w:rPr>
                 <w:rFonts w:ascii="Times New Roman" w:hAnsi="Times New Roman" w:cs="Times New Roman"/>
@@ -16378,6 +17042,7 @@
               </w:rPr>
               <w:t>Email</w:t>
             </w:r>
+            <w:proofErr w:type="spellEnd"/>
           </w:p>
         </w:tc>
         <w:tc>
@@ -16503,6 +17168,7 @@
                 <w:szCs w:val="24"/>
               </w:rPr>
             </w:pPr>
+            <w:proofErr w:type="spellStart"/>
             <w:r>
               <w:rPr>
                 <w:rFonts w:ascii="Times New Roman" w:hAnsi="Times New Roman" w:cs="Times New Roman"/>
@@ -16511,6 +17177,7 @@
               </w:rPr>
               <w:t>Push</w:t>
             </w:r>
+            <w:proofErr w:type="spellEnd"/>
           </w:p>
         </w:tc>
         <w:tc>
@@ -16615,9 +17282,27 @@
       <w:pPr>
         <w:pStyle w:val="a4"/>
       </w:pPr>
-      <w:r>
-        <w:t>Tone of voice</w:t>
-      </w:r>
+      <w:proofErr w:type="spellStart"/>
+      <w:r>
+        <w:t>Tone</w:t>
+      </w:r>
+      <w:proofErr w:type="spellEnd"/>
+      <w:r>
+        <w:t xml:space="preserve"> </w:t>
+      </w:r>
+      <w:proofErr w:type="spellStart"/>
+      <w:r>
+        <w:t>of</w:t>
+      </w:r>
+      <w:proofErr w:type="spellEnd"/>
+      <w:r>
+        <w:t xml:space="preserve"> </w:t>
+      </w:r>
+      <w:proofErr w:type="spellStart"/>
+      <w:r>
+        <w:t>voice</w:t>
+      </w:r>
+      <w:proofErr w:type="spellEnd"/>
       <w:r>
         <w:t xml:space="preserve"> (тон голоса)</w:t>
       </w:r>
@@ -17075,13 +17760,23 @@
                 <w:szCs w:val="24"/>
               </w:rPr>
             </w:pPr>
-            <w:r>
-              <w:rPr>
-                <w:rFonts w:ascii="Times New Roman" w:hAnsi="Times New Roman" w:cs="Times New Roman"/>
-                <w:sz w:val="24"/>
-                <w:szCs w:val="24"/>
-              </w:rPr>
-              <w:t>Лендинг и аналитика событий</w:t>
+            <w:proofErr w:type="spellStart"/>
+            <w:r>
+              <w:rPr>
+                <w:rFonts w:ascii="Times New Roman" w:hAnsi="Times New Roman" w:cs="Times New Roman"/>
+                <w:sz w:val="24"/>
+                <w:szCs w:val="24"/>
+              </w:rPr>
+              <w:t>Лендинг</w:t>
+            </w:r>
+            <w:proofErr w:type="spellEnd"/>
+            <w:r>
+              <w:rPr>
+                <w:rFonts w:ascii="Times New Roman" w:hAnsi="Times New Roman" w:cs="Times New Roman"/>
+                <w:sz w:val="24"/>
+                <w:szCs w:val="24"/>
+              </w:rPr>
+              <w:t xml:space="preserve"> и аналитика событий</w:t>
             </w:r>
           </w:p>
         </w:tc>
@@ -17145,8 +17840,18 @@
                 <w:sz w:val="24"/>
                 <w:szCs w:val="24"/>
               </w:rPr>
-              <w:t>Улучшение формы и оффера</w:t>
-            </w:r>
+              <w:t xml:space="preserve">Улучшение формы и </w:t>
+            </w:r>
+            <w:proofErr w:type="spellStart"/>
+            <w:r>
+              <w:rPr>
+                <w:rFonts w:ascii="Times New Roman" w:hAnsi="Times New Roman" w:cs="Times New Roman"/>
+                <w:sz w:val="24"/>
+                <w:szCs w:val="24"/>
+              </w:rPr>
+              <w:t>оффера</w:t>
+            </w:r>
+            <w:proofErr w:type="spellEnd"/>
           </w:p>
         </w:tc>
       </w:tr>
@@ -17176,13 +17881,23 @@
                 <w:szCs w:val="24"/>
               </w:rPr>
             </w:pPr>
-            <w:r>
-              <w:rPr>
-                <w:rFonts w:ascii="Times New Roman" w:hAnsi="Times New Roman" w:cs="Times New Roman"/>
-                <w:sz w:val="24"/>
-                <w:szCs w:val="24"/>
-              </w:rPr>
-              <w:t>Retention 7/30</w:t>
+            <w:proofErr w:type="spellStart"/>
+            <w:r>
+              <w:rPr>
+                <w:rFonts w:ascii="Times New Roman" w:hAnsi="Times New Roman" w:cs="Times New Roman"/>
+                <w:sz w:val="24"/>
+                <w:szCs w:val="24"/>
+              </w:rPr>
+              <w:t>Retention</w:t>
+            </w:r>
+            <w:proofErr w:type="spellEnd"/>
+            <w:r>
+              <w:rPr>
+                <w:rFonts w:ascii="Times New Roman" w:hAnsi="Times New Roman" w:cs="Times New Roman"/>
+                <w:sz w:val="24"/>
+                <w:szCs w:val="24"/>
+              </w:rPr>
+              <w:t xml:space="preserve"> 7/30</w:t>
             </w:r>
           </w:p>
         </w:tc>
@@ -17214,7 +17929,25 @@
                 <w:sz w:val="24"/>
                 <w:szCs w:val="24"/>
               </w:rPr>
-              <w:t>Product analytics / CRM</w:t>
+              <w:t xml:space="preserve">Product </w:t>
+            </w:r>
+            <w:proofErr w:type="spellStart"/>
+            <w:r>
+              <w:rPr>
+                <w:rFonts w:ascii="Times New Roman" w:hAnsi="Times New Roman" w:cs="Times New Roman"/>
+                <w:sz w:val="24"/>
+                <w:szCs w:val="24"/>
+              </w:rPr>
+              <w:t>analytics</w:t>
+            </w:r>
+            <w:proofErr w:type="spellEnd"/>
+            <w:r>
+              <w:rPr>
+                <w:rFonts w:ascii="Times New Roman" w:hAnsi="Times New Roman" w:cs="Times New Roman"/>
+                <w:sz w:val="24"/>
+                <w:szCs w:val="24"/>
+              </w:rPr>
+              <w:t xml:space="preserve"> / CRM</w:t>
             </w:r>
           </w:p>
         </w:tc>
@@ -17278,7 +18011,25 @@
                 <w:sz w:val="24"/>
                 <w:szCs w:val="24"/>
               </w:rPr>
-              <w:t>Доработка onboarding и триггеров</w:t>
+              <w:t xml:space="preserve">Доработка </w:t>
+            </w:r>
+            <w:proofErr w:type="spellStart"/>
+            <w:r>
+              <w:rPr>
+                <w:rFonts w:ascii="Times New Roman" w:hAnsi="Times New Roman" w:cs="Times New Roman"/>
+                <w:sz w:val="24"/>
+                <w:szCs w:val="24"/>
+              </w:rPr>
+              <w:t>onboarding</w:t>
+            </w:r>
+            <w:proofErr w:type="spellEnd"/>
+            <w:r>
+              <w:rPr>
+                <w:rFonts w:ascii="Times New Roman" w:hAnsi="Times New Roman" w:cs="Times New Roman"/>
+                <w:sz w:val="24"/>
+                <w:szCs w:val="24"/>
+              </w:rPr>
+              <w:t xml:space="preserve"> и триггеров</w:t>
             </w:r>
           </w:p>
         </w:tc>
@@ -17613,8 +18364,18 @@
                 <w:sz w:val="24"/>
                 <w:szCs w:val="24"/>
               </w:rPr>
-              <w:t>Опросы и support</w:t>
-            </w:r>
+              <w:t xml:space="preserve">Опросы и </w:t>
+            </w:r>
+            <w:proofErr w:type="spellStart"/>
+            <w:r>
+              <w:rPr>
+                <w:rFonts w:ascii="Times New Roman" w:hAnsi="Times New Roman" w:cs="Times New Roman"/>
+                <w:sz w:val="24"/>
+                <w:szCs w:val="24"/>
+              </w:rPr>
+              <w:t>support</w:t>
+            </w:r>
+            <w:proofErr w:type="spellEnd"/>
           </w:p>
         </w:tc>
         <w:tc>
@@ -17688,7 +18449,39 @@
         <w:pStyle w:val="a4"/>
       </w:pPr>
       <w:r>
-        <w:t>В качестве базовой инфраструктуры рекомендуется использовать веб-аналитику, события в приложении, UTM-метки, CRM и отчётность по каналам. Обязательно нужно проводить A/B-тестирование креативов, лендинга, onboarding-цепочки, push-уведомлений и email-сообщений. Именно это позволит не просто собирать данные, а принимать на их основе маркетинговые решения.</w:t>
+        <w:t xml:space="preserve">В качестве базовой инфраструктуры рекомендуется использовать веб-аналитику, события в приложении, UTM-метки, CRM и отчётность по каналам. Обязательно нужно проводить A/B-тестирование креативов, </w:t>
+      </w:r>
+      <w:proofErr w:type="spellStart"/>
+      <w:r>
+        <w:t>лендинга</w:t>
+      </w:r>
+      <w:proofErr w:type="spellEnd"/>
+      <w:r>
+        <w:t xml:space="preserve">, </w:t>
+      </w:r>
+      <w:proofErr w:type="spellStart"/>
+      <w:r>
+        <w:t>onboarding</w:t>
+      </w:r>
+      <w:proofErr w:type="spellEnd"/>
+      <w:r>
+        <w:t xml:space="preserve">-цепочки, </w:t>
+      </w:r>
+      <w:proofErr w:type="spellStart"/>
+      <w:r>
+        <w:t>push</w:t>
+      </w:r>
+      <w:proofErr w:type="spellEnd"/>
+      <w:r>
+        <w:t xml:space="preserve">-уведомлений и </w:t>
+      </w:r>
+      <w:proofErr w:type="spellStart"/>
+      <w:r>
+        <w:t>email</w:t>
+      </w:r>
+      <w:proofErr w:type="spellEnd"/>
+      <w:r>
+        <w:t>-сообщений. Именно это позволит не просто собирать данные, а принимать на их основе маркетинговые решения.</w:t>
       </w:r>
     </w:p>
     <w:p>
@@ -18064,7 +18857,25 @@
                 <w:sz w:val="24"/>
                 <w:szCs w:val="24"/>
               </w:rPr>
-              <w:t>Смена креативов, оффера и аудитории</w:t>
+              <w:t xml:space="preserve">Смена креативов, </w:t>
+            </w:r>
+            <w:proofErr w:type="spellStart"/>
+            <w:r>
+              <w:rPr>
+                <w:rFonts w:ascii="Times New Roman" w:hAnsi="Times New Roman" w:cs="Times New Roman"/>
+                <w:sz w:val="24"/>
+                <w:szCs w:val="24"/>
+              </w:rPr>
+              <w:t>оффера</w:t>
+            </w:r>
+            <w:proofErr w:type="spellEnd"/>
+            <w:r>
+              <w:rPr>
+                <w:rFonts w:ascii="Times New Roman" w:hAnsi="Times New Roman" w:cs="Times New Roman"/>
+                <w:sz w:val="24"/>
+                <w:szCs w:val="24"/>
+              </w:rPr>
+              <w:t xml:space="preserve"> и аудитории</w:t>
             </w:r>
           </w:p>
         </w:tc>
@@ -21358,6 +22169,119 @@
     </w:lvl>
   </w:abstractNum>
   <w:abstractNum w:abstractNumId="21" w15:restartNumberingAfterBreak="0">
+    <w:nsid w:val="2A0E1CAC"/>
+    <w:multiLevelType w:val="hybridMultilevel"/>
+    <w:tmpl w:val="3E94FCAE"/>
+    <w:lvl w:ilvl="0" w:tplc="04190001">
+      <w:start w:val="1"/>
+      <w:numFmt w:val="bullet"/>
+      <w:lvlText w:val=""/>
+      <w:lvlJc w:val="left"/>
+      <w:pPr>
+        <w:ind w:left="1429" w:hanging="360"/>
+      </w:pPr>
+      <w:rPr>
+        <w:rFonts w:ascii="Symbol" w:hAnsi="Symbol" w:hint="default"/>
+      </w:rPr>
+    </w:lvl>
+    <w:lvl w:ilvl="1" w:tplc="04190003" w:tentative="1">
+      <w:start w:val="1"/>
+      <w:numFmt w:val="bullet"/>
+      <w:lvlText w:val="o"/>
+      <w:lvlJc w:val="left"/>
+      <w:pPr>
+        <w:ind w:left="2149" w:hanging="360"/>
+      </w:pPr>
+      <w:rPr>
+        <w:rFonts w:ascii="Courier New" w:hAnsi="Courier New" w:cs="Courier New" w:hint="default"/>
+      </w:rPr>
+    </w:lvl>
+    <w:lvl w:ilvl="2" w:tplc="04190005" w:tentative="1">
+      <w:start w:val="1"/>
+      <w:numFmt w:val="bullet"/>
+      <w:lvlText w:val=""/>
+      <w:lvlJc w:val="left"/>
+      <w:pPr>
+        <w:ind w:left="2869" w:hanging="360"/>
+      </w:pPr>
+      <w:rPr>
+        <w:rFonts w:ascii="Wingdings" w:hAnsi="Wingdings" w:hint="default"/>
+      </w:rPr>
+    </w:lvl>
+    <w:lvl w:ilvl="3" w:tplc="04190001" w:tentative="1">
+      <w:start w:val="1"/>
+      <w:numFmt w:val="bullet"/>
+      <w:lvlText w:val=""/>
+      <w:lvlJc w:val="left"/>
+      <w:pPr>
+        <w:ind w:left="3589" w:hanging="360"/>
+      </w:pPr>
+      <w:rPr>
+        <w:rFonts w:ascii="Symbol" w:hAnsi="Symbol" w:hint="default"/>
+      </w:rPr>
+    </w:lvl>
+    <w:lvl w:ilvl="4" w:tplc="04190003" w:tentative="1">
+      <w:start w:val="1"/>
+      <w:numFmt w:val="bullet"/>
+      <w:lvlText w:val="o"/>
+      <w:lvlJc w:val="left"/>
+      <w:pPr>
+        <w:ind w:left="4309" w:hanging="360"/>
+      </w:pPr>
+      <w:rPr>
+        <w:rFonts w:ascii="Courier New" w:hAnsi="Courier New" w:cs="Courier New" w:hint="default"/>
+      </w:rPr>
+    </w:lvl>
+    <w:lvl w:ilvl="5" w:tplc="04190005" w:tentative="1">
+      <w:start w:val="1"/>
+      <w:numFmt w:val="bullet"/>
+      <w:lvlText w:val=""/>
+      <w:lvlJc w:val="left"/>
+      <w:pPr>
+        <w:ind w:left="5029" w:hanging="360"/>
+      </w:pPr>
+      <w:rPr>
+        <w:rFonts w:ascii="Wingdings" w:hAnsi="Wingdings" w:hint="default"/>
+      </w:rPr>
+    </w:lvl>
+    <w:lvl w:ilvl="6" w:tplc="04190001" w:tentative="1">
+      <w:start w:val="1"/>
+      <w:numFmt w:val="bullet"/>
+      <w:lvlText w:val=""/>
+      <w:lvlJc w:val="left"/>
+      <w:pPr>
+        <w:ind w:left="5749" w:hanging="360"/>
+      </w:pPr>
+      <w:rPr>
+        <w:rFonts w:ascii="Symbol" w:hAnsi="Symbol" w:hint="default"/>
+      </w:rPr>
+    </w:lvl>
+    <w:lvl w:ilvl="7" w:tplc="04190003" w:tentative="1">
+      <w:start w:val="1"/>
+      <w:numFmt w:val="bullet"/>
+      <w:lvlText w:val="o"/>
+      <w:lvlJc w:val="left"/>
+      <w:pPr>
+        <w:ind w:left="6469" w:hanging="360"/>
+      </w:pPr>
+      <w:rPr>
+        <w:rFonts w:ascii="Courier New" w:hAnsi="Courier New" w:cs="Courier New" w:hint="default"/>
+      </w:rPr>
+    </w:lvl>
+    <w:lvl w:ilvl="8" w:tplc="04190005" w:tentative="1">
+      <w:start w:val="1"/>
+      <w:numFmt w:val="bullet"/>
+      <w:lvlText w:val=""/>
+      <w:lvlJc w:val="left"/>
+      <w:pPr>
+        <w:ind w:left="7189" w:hanging="360"/>
+      </w:pPr>
+      <w:rPr>
+        <w:rFonts w:ascii="Wingdings" w:hAnsi="Wingdings" w:hint="default"/>
+      </w:rPr>
+    </w:lvl>
+  </w:abstractNum>
+  <w:abstractNum w:abstractNumId="22" w15:restartNumberingAfterBreak="0">
     <w:nsid w:val="2CDD646C"/>
     <w:multiLevelType w:val="multilevel"/>
     <w:tmpl w:val="FF808738"/>
@@ -21473,7 +22397,7 @@
       </w:pPr>
     </w:lvl>
   </w:abstractNum>
-  <w:abstractNum w:abstractNumId="22" w15:restartNumberingAfterBreak="0">
+  <w:abstractNum w:abstractNumId="23" w15:restartNumberingAfterBreak="0">
     <w:nsid w:val="2D845C1F"/>
     <w:multiLevelType w:val="multilevel"/>
     <w:tmpl w:val="FF808738"/>
@@ -21589,7 +22513,7 @@
       </w:pPr>
     </w:lvl>
   </w:abstractNum>
-  <w:abstractNum w:abstractNumId="23" w15:restartNumberingAfterBreak="0">
+  <w:abstractNum w:abstractNumId="24" w15:restartNumberingAfterBreak="0">
     <w:nsid w:val="312A48C8"/>
     <w:multiLevelType w:val="hybridMultilevel"/>
     <w:tmpl w:val="AF1C600C"/>
@@ -21702,7 +22626,7 @@
       </w:rPr>
     </w:lvl>
   </w:abstractNum>
-  <w:abstractNum w:abstractNumId="24" w15:restartNumberingAfterBreak="0">
+  <w:abstractNum w:abstractNumId="25" w15:restartNumberingAfterBreak="0">
     <w:nsid w:val="31B706C0"/>
     <w:multiLevelType w:val="multilevel"/>
     <w:tmpl w:val="FF808738"/>
@@ -21818,7 +22742,7 @@
       </w:pPr>
     </w:lvl>
   </w:abstractNum>
-  <w:abstractNum w:abstractNumId="25" w15:restartNumberingAfterBreak="0">
+  <w:abstractNum w:abstractNumId="26" w15:restartNumberingAfterBreak="0">
     <w:nsid w:val="371A10A3"/>
     <w:multiLevelType w:val="multilevel"/>
     <w:tmpl w:val="FF808738"/>
@@ -21934,7 +22858,7 @@
       </w:pPr>
     </w:lvl>
   </w:abstractNum>
-  <w:abstractNum w:abstractNumId="26" w15:restartNumberingAfterBreak="0">
+  <w:abstractNum w:abstractNumId="27" w15:restartNumberingAfterBreak="0">
     <w:nsid w:val="39D85BB7"/>
     <w:multiLevelType w:val="hybridMultilevel"/>
     <w:tmpl w:val="6A28DAE4"/>
@@ -22020,7 +22944,7 @@
       </w:pPr>
     </w:lvl>
   </w:abstractNum>
-  <w:abstractNum w:abstractNumId="27" w15:restartNumberingAfterBreak="0">
+  <w:abstractNum w:abstractNumId="28" w15:restartNumberingAfterBreak="0">
     <w:nsid w:val="39E41F12"/>
     <w:multiLevelType w:val="hybridMultilevel"/>
     <w:tmpl w:val="5F3C1ECE"/>
@@ -22133,7 +23057,7 @@
       </w:rPr>
     </w:lvl>
   </w:abstractNum>
-  <w:abstractNum w:abstractNumId="28" w15:restartNumberingAfterBreak="0">
+  <w:abstractNum w:abstractNumId="29" w15:restartNumberingAfterBreak="0">
     <w:nsid w:val="3A90757F"/>
     <w:multiLevelType w:val="multilevel"/>
     <w:tmpl w:val="FF808738"/>
@@ -22249,7 +23173,7 @@
       </w:pPr>
     </w:lvl>
   </w:abstractNum>
-  <w:abstractNum w:abstractNumId="29" w15:restartNumberingAfterBreak="0">
+  <w:abstractNum w:abstractNumId="30" w15:restartNumberingAfterBreak="0">
     <w:nsid w:val="3BF8635A"/>
     <w:multiLevelType w:val="hybridMultilevel"/>
     <w:tmpl w:val="9A8EDAC8"/>
@@ -22362,10 +23286,10 @@
       </w:rPr>
     </w:lvl>
   </w:abstractNum>
-  <w:abstractNum w:abstractNumId="30" w15:restartNumberingAfterBreak="0">
+  <w:abstractNum w:abstractNumId="31" w15:restartNumberingAfterBreak="0">
     <w:nsid w:val="45330AE4"/>
     <w:multiLevelType w:val="hybridMultilevel"/>
-    <w:tmpl w:val="2CBE0032"/>
+    <w:tmpl w:val="D562A2D2"/>
     <w:lvl w:ilvl="0" w:tplc="04190001">
       <w:start w:val="1"/>
       <w:numFmt w:val="bullet"/>
@@ -22475,7 +23399,7 @@
       </w:rPr>
     </w:lvl>
   </w:abstractNum>
-  <w:abstractNum w:abstractNumId="31" w15:restartNumberingAfterBreak="0">
+  <w:abstractNum w:abstractNumId="32" w15:restartNumberingAfterBreak="0">
     <w:nsid w:val="471649E3"/>
     <w:multiLevelType w:val="hybridMultilevel"/>
     <w:tmpl w:val="E35A9976"/>
@@ -22588,7 +23512,7 @@
       </w:rPr>
     </w:lvl>
   </w:abstractNum>
-  <w:abstractNum w:abstractNumId="32" w15:restartNumberingAfterBreak="0">
+  <w:abstractNum w:abstractNumId="33" w15:restartNumberingAfterBreak="0">
     <w:nsid w:val="4ECF1021"/>
     <w:multiLevelType w:val="hybridMultilevel"/>
     <w:tmpl w:val="D6B686E8"/>
@@ -22701,7 +23625,7 @@
       </w:rPr>
     </w:lvl>
   </w:abstractNum>
-  <w:abstractNum w:abstractNumId="33" w15:restartNumberingAfterBreak="0">
+  <w:abstractNum w:abstractNumId="34" w15:restartNumberingAfterBreak="0">
     <w:nsid w:val="4F430DE8"/>
     <w:multiLevelType w:val="multilevel"/>
     <w:tmpl w:val="FF808738"/>
@@ -22817,7 +23741,7 @@
       </w:pPr>
     </w:lvl>
   </w:abstractNum>
-  <w:abstractNum w:abstractNumId="34" w15:restartNumberingAfterBreak="0">
+  <w:abstractNum w:abstractNumId="35" w15:restartNumberingAfterBreak="0">
     <w:nsid w:val="553A637D"/>
     <w:multiLevelType w:val="multilevel"/>
     <w:tmpl w:val="F678FB22"/>
@@ -22966,7 +23890,7 @@
       </w:rPr>
     </w:lvl>
   </w:abstractNum>
-  <w:abstractNum w:abstractNumId="35" w15:restartNumberingAfterBreak="0">
+  <w:abstractNum w:abstractNumId="36" w15:restartNumberingAfterBreak="0">
     <w:nsid w:val="585611BB"/>
     <w:multiLevelType w:val="hybridMultilevel"/>
     <w:tmpl w:val="B248E178"/>
@@ -23079,7 +24003,7 @@
       </w:rPr>
     </w:lvl>
   </w:abstractNum>
-  <w:abstractNum w:abstractNumId="36" w15:restartNumberingAfterBreak="0">
+  <w:abstractNum w:abstractNumId="37" w15:restartNumberingAfterBreak="0">
     <w:nsid w:val="5A1A573D"/>
     <w:multiLevelType w:val="hybridMultilevel"/>
     <w:tmpl w:val="F862708C"/>
@@ -23192,7 +24116,7 @@
       </w:rPr>
     </w:lvl>
   </w:abstractNum>
-  <w:abstractNum w:abstractNumId="37" w15:restartNumberingAfterBreak="0">
+  <w:abstractNum w:abstractNumId="38" w15:restartNumberingAfterBreak="0">
     <w:nsid w:val="60ED418E"/>
     <w:multiLevelType w:val="multilevel"/>
     <w:tmpl w:val="3ECC626C"/>
@@ -23341,7 +24265,7 @@
       </w:rPr>
     </w:lvl>
   </w:abstractNum>
-  <w:abstractNum w:abstractNumId="38" w15:restartNumberingAfterBreak="0">
+  <w:abstractNum w:abstractNumId="39" w15:restartNumberingAfterBreak="0">
     <w:nsid w:val="636C6713"/>
     <w:multiLevelType w:val="hybridMultilevel"/>
     <w:tmpl w:val="1D34DBB8"/>
@@ -23454,7 +24378,7 @@
       </w:rPr>
     </w:lvl>
   </w:abstractNum>
-  <w:abstractNum w:abstractNumId="39" w15:restartNumberingAfterBreak="0">
+  <w:abstractNum w:abstractNumId="40" w15:restartNumberingAfterBreak="0">
     <w:nsid w:val="646415F9"/>
     <w:multiLevelType w:val="hybridMultilevel"/>
     <w:tmpl w:val="315854A4"/>
@@ -23540,7 +24464,7 @@
       </w:pPr>
     </w:lvl>
   </w:abstractNum>
-  <w:abstractNum w:abstractNumId="40" w15:restartNumberingAfterBreak="0">
+  <w:abstractNum w:abstractNumId="41" w15:restartNumberingAfterBreak="0">
     <w:nsid w:val="66BB4E42"/>
     <w:multiLevelType w:val="multilevel"/>
     <w:tmpl w:val="FF808738"/>
@@ -23656,7 +24580,120 @@
       </w:pPr>
     </w:lvl>
   </w:abstractNum>
-  <w:abstractNum w:abstractNumId="41" w15:restartNumberingAfterBreak="0">
+  <w:abstractNum w:abstractNumId="42" w15:restartNumberingAfterBreak="0">
+    <w:nsid w:val="6DB329CB"/>
+    <w:multiLevelType w:val="hybridMultilevel"/>
+    <w:tmpl w:val="2F2E5BA0"/>
+    <w:lvl w:ilvl="0" w:tplc="04190001">
+      <w:start w:val="1"/>
+      <w:numFmt w:val="bullet"/>
+      <w:lvlText w:val=""/>
+      <w:lvlJc w:val="left"/>
+      <w:pPr>
+        <w:ind w:left="720" w:hanging="360"/>
+      </w:pPr>
+      <w:rPr>
+        <w:rFonts w:ascii="Symbol" w:hAnsi="Symbol" w:hint="default"/>
+      </w:rPr>
+    </w:lvl>
+    <w:lvl w:ilvl="1" w:tplc="04190003" w:tentative="1">
+      <w:start w:val="1"/>
+      <w:numFmt w:val="bullet"/>
+      <w:lvlText w:val="o"/>
+      <w:lvlJc w:val="left"/>
+      <w:pPr>
+        <w:ind w:left="1440" w:hanging="360"/>
+      </w:pPr>
+      <w:rPr>
+        <w:rFonts w:ascii="Courier New" w:hAnsi="Courier New" w:cs="Courier New" w:hint="default"/>
+      </w:rPr>
+    </w:lvl>
+    <w:lvl w:ilvl="2" w:tplc="04190005" w:tentative="1">
+      <w:start w:val="1"/>
+      <w:numFmt w:val="bullet"/>
+      <w:lvlText w:val=""/>
+      <w:lvlJc w:val="left"/>
+      <w:pPr>
+        <w:ind w:left="2160" w:hanging="360"/>
+      </w:pPr>
+      <w:rPr>
+        <w:rFonts w:ascii="Wingdings" w:hAnsi="Wingdings" w:hint="default"/>
+      </w:rPr>
+    </w:lvl>
+    <w:lvl w:ilvl="3" w:tplc="04190001" w:tentative="1">
+      <w:start w:val="1"/>
+      <w:numFmt w:val="bullet"/>
+      <w:lvlText w:val=""/>
+      <w:lvlJc w:val="left"/>
+      <w:pPr>
+        <w:ind w:left="2880" w:hanging="360"/>
+      </w:pPr>
+      <w:rPr>
+        <w:rFonts w:ascii="Symbol" w:hAnsi="Symbol" w:hint="default"/>
+      </w:rPr>
+    </w:lvl>
+    <w:lvl w:ilvl="4" w:tplc="04190003" w:tentative="1">
+      <w:start w:val="1"/>
+      <w:numFmt w:val="bullet"/>
+      <w:lvlText w:val="o"/>
+      <w:lvlJc w:val="left"/>
+      <w:pPr>
+        <w:ind w:left="3600" w:hanging="360"/>
+      </w:pPr>
+      <w:rPr>
+        <w:rFonts w:ascii="Courier New" w:hAnsi="Courier New" w:cs="Courier New" w:hint="default"/>
+      </w:rPr>
+    </w:lvl>
+    <w:lvl w:ilvl="5" w:tplc="04190005" w:tentative="1">
+      <w:start w:val="1"/>
+      <w:numFmt w:val="bullet"/>
+      <w:lvlText w:val=""/>
+      <w:lvlJc w:val="left"/>
+      <w:pPr>
+        <w:ind w:left="4320" w:hanging="360"/>
+      </w:pPr>
+      <w:rPr>
+        <w:rFonts w:ascii="Wingdings" w:hAnsi="Wingdings" w:hint="default"/>
+      </w:rPr>
+    </w:lvl>
+    <w:lvl w:ilvl="6" w:tplc="04190001" w:tentative="1">
+      <w:start w:val="1"/>
+      <w:numFmt w:val="bullet"/>
+      <w:lvlText w:val=""/>
+      <w:lvlJc w:val="left"/>
+      <w:pPr>
+        <w:ind w:left="5040" w:hanging="360"/>
+      </w:pPr>
+      <w:rPr>
+        <w:rFonts w:ascii="Symbol" w:hAnsi="Symbol" w:hint="default"/>
+      </w:rPr>
+    </w:lvl>
+    <w:lvl w:ilvl="7" w:tplc="04190003" w:tentative="1">
+      <w:start w:val="1"/>
+      <w:numFmt w:val="bullet"/>
+      <w:lvlText w:val="o"/>
+      <w:lvlJc w:val="left"/>
+      <w:pPr>
+        <w:ind w:left="5760" w:hanging="360"/>
+      </w:pPr>
+      <w:rPr>
+        <w:rFonts w:ascii="Courier New" w:hAnsi="Courier New" w:cs="Courier New" w:hint="default"/>
+      </w:rPr>
+    </w:lvl>
+    <w:lvl w:ilvl="8" w:tplc="04190005" w:tentative="1">
+      <w:start w:val="1"/>
+      <w:numFmt w:val="bullet"/>
+      <w:lvlText w:val=""/>
+      <w:lvlJc w:val="left"/>
+      <w:pPr>
+        <w:ind w:left="6480" w:hanging="360"/>
+      </w:pPr>
+      <w:rPr>
+        <w:rFonts w:ascii="Wingdings" w:hAnsi="Wingdings" w:hint="default"/>
+      </w:rPr>
+    </w:lvl>
+  </w:abstractNum>
+  <w:abstractNum w:abstractNumId="43" w15:restartNumberingAfterBreak="0">
     <w:nsid w:val="6E3962BA"/>
     <w:multiLevelType w:val="hybridMultilevel"/>
     <w:tmpl w:val="2500BEBA"/>
@@ -23769,7 +24806,7 @@
       </w:rPr>
     </w:lvl>
   </w:abstractNum>
-  <w:abstractNum w:abstractNumId="42" w15:restartNumberingAfterBreak="0">
+  <w:abstractNum w:abstractNumId="44" w15:restartNumberingAfterBreak="0">
     <w:nsid w:val="6E950CC1"/>
     <w:multiLevelType w:val="multilevel"/>
     <w:tmpl w:val="FF808738"/>
@@ -23885,7 +24922,7 @@
       </w:pPr>
     </w:lvl>
   </w:abstractNum>
-  <w:abstractNum w:abstractNumId="43" w15:restartNumberingAfterBreak="0">
+  <w:abstractNum w:abstractNumId="45" w15:restartNumberingAfterBreak="0">
     <w:nsid w:val="70F24DA9"/>
     <w:multiLevelType w:val="hybridMultilevel"/>
     <w:tmpl w:val="3476F740"/>
@@ -23971,7 +25008,7 @@
       </w:pPr>
     </w:lvl>
   </w:abstractNum>
-  <w:abstractNum w:abstractNumId="44" w15:restartNumberingAfterBreak="0">
+  <w:abstractNum w:abstractNumId="46" w15:restartNumberingAfterBreak="0">
     <w:nsid w:val="72FB4B98"/>
     <w:multiLevelType w:val="multilevel"/>
     <w:tmpl w:val="8AC2AFA0"/>
@@ -24120,7 +25157,7 @@
       </w:rPr>
     </w:lvl>
   </w:abstractNum>
-  <w:abstractNum w:abstractNumId="45" w15:restartNumberingAfterBreak="0">
+  <w:abstractNum w:abstractNumId="47" w15:restartNumberingAfterBreak="0">
     <w:nsid w:val="743028EB"/>
     <w:multiLevelType w:val="hybridMultilevel"/>
     <w:tmpl w:val="05887776"/>
@@ -24233,7 +25270,7 @@
       </w:rPr>
     </w:lvl>
   </w:abstractNum>
-  <w:abstractNum w:abstractNumId="46" w15:restartNumberingAfterBreak="0">
+  <w:abstractNum w:abstractNumId="48" w15:restartNumberingAfterBreak="0">
     <w:nsid w:val="761D14EF"/>
     <w:multiLevelType w:val="hybridMultilevel"/>
     <w:tmpl w:val="713EB0E2"/>
@@ -24322,7 +25359,7 @@
       </w:pPr>
     </w:lvl>
   </w:abstractNum>
-  <w:abstractNum w:abstractNumId="47" w15:restartNumberingAfterBreak="0">
+  <w:abstractNum w:abstractNumId="49" w15:restartNumberingAfterBreak="0">
     <w:nsid w:val="7D101FFB"/>
     <w:multiLevelType w:val="hybridMultilevel"/>
     <w:tmpl w:val="4C4EB1D4"/>
@@ -24435,7 +25472,7 @@
       </w:rPr>
     </w:lvl>
   </w:abstractNum>
-  <w:abstractNum w:abstractNumId="48" w15:restartNumberingAfterBreak="0">
+  <w:abstractNum w:abstractNumId="50" w15:restartNumberingAfterBreak="0">
     <w:nsid w:val="7EB35A1F"/>
     <w:multiLevelType w:val="hybridMultilevel"/>
     <w:tmpl w:val="45B823A2"/>
@@ -24528,13 +25565,13 @@
     <w:abstractNumId w:val="4"/>
   </w:num>
   <w:num w:numId="3">
-    <w:abstractNumId w:val="38"/>
+    <w:abstractNumId w:val="39"/>
   </w:num>
   <w:num w:numId="4">
-    <w:abstractNumId w:val="30"/>
+    <w:abstractNumId w:val="31"/>
   </w:num>
   <w:num w:numId="5">
-    <w:abstractNumId w:val="34"/>
+    <w:abstractNumId w:val="35"/>
   </w:num>
   <w:num w:numId="6">
     <w:abstractNumId w:val="3"/>
@@ -24543,13 +25580,13 @@
     <w:abstractNumId w:val="9"/>
   </w:num>
   <w:num w:numId="8">
-    <w:abstractNumId w:val="37"/>
+    <w:abstractNumId w:val="38"/>
   </w:num>
   <w:num w:numId="9">
     <w:abstractNumId w:val="16"/>
   </w:num>
   <w:num w:numId="10">
-    <w:abstractNumId w:val="44"/>
+    <w:abstractNumId w:val="46"/>
   </w:num>
   <w:num w:numId="11">
     <w:abstractNumId w:val="8"/>
@@ -24564,16 +25601,16 @@
     <w:abstractNumId w:val="5"/>
   </w:num>
   <w:num w:numId="15">
-    <w:abstractNumId w:val="27"/>
+    <w:abstractNumId w:val="28"/>
   </w:num>
   <w:num w:numId="16">
-    <w:abstractNumId w:val="47"/>
+    <w:abstractNumId w:val="49"/>
   </w:num>
   <w:num w:numId="17">
-    <w:abstractNumId w:val="48"/>
+    <w:abstractNumId w:val="50"/>
   </w:num>
   <w:num w:numId="18">
-    <w:abstractNumId w:val="35"/>
+    <w:abstractNumId w:val="36"/>
   </w:num>
   <w:num w:numId="19">
     <w:abstractNumId w:val="6"/>
@@ -24585,13 +25622,13 @@
     <w:abstractNumId w:val="19"/>
   </w:num>
   <w:num w:numId="22">
-    <w:abstractNumId w:val="46"/>
+    <w:abstractNumId w:val="48"/>
   </w:num>
   <w:num w:numId="23">
     <w:abstractNumId w:val="10"/>
   </w:num>
   <w:num w:numId="24">
-    <w:abstractNumId w:val="26"/>
+    <w:abstractNumId w:val="27"/>
   </w:num>
   <w:num w:numId="25">
     <w:abstractNumId w:val="13"/>
@@ -24600,61 +25637,61 @@
     <w:abstractNumId w:val="17"/>
   </w:num>
   <w:num w:numId="27">
+    <w:abstractNumId w:val="47"/>
+  </w:num>
+  <w:num w:numId="28">
+    <w:abstractNumId w:val="40"/>
+  </w:num>
+  <w:num w:numId="29">
+    <w:abstractNumId w:val="33"/>
+  </w:num>
+  <w:num w:numId="30">
     <w:abstractNumId w:val="45"/>
   </w:num>
-  <w:num w:numId="28">
-    <w:abstractNumId w:val="39"/>
+  <w:num w:numId="31">
+    <w:abstractNumId w:val="26"/>
   </w:num>
-  <w:num w:numId="29">
-    <w:abstractNumId w:val="32"/>
+  <w:num w:numId="32">
+    <w:abstractNumId w:val="23"/>
   </w:num>
-  <w:num w:numId="30">
-    <w:abstractNumId w:val="43"/>
+  <w:num w:numId="33">
+    <w:abstractNumId w:val="29"/>
   </w:num>
-  <w:num w:numId="31">
+  <w:num w:numId="34">
+    <w:abstractNumId w:val="44"/>
+  </w:num>
+  <w:num w:numId="35">
+    <w:abstractNumId w:val="34"/>
+  </w:num>
+  <w:num w:numId="36">
     <w:abstractNumId w:val="25"/>
   </w:num>
-  <w:num w:numId="32">
-    <w:abstractNumId w:val="22"/>
-  </w:num>
-  <w:num w:numId="33">
-    <w:abstractNumId w:val="28"/>
-  </w:num>
-  <w:num w:numId="34">
-    <w:abstractNumId w:val="42"/>
-  </w:num>
-  <w:num w:numId="35">
-    <w:abstractNumId w:val="33"/>
-  </w:num>
-  <w:num w:numId="36">
-    <w:abstractNumId w:val="24"/>
-  </w:num>
   <w:num w:numId="37">
-    <w:abstractNumId w:val="40"/>
+    <w:abstractNumId w:val="41"/>
   </w:num>
   <w:num w:numId="38">
-    <w:abstractNumId w:val="21"/>
+    <w:abstractNumId w:val="22"/>
   </w:num>
   <w:num w:numId="39">
     <w:abstractNumId w:val="7"/>
   </w:num>
   <w:num w:numId="40">
-    <w:abstractNumId w:val="29"/>
+    <w:abstractNumId w:val="30"/>
   </w:num>
   <w:num w:numId="41">
-    <w:abstractNumId w:val="41"/>
+    <w:abstractNumId w:val="43"/>
   </w:num>
   <w:num w:numId="42">
     <w:abstractNumId w:val="20"/>
   </w:num>
   <w:num w:numId="43">
-    <w:abstractNumId w:val="36"/>
+    <w:abstractNumId w:val="37"/>
   </w:num>
   <w:num w:numId="44">
-    <w:abstractNumId w:val="31"/>
+    <w:abstractNumId w:val="32"/>
   </w:num>
   <w:num w:numId="45">
-    <w:abstractNumId w:val="23"/>
+    <w:abstractNumId w:val="24"/>
   </w:num>
   <w:num w:numId="46">
     <w:abstractNumId w:val="15"/>
@@ -24667,6 +25704,12 @@
   </w:num>
   <w:num w:numId="49">
     <w:abstractNumId w:val="18"/>
+  </w:num>
+  <w:num w:numId="50">
+    <w:abstractNumId w:val="21"/>
+  </w:num>
+  <w:num w:numId="51">
+    <w:abstractNumId w:val="42"/>
   </w:num>
   <w:numIdMacAtCleanup w:val="43"/>
 </w:numbering>
